--- a/article/ppv_draft.docx
+++ b/article/ppv_draft.docx
@@ -2,7 +2,15 @@
 <file path=word/document.xml><?xml version="1.0" encoding="utf-8"?>
 <w:document xmlns:w="http://schemas.openxmlformats.org/wordprocessingml/2006/main" xmlns:m="http://schemas.openxmlformats.org/officeDocument/2006/math" xmlns:r="http://schemas.openxmlformats.org/officeDocument/2006/relationships" xmlns:o="urn:schemas-microsoft-com:office:office" xmlns:v="urn:schemas-microsoft-com:vml" xmlns:w10="urn:schemas-microsoft-com:office:word" xmlns:a="http://schemas.openxmlformats.org/drawingml/2006/main" xmlns:pic="http://schemas.openxmlformats.org/drawingml/2006/picture" xmlns:wp="http://schemas.openxmlformats.org/drawingml/2006/wordprocessingDrawing">
   <w:body>
-    <w:bookmarkStart w:id="57" w:name="X5255a80af6f15ace933f04c3f50effef4c1a446"/>
+    <w:p>
+      <w:pPr>
+        <w:pStyle w:val="Title"/>
+      </w:pPr>
+      <w:r>
+        <w:t xml:space="preserve">Зографские и Рериховские чтения, 2004–2026</w:t>
+      </w:r>
+    </w:p>
+    <w:bookmarkStart w:id="81" w:name="X5255a80af6f15ace933f04c3f50effef4c1a446"/>
     <w:p>
       <w:pPr>
         <w:pStyle w:val="Heading1"/>
@@ -16,7 +24,7 @@
         <w:pStyle w:val="BlockText"/>
       </w:pPr>
       <w:r>
-        <w:t xml:space="preserve">Рабочий драфт для ППВ. Версия 0.6, 2026-05-22. Целевой объем 12–15 стр., итоговое</w:t>
+        <w:t xml:space="preserve">Рабочий драфт для ППВ. Версия 0.7, 2026-05-24. Целевой объем 12–15 стр., итоговое</w:t>
       </w:r>
       <w:r>
         <w:t xml:space="preserve"> </w:t>
@@ -46,7 +54,13 @@
         <w:t xml:space="preserve"> </w:t>
       </w:r>
       <w:r>
-        <w:t xml:space="preserve">интерпретация метрик закрытости и подписи публикационных рисунков.</w:t>
+        <w:t xml:space="preserve">интерпретация метрик закрытости и подписи публикационных рисунков; в версии 0.7</w:t>
+      </w:r>
+      <w:r>
+        <w:t xml:space="preserve"> </w:t>
+      </w:r>
+      <w:r>
+        <w:t xml:space="preserve">синхронизированы базовые числа статьи с сайтом и текущей БД.</w:t>
       </w:r>
     </w:p>
     <w:p>
@@ -94,7 +108,7 @@
         <w:t xml:space="preserve"> </w:t>
       </w:r>
       <w:r>
-        <w:t xml:space="preserve">На основе нормализованного корпуса из 895 включенных в базу докладов и 226 ученых</w:t>
+        <w:t xml:space="preserve">На основе нормализованного корпуса из 895 включенных в базу докладов и 220 ученых</w:t>
       </w:r>
       <w:r>
         <w:t xml:space="preserve"> </w:t>
@@ -142,13 +156,13 @@
         <w:t xml:space="preserve"> </w:t>
       </w:r>
       <w:r>
-        <w:t xml:space="preserve">плотное ядро (30.9% против 23.4% в Зографе; без предварительной программы 2026 г. —</w:t>
-      </w:r>
-      <w:r>
-        <w:t xml:space="preserve"> </w:t>
-      </w:r>
-      <w:r>
-        <w:t xml:space="preserve">25.0% в Зографе) и более высокую тематическую концентрацию</w:t>
+        <w:t xml:space="preserve">плотное ядро (31.9% против 24.0% в Зографе; без предварительной программы 2026 г. —</w:t>
+      </w:r>
+      <w:r>
+        <w:t xml:space="preserve"> </w:t>
+      </w:r>
+      <w:r>
+        <w:t xml:space="preserve">25.7% в Зографе) и более высокую тематическую концентрацию</w:t>
       </w:r>
       <w:r>
         <w:t xml:space="preserve"> </w:t>
@@ -256,7 +270,7 @@
         <w:t xml:space="preserve"> </w:t>
       </w:r>
       <w:r>
-        <w:t xml:space="preserve">database of 895 catalogued talks and 226 scholars, including 837 talks through 2025</w:t>
+        <w:t xml:space="preserve">database of 895 catalogued talks and 220 scholars, including 837 talks through 2025</w:t>
       </w:r>
       <w:r>
         <w:t xml:space="preserve"> </w:t>
@@ -310,7 +324,7 @@
         <w:t xml:space="preserve"> </w:t>
       </w:r>
       <w:r>
-        <w:t xml:space="preserve">(30.9% vs 23.4%; 25.0% for Zograf when the preliminary 2026 programme is excluded)</w:t>
+        <w:t xml:space="preserve">(31.9% vs 24.0%; 25.7% for Zograf when the preliminary 2026 programme is excluded)</w:t>
       </w:r>
       <w:r>
         <w:t xml:space="preserve"> </w:t>
@@ -637,7 +651,7 @@
           <w:b/>
           <w:bCs/>
         </w:rPr>
-        <w:t xml:space="preserve">226 уникальных ученых и 895</w:t>
+        <w:t xml:space="preserve">220 уникальных ученых и 895</w:t>
       </w:r>
       <w:r>
         <w:rPr>
@@ -880,7 +894,7 @@
           <w:b/>
           <w:bCs/>
         </w:rPr>
-        <w:t xml:space="preserve">226 уникальных ученых</w:t>
+        <w:t xml:space="preserve">220 уникальных ученых</w:t>
       </w:r>
       <w:r>
         <w:t xml:space="preserve"> </w:t>
@@ -1073,19 +1087,7 @@
         <w:t xml:space="preserve"> </w:t>
       </w:r>
       <w:r>
-        <w:t xml:space="preserve">год рождения известен только для 66 из</w:t>
-      </w:r>
-      <w:r>
-        <w:t xml:space="preserve"> </w:t>
-      </w:r>
-      <w:r>
-        <w:t xml:space="preserve">226 ученых; для оставшихся 160 невозможно построить точную возрастную пирамиду, и</w:t>
-      </w:r>
-      <w:r>
-        <w:t xml:space="preserve"> </w:t>
-      </w:r>
-      <w:r>
-        <w:t xml:space="preserve">в разделе 7 мы работаем только с известными значениями.</w:t>
+        <w:t xml:space="preserve">хотя в архивной базе полностью восстановлены биографические годы рождения для всех 220 уникальных участников (что устраняет селективные смещения выборки, см. раздел 7), мы по-прежнему ограничены источниковедческими факторами.</w:t>
       </w:r>
       <w:r>
         <w:t xml:space="preserve"> </w:t>
@@ -1291,7 +1293,7 @@
     </w:p>
     <w:bookmarkEnd w:id="14"/>
     <w:bookmarkEnd w:id="15"/>
-    <w:bookmarkStart w:id="18" w:name="объемные-показатели-за-двадцать-лет"/>
+    <w:bookmarkStart w:id="21" w:name="объемные-показатели-за-двадцать-лет"/>
     <w:p>
       <w:pPr>
         <w:pStyle w:val="Heading2"/>
@@ -1340,7 +1342,7 @@
           <w:b/>
           <w:bCs/>
         </w:rPr>
-        <w:t xml:space="preserve">226 ученых</w:t>
+        <w:t xml:space="preserve">220 ученых</w:t>
       </w:r>
       <w:r>
         <w:t xml:space="preserve">: 837</w:t>
@@ -1367,13 +1369,13 @@
         <w:t xml:space="preserve"> </w:t>
       </w:r>
       <w:r>
-        <w:t xml:space="preserve">зафиксирован 171 ученый с 540 докладами, на Рериховских за 18 событийных записей</w:t>
-      </w:r>
-      <w:r>
-        <w:t xml:space="preserve"> </w:t>
-      </w:r>
-      <w:r>
-        <w:t xml:space="preserve">(13 с извлеченными докладами) — 94 ученых с 355 докладами.</w:t>
+        <w:t xml:space="preserve">зафиксировано 167 ученых с 540 докладами, на Рериховских за 18 событийных записей</w:t>
+      </w:r>
+      <w:r>
+        <w:t xml:space="preserve"> </w:t>
+      </w:r>
+      <w:r>
+        <w:t xml:space="preserve">(13 с извлеченными докладами) — 91 ученый с 355 докладами.</w:t>
       </w:r>
     </w:p>
     <w:tbl>
@@ -1607,31 +1609,31 @@
               <w:jc w:val="right"/>
             </w:pPr>
             <w:r>
-              <w:t xml:space="preserve">171</w:t>
-            </w:r>
-          </w:p>
-        </w:tc>
-        <w:tc>
-          <w:tcPr/>
-          <w:p>
-            <w:pPr>
-              <w:pStyle w:val="Compact"/>
-              <w:jc w:val="right"/>
-            </w:pPr>
-            <w:r>
-              <w:t xml:space="preserve">94</w:t>
-            </w:r>
-          </w:p>
-        </w:tc>
-        <w:tc>
-          <w:tcPr/>
-          <w:p>
-            <w:pPr>
-              <w:pStyle w:val="Compact"/>
-              <w:jc w:val="right"/>
-            </w:pPr>
-            <w:r>
-              <w:t xml:space="preserve">226</w:t>
+              <w:t xml:space="preserve">167</w:t>
+            </w:r>
+          </w:p>
+        </w:tc>
+        <w:tc>
+          <w:tcPr/>
+          <w:p>
+            <w:pPr>
+              <w:pStyle w:val="Compact"/>
+              <w:jc w:val="right"/>
+            </w:pPr>
+            <w:r>
+              <w:t xml:space="preserve">91</w:t>
+            </w:r>
+          </w:p>
+        </w:tc>
+        <w:tc>
+          <w:tcPr/>
+          <w:p>
+            <w:pPr>
+              <w:pStyle w:val="Compact"/>
+              <w:jc w:val="right"/>
+            </w:pPr>
+            <w:r>
+              <w:t xml:space="preserve">220</w:t>
             </w:r>
           </w:p>
         </w:tc>
@@ -1778,7 +1780,7 @@
               <w:jc w:val="right"/>
             </w:pPr>
             <w:r>
-              <w:t xml:space="preserve">39</w:t>
+              <w:t xml:space="preserve">38</w:t>
             </w:r>
           </w:p>
         </w:tc>
@@ -1803,7 +1805,7 @@
         <w:pStyle w:val="BodyText"/>
       </w:pPr>
       <w:r>
-        <w:t xml:space="preserve">Из совокупных 226 ученых</w:t>
+        <w:t xml:space="preserve">Из совокупных 220 ученых</w:t>
       </w:r>
       <w:r>
         <w:t xml:space="preserve"> </w:t>
@@ -1813,7 +1815,7 @@
           <w:b/>
           <w:bCs/>
         </w:rPr>
-        <w:t xml:space="preserve">39 (17%) выступали на обеих площадках</w:t>
+        <w:t xml:space="preserve">38 (17.3%) выступали на обеих площадках</w:t>
       </w:r>
       <w:r>
         <w:t xml:space="preserve">, образуя пересекающуюся</w:t>
@@ -1846,7 +1848,7 @@
         <w:t xml:space="preserve"> </w:t>
       </w:r>
       <w:r>
-        <w:t xml:space="preserve">их лишь 39 — более чем на восемнадцать стандартных отклонений ниже ожидаемого. Иными</w:t>
+        <w:t xml:space="preserve">их лишь 38 — более чем на восемнадцать стандартных отклонений ниже ожидаемого. Иными</w:t>
       </w:r>
       <w:r>
         <w:t xml:space="preserve"> </w:t>
@@ -1862,7 +1864,7 @@
       </w:r>
     </w:p>
     <w:bookmarkEnd w:id="16"/>
-    <w:bookmarkStart w:id="17" w:name="динамика-по-годам"/>
+    <w:bookmarkStart w:id="20" w:name="динамика-по-годам"/>
     <w:p>
       <w:pPr>
         <w:pStyle w:val="Heading3"/>
@@ -3290,7 +3292,7 @@
                 <w:b/>
                 <w:bCs/>
               </w:rPr>
-              <w:t xml:space="preserve">171</w:t>
+              <w:t xml:space="preserve">167</w:t>
             </w:r>
           </w:p>
         </w:tc>
@@ -3322,7 +3324,7 @@
                 <w:b/>
                 <w:bCs/>
               </w:rPr>
-              <w:t xml:space="preserve">94</w:t>
+              <w:t xml:space="preserve">91</w:t>
             </w:r>
           </w:p>
         </w:tc>
@@ -3360,31 +3362,53 @@
         <w:t xml:space="preserve">года доступна автору и будет интегрирована в базу к следующей версии настоящей статьи.)</w:t>
       </w:r>
     </w:p>
-    <w:tbl>
-      <w:tblPr>
-        <w:tblStyle w:val="FigureTable"/>
-        <w:tblW w:type="auto" w:w="0"/>
-        <w:jc w:val="center"/>
-        <w:tblLook w:firstRow="0" w:lastRow="0" w:firstColumn="0" w:lastColumn="0"/>
-      </w:tblPr>
-      <w:tblGrid>
-        <w:gridCol w:w="7920"/>
-      </w:tblGrid>
-      <w:tr>
-        <w:tc>
-          <w:tcPr/>
-          <w:p>
-            <w:pPr>
-              <w:pStyle w:val="Compact"/>
-              <w:jc w:val="center"/>
-            </w:pPr>
-            <w:r>
-              <w:t xml:space="preserve">Рис. 1. Обновление состава: новички, ретроспективное ядро и повторные участники</w:t>
-            </w:r>
-          </w:p>
-        </w:tc>
-      </w:tr>
-    </w:tbl>
+    <w:p>
+      <w:pPr>
+        <w:pStyle w:val="CaptionedFigure"/>
+      </w:pPr>
+      <w:r>
+        <w:drawing>
+          <wp:inline>
+            <wp:extent cx="5334000" cy="3619500"/>
+            <wp:effectExtent b="0" l="0" r="0" t="0"/>
+            <wp:docPr descr="Рис. 1. Обновление состава: новички, ретроспективное ядро и повторные участники" title="" id="18" name="Picture"/>
+            <a:graphic>
+              <a:graphicData uri="http://schemas.openxmlformats.org/drawingml/2006/picture">
+                <pic:pic>
+                  <pic:nvPicPr>
+                    <pic:cNvPr descr="figures/participant_dynamics.png" id="19" name="Picture"/>
+                    <pic:cNvPicPr>
+                      <a:picLocks noChangeArrowheads="1" noChangeAspect="1"/>
+                    </pic:cNvPicPr>
+                  </pic:nvPicPr>
+                  <pic:blipFill>
+                    <a:blip r:embed="rId17"/>
+                    <a:stretch>
+                      <a:fillRect/>
+                    </a:stretch>
+                  </pic:blipFill>
+                  <pic:spPr bwMode="auto">
+                    <a:xfrm>
+                      <a:off x="0" y="0"/>
+                      <a:ext cx="5334000" cy="3619500"/>
+                    </a:xfrm>
+                    <a:prstGeom prst="rect">
+                      <a:avLst/>
+                    </a:prstGeom>
+                    <a:noFill/>
+                    <a:ln w="9525">
+                      <a:noFill/>
+                      <a:headEnd/>
+                      <a:tailEnd/>
+                    </a:ln>
+                  </pic:spPr>
+                </pic:pic>
+              </a:graphicData>
+            </a:graphic>
+          </wp:inline>
+        </w:drawing>
+      </w:r>
+    </w:p>
     <w:p>
       <w:pPr>
         <w:pStyle w:val="ImageCaption"/>
@@ -3425,9 +3449,9 @@
         <w:t xml:space="preserve">характер еще не состоявшейся программы.</w:t>
       </w:r>
     </w:p>
-    <w:bookmarkEnd w:id="17"/>
-    <w:bookmarkEnd w:id="18"/>
-    <w:bookmarkStart w:id="24" w:name="просопография-и-метрики-закрытости-клуба"/>
+    <w:bookmarkEnd w:id="20"/>
+    <w:bookmarkEnd w:id="21"/>
+    <w:bookmarkStart w:id="27" w:name="просопография-и-метрики-закрытости-клуба"/>
     <w:p>
       <w:pPr>
         <w:pStyle w:val="Heading2"/>
@@ -3486,7 +3510,7 @@
         <w:t xml:space="preserve">Все метрики вычислены отдельно для каждой серии и для их объединения.</w:t>
       </w:r>
     </w:p>
-    <w:bookmarkStart w:id="19" w:name="шесть-метрик"/>
+    <w:bookmarkStart w:id="22" w:name="шесть-метрик"/>
     <w:p>
       <w:pPr>
         <w:pStyle w:val="Heading3"/>
@@ -3669,8 +3693,8 @@
         <w:t xml:space="preserve">ее доля остается активной через N лет после дебюта.</w:t>
       </w:r>
     </w:p>
-    <w:bookmarkEnd w:id="19"/>
-    <w:bookmarkStart w:id="20" w:name="сводная-таблица"/>
+    <w:bookmarkEnd w:id="22"/>
+    <w:bookmarkStart w:id="23" w:name="сводная-таблица"/>
     <w:p>
       <w:pPr>
         <w:pStyle w:val="Heading3"/>
@@ -3777,31 +3801,31 @@
               <w:jc w:val="right"/>
             </w:pPr>
             <w:r>
-              <w:t xml:space="preserve">171</w:t>
-            </w:r>
-          </w:p>
-        </w:tc>
-        <w:tc>
-          <w:tcPr/>
-          <w:p>
-            <w:pPr>
-              <w:pStyle w:val="Compact"/>
-              <w:jc w:val="right"/>
-            </w:pPr>
-            <w:r>
-              <w:t xml:space="preserve">94</w:t>
-            </w:r>
-          </w:p>
-        </w:tc>
-        <w:tc>
-          <w:tcPr/>
-          <w:p>
-            <w:pPr>
-              <w:pStyle w:val="Compact"/>
-              <w:jc w:val="right"/>
-            </w:pPr>
-            <w:r>
-              <w:t xml:space="preserve">226</w:t>
+              <w:t xml:space="preserve">167</w:t>
+            </w:r>
+          </w:p>
+        </w:tc>
+        <w:tc>
+          <w:tcPr/>
+          <w:p>
+            <w:pPr>
+              <w:pStyle w:val="Compact"/>
+              <w:jc w:val="right"/>
+            </w:pPr>
+            <w:r>
+              <w:t xml:space="preserve">91</w:t>
+            </w:r>
+          </w:p>
+        </w:tc>
+        <w:tc>
+          <w:tcPr/>
+          <w:p>
+            <w:pPr>
+              <w:pStyle w:val="Compact"/>
+              <w:jc w:val="right"/>
+            </w:pPr>
+            <w:r>
+              <w:t xml:space="preserve">220</w:t>
             </w:r>
           </w:p>
         </w:tc>
@@ -3875,31 +3899,31 @@
               <w:jc w:val="right"/>
             </w:pPr>
             <w:r>
-              <w:t xml:space="preserve">46.2</w:t>
-            </w:r>
-          </w:p>
-        </w:tc>
-        <w:tc>
-          <w:tcPr/>
-          <w:p>
-            <w:pPr>
-              <w:pStyle w:val="Compact"/>
-              <w:jc w:val="right"/>
-            </w:pPr>
-            <w:r>
-              <w:t xml:space="preserve">39.4</w:t>
-            </w:r>
-          </w:p>
-        </w:tc>
-        <w:tc>
-          <w:tcPr/>
-          <w:p>
-            <w:pPr>
-              <w:pStyle w:val="Compact"/>
-              <w:jc w:val="right"/>
-            </w:pPr>
-            <w:r>
-              <w:t xml:space="preserve">44.7</w:t>
+              <w:t xml:space="preserve">43.7</w:t>
+            </w:r>
+          </w:p>
+        </w:tc>
+        <w:tc>
+          <w:tcPr/>
+          <w:p>
+            <w:pPr>
+              <w:pStyle w:val="Compact"/>
+              <w:jc w:val="right"/>
+            </w:pPr>
+            <w:r>
+              <w:t xml:space="preserve">38.5</w:t>
+            </w:r>
+          </w:p>
+        </w:tc>
+        <w:tc>
+          <w:tcPr/>
+          <w:p>
+            <w:pPr>
+              <w:pStyle w:val="Compact"/>
+              <w:jc w:val="right"/>
+            </w:pPr>
+            <w:r>
+              <w:t xml:space="preserve">42.7</w:t>
             </w:r>
           </w:p>
         </w:tc>
@@ -3924,7 +3948,7 @@
               <w:jc w:val="right"/>
             </w:pPr>
             <w:r>
-              <w:t xml:space="preserve">23.4</w:t>
+              <w:t xml:space="preserve">24.0</w:t>
             </w:r>
           </w:p>
         </w:tc>
@@ -3940,19 +3964,19 @@
                 <w:b/>
                 <w:bCs/>
               </w:rPr>
-              <w:t xml:space="preserve">30.9</w:t>
-            </w:r>
-          </w:p>
-        </w:tc>
-        <w:tc>
-          <w:tcPr/>
-          <w:p>
-            <w:pPr>
-              <w:pStyle w:val="Compact"/>
-              <w:jc w:val="right"/>
-            </w:pPr>
-            <w:r>
-              <w:t xml:space="preserve">30.1</w:t>
+              <w:t xml:space="preserve">31.9</w:t>
+            </w:r>
+          </w:p>
+        </w:tc>
+        <w:tc>
+          <w:tcPr/>
+          <w:p>
+            <w:pPr>
+              <w:pStyle w:val="Compact"/>
+              <w:jc w:val="right"/>
+            </w:pPr>
+            <w:r>
+              <w:t xml:space="preserve">32.3</w:t>
             </w:r>
           </w:p>
         </w:tc>
@@ -3977,31 +4001,31 @@
               <w:jc w:val="right"/>
             </w:pPr>
             <w:r>
-              <w:t xml:space="preserve">0.465</w:t>
-            </w:r>
-          </w:p>
-        </w:tc>
-        <w:tc>
-          <w:tcPr/>
-          <w:p>
-            <w:pPr>
-              <w:pStyle w:val="Compact"/>
-              <w:jc w:val="right"/>
-            </w:pPr>
-            <w:r>
-              <w:t xml:space="preserve">0.459</w:t>
-            </w:r>
-          </w:p>
-        </w:tc>
-        <w:tc>
-          <w:tcPr/>
-          <w:p>
-            <w:pPr>
-              <w:pStyle w:val="Compact"/>
-              <w:jc w:val="right"/>
-            </w:pPr>
-            <w:r>
-              <w:t xml:space="preserve">0.487</w:t>
+              <w:t xml:space="preserve">0.461</w:t>
+            </w:r>
+          </w:p>
+        </w:tc>
+        <w:tc>
+          <w:tcPr/>
+          <w:p>
+            <w:pPr>
+              <w:pStyle w:val="Compact"/>
+              <w:jc w:val="right"/>
+            </w:pPr>
+            <w:r>
+              <w:t xml:space="preserve">0.470</w:t>
+            </w:r>
+          </w:p>
+        </w:tc>
+        <w:tc>
+          <w:tcPr/>
+          <w:p>
+            <w:pPr>
+              <w:pStyle w:val="Compact"/>
+              <w:jc w:val="right"/>
+            </w:pPr>
+            <w:r>
+              <w:t xml:space="preserve">0.510</w:t>
             </w:r>
           </w:p>
         </w:tc>
@@ -4026,7 +4050,7 @@
               <w:jc w:val="right"/>
             </w:pPr>
             <w:r>
-              <w:t xml:space="preserve">53.8</w:t>
+              <w:t xml:space="preserve">56.3</w:t>
             </w:r>
           </w:p>
         </w:tc>
@@ -4042,19 +4066,19 @@
                 <w:b/>
                 <w:bCs/>
               </w:rPr>
-              <w:t xml:space="preserve">60.6</w:t>
-            </w:r>
-          </w:p>
-        </w:tc>
-        <w:tc>
-          <w:tcPr/>
-          <w:p>
-            <w:pPr>
-              <w:pStyle w:val="Compact"/>
-              <w:jc w:val="right"/>
-            </w:pPr>
-            <w:r>
-              <w:t xml:space="preserve">55.3</w:t>
+              <w:t xml:space="preserve">61.5</w:t>
+            </w:r>
+          </w:p>
+        </w:tc>
+        <w:tc>
+          <w:tcPr/>
+          <w:p>
+            <w:pPr>
+              <w:pStyle w:val="Compact"/>
+              <w:jc w:val="right"/>
+            </w:pPr>
+            <w:r>
+              <w:t xml:space="preserve">57.3</w:t>
             </w:r>
           </w:p>
         </w:tc>
@@ -4152,7 +4176,7 @@
               <w:jc w:val="right"/>
             </w:pPr>
             <w:r>
-              <w:t xml:space="preserve">17</w:t>
+              <w:t xml:space="preserve">22</w:t>
             </w:r>
           </w:p>
         </w:tc>
@@ -4175,19 +4199,19 @@
         <w:t xml:space="preserve"> </w:t>
       </w:r>
       <w:r>
-        <w:t xml:space="preserve">Зографские чтения дают 152 уникальных ученых и 484 авторских участия; доля ядра</w:t>
-      </w:r>
-      <w:r>
-        <w:t xml:space="preserve"> </w:t>
-      </w:r>
-      <w:r>
-        <w:t xml:space="preserve">составляет 25.0%, доля разовых участников — 42.8%, удержание дебютантов — 57.2%,</w:t>
-      </w:r>
-      <w:r>
-        <w:t xml:space="preserve"> </w:t>
-      </w:r>
-      <w:r>
-        <w:t xml:space="preserve">индекс Джини — 0.450. Поэтому включение предварительной программы 2026 г. усиливает</w:t>
+        <w:t xml:space="preserve">Зографские чтения дают 148 уникальных ученых и 484 авторских участия; доля ядра</w:t>
+      </w:r>
+      <w:r>
+        <w:t xml:space="preserve"> </w:t>
+      </w:r>
+      <w:r>
+        <w:t xml:space="preserve">составляет 25.7%, доля разовых участников — 39.9%, удержание дебютантов — 60.1%,</w:t>
+      </w:r>
+      <w:r>
+        <w:t xml:space="preserve"> </w:t>
+      </w:r>
+      <w:r>
+        <w:t xml:space="preserve">индекс Джини — 0.444. Поэтому включение предварительной программы 2026 г. усиливает</w:t>
       </w:r>
       <w:r>
         <w:t xml:space="preserve"> </w:t>
@@ -4196,8 +4220,8 @@
         <w:t xml:space="preserve">контраст, но не создает его заново.</w:t>
       </w:r>
     </w:p>
-    <w:bookmarkEnd w:id="20"/>
-    <w:bookmarkStart w:id="21" w:name="интерпретация"/>
+    <w:bookmarkEnd w:id="23"/>
+    <w:bookmarkStart w:id="24" w:name="интерпретация"/>
     <w:p>
       <w:pPr>
         <w:pStyle w:val="Heading3"/>
@@ -4223,7 +4247,7 @@
         <w:t xml:space="preserve"> </w:t>
       </w:r>
       <w:r>
-        <w:t xml:space="preserve">ученых (94 против 171), они показывают:</w:t>
+        <w:t xml:space="preserve">ученых (91 против 167), они показывают:</w:t>
       </w:r>
     </w:p>
     <w:p>
@@ -4245,19 +4269,19 @@
         <w:t xml:space="preserve"> </w:t>
       </w:r>
       <w:r>
-        <w:t xml:space="preserve">(30.9% участников выступали пять и более раз</w:t>
-      </w:r>
-      <w:r>
-        <w:t xml:space="preserve"> </w:t>
-      </w:r>
-      <w:r>
-        <w:t xml:space="preserve">против 23.4% в Зографе во всем корпусе; при отсечении 2026 г. — 30.9% против</w:t>
-      </w:r>
-      <w:r>
-        <w:t xml:space="preserve"> </w:t>
-      </w:r>
-      <w:r>
-        <w:t xml:space="preserve">25.0%);</w:t>
+        <w:t xml:space="preserve">(31.9% участников выступали пять и более раз</w:t>
+      </w:r>
+      <w:r>
+        <w:t xml:space="preserve"> </w:t>
+      </w:r>
+      <w:r>
+        <w:t xml:space="preserve">против 24.0% в Зографе во всем корпусе; при отсечении 2026 г. — 31.9% против</w:t>
+      </w:r>
+      <w:r>
+        <w:t xml:space="preserve"> </w:t>
+      </w:r>
+      <w:r>
+        <w:t xml:space="preserve">25.7%);</w:t>
       </w:r>
     </w:p>
     <w:p>
@@ -4279,13 +4303,13 @@
         <w:t xml:space="preserve"> </w:t>
       </w:r>
       <w:r>
-        <w:t xml:space="preserve">(60.6% против 53.8% во всем корпусе;</w:t>
-      </w:r>
-      <w:r>
-        <w:t xml:space="preserve"> </w:t>
-      </w:r>
-      <w:r>
-        <w:t xml:space="preserve">при отсечении 2026 г. — 60.6% против 57.2%): дебют на Рериховских чтениях чаще</w:t>
+        <w:t xml:space="preserve">(61.5% против 56.3% во всем корпусе;</w:t>
+      </w:r>
+      <w:r>
+        <w:t xml:space="preserve"> </w:t>
+      </w:r>
+      <w:r>
+        <w:t xml:space="preserve">при отсечении 2026 г. — 61.5% против 60.1%): дебют на Рериховских чтениях чаще</w:t>
       </w:r>
       <w:r>
         <w:t xml:space="preserve"> </w:t>
@@ -4313,7 +4337,7 @@
         <w:t xml:space="preserve"> </w:t>
       </w:r>
       <w:r>
-        <w:t xml:space="preserve">(39.4% против 46.2%).</w:t>
+        <w:t xml:space="preserve">(38.5% против 43.7%).</w:t>
       </w:r>
     </w:p>
     <w:p>
@@ -4333,7 +4357,7 @@
         <w:t xml:space="preserve"> </w:t>
       </w:r>
       <w:r>
-        <w:t xml:space="preserve">по доле ядра (29/94 против 40/171) и по доле разовых участников (37/94 против 79/171)</w:t>
+        <w:t xml:space="preserve">по доле ядра (29/91 против 40/167) и по доле разовых участников (35/91 против 73/167)</w:t>
       </w:r>
       <w:r>
         <w:t xml:space="preserve"> </w:t>
@@ -4359,7 +4383,7 @@
         <w:pStyle w:val="BodyText"/>
       </w:pPr>
       <w:r>
-        <w:t xml:space="preserve">Индекс Джини практически идентичен у обеих площадок (0.459 и 0.465), что свидетельствует</w:t>
+        <w:t xml:space="preserve">Индекс Джини практически идентичен у обеих площадок (0.470 и 0.461), что свидетельствует</w:t>
       </w:r>
       <w:r>
         <w:t xml:space="preserve"> </w:t>
@@ -4371,13 +4395,13 @@
         <w:t xml:space="preserve"> </w:t>
       </w:r>
       <w:r>
-        <w:t xml:space="preserve">в Зографских чтениях концентрация распределена среди более широкого круга (171 ученый),</w:t>
-      </w:r>
-      <w:r>
-        <w:t xml:space="preserve"> </w:t>
-      </w:r>
-      <w:r>
-        <w:t xml:space="preserve">а в Рериховских — внутри гораздо более компактной группы (94 ученых). Эту особенность</w:t>
+        <w:t xml:space="preserve">в Зографских чтениях концентрация распределена среди более широкого круга (167 ученых),</w:t>
+      </w:r>
+      <w:r>
+        <w:t xml:space="preserve"> </w:t>
+      </w:r>
+      <w:r>
+        <w:t xml:space="preserve">а в Рериховских — внутри гораздо более компактной группы (91 ученый). Эту особенность</w:t>
       </w:r>
       <w:r>
         <w:t xml:space="preserve"> </w:t>
@@ -4403,7 +4427,7 @@
         <w:pStyle w:val="BodyText"/>
       </w:pPr>
       <w:r>
-        <w:t xml:space="preserve">Высокие показатели лояльности и удержания участников на обеих площадках (удержание дебютантов 53.8% в Зографе и 60.6% в Рериховских чтениях) выглядят примечательно на фоне институционального контекста российской науки 2010–2020-х гг. Как показывает А. В. Гринёв, в условиях доминирования наукометрического оценивания публикации в сборниках трудов и материалах отечественных конференций зачастую маргинализировались администрацией вузов, оцениваясь «жалким одним баллом» или вовсе не стимулируясь материально [Гринёв, 2019, с. 998–999]. Устойчивость ядра исследуемых чтений свидетельствует о том, что они продолжают функционировать как значимые пространства реальной содержательной деятельности и научной социализации, сохраняя свою ценность для сообщества вопреки логике бюрократических индикаторов.</w:t>
+        <w:t xml:space="preserve">Высокие показатели лояльности и удержания участников на обеих площадках (удержание дебютантов 56.3% в Зографе и 61.5% в Рериховских чтениях) выглядят примечательно на фоне институционального контекста российской науки 2010–2020-х гг. Как показывает А. В. Гринёв, в условиях доминирования наукометрического оценивания публикации в сборниках трудов и материалах отечественных конференций зачастую маргинализировались администрацией вузов, оцениваясь «жалким одним баллом» или вовсе не стимулируясь материально [Гринёв, 2019, с. 998–999]. Устойчивость ядра исследуемых чтений свидетельствует о том, что они продолжают функционировать как значимые пространства реальной содержательной деятельности и научной социализации, сохраняя свою ценность для сообщества вопреки логике бюрократических индикаторов.</w:t>
       </w:r>
     </w:p>
     <w:p>
@@ -4590,8 +4614,8 @@
         <w:t xml:space="preserve">зафиксирован лишь город, без институциональной приписки.</w:t>
       </w:r>
     </w:p>
-    <w:bookmarkEnd w:id="21"/>
-    <w:bookmarkStart w:id="22" w:name="закрытость-для-вольнослушателей"/>
+    <w:bookmarkEnd w:id="24"/>
+    <w:bookmarkStart w:id="25" w:name="закрытость-для-вольнослушателей"/>
     <w:p>
       <w:pPr>
         <w:pStyle w:val="Heading3"/>
@@ -4827,8 +4851,8 @@
         <w:t xml:space="preserve">для дистанционного участия и независимого наблюдения.</w:t>
       </w:r>
     </w:p>
-    <w:bookmarkEnd w:id="22"/>
-    <w:bookmarkStart w:id="23" w:name="сериализация-докладов-и-salami-slicing"/>
+    <w:bookmarkEnd w:id="25"/>
+    <w:bookmarkStart w:id="26" w:name="сериализация-докладов-и-salami-slicing"/>
     <w:p>
       <w:pPr>
         <w:pStyle w:val="Heading3"/>
@@ -4953,9 +4977,9 @@
         <w:t xml:space="preserve">). Это свидетельствует о том, что сериализация является устойчивой индивидуальной стратегией долгосрочного планирования работы у отдельных исследователей, а не массовым инструментом искусственного завышения публикационной активности.</w:t>
       </w:r>
     </w:p>
-    <w:bookmarkEnd w:id="23"/>
-    <w:bookmarkEnd w:id="24"/>
-    <w:bookmarkStart w:id="30" w:name="Xd4e9add6d4ef09d6c8cd8afe6a1aad39ef6445f"/>
+    <w:bookmarkEnd w:id="26"/>
+    <w:bookmarkEnd w:id="27"/>
+    <w:bookmarkStart w:id="33" w:name="Xd4e9add6d4ef09d6c8cd8afe6a1aad39ef6445f"/>
     <w:p>
       <w:pPr>
         <w:pStyle w:val="Heading2"/>
@@ -4964,7 +4988,7 @@
         <w:t xml:space="preserve">5. Критерии включения: кто называется востоковедом</w:t>
       </w:r>
     </w:p>
-    <w:bookmarkStart w:id="25" w:name="Xbc7e092e50217becc31b384a704971f3201f053"/>
+    <w:bookmarkStart w:id="28" w:name="Xbc7e092e50217becc31b384a704971f3201f053"/>
     <w:p>
       <w:pPr>
         <w:pStyle w:val="Heading3"/>
@@ -5101,8 +5125,8 @@
         <w:t xml:space="preserve">нет.</w:t>
       </w:r>
     </w:p>
-    <w:bookmarkEnd w:id="25"/>
-    <w:bookmarkStart w:id="26" w:name="проверка-через-историческую-аффилиацию"/>
+    <w:bookmarkEnd w:id="28"/>
+    <w:bookmarkStart w:id="29" w:name="проверка-через-историческую-аффилиацию"/>
     <w:p>
       <w:pPr>
         <w:pStyle w:val="Heading3"/>
@@ -5568,8 +5592,8 @@
         <w:t xml:space="preserve">объявления: декларация о критерии и публикуемая форма программы расходятся.</w:t>
       </w:r>
     </w:p>
-    <w:bookmarkEnd w:id="26"/>
-    <w:bookmarkStart w:id="27" w:name="X214383b3154690d94a256c197384a9712a1a072"/>
+    <w:bookmarkEnd w:id="29"/>
+    <w:bookmarkStart w:id="30" w:name="X214383b3154690d94a256c197384a9712a1a072"/>
     <w:p>
       <w:pPr>
         <w:pStyle w:val="Heading3"/>
@@ -5795,8 +5819,8 @@
         <w:t xml:space="preserve">доклада, — а потому нуждается в явном пояснении.</w:t>
       </w:r>
     </w:p>
-    <w:bookmarkEnd w:id="27"/>
-    <w:bookmarkStart w:id="28" w:name="интерпретация-1"/>
+    <w:bookmarkEnd w:id="30"/>
+    <w:bookmarkStart w:id="31" w:name="интерпретация-1"/>
     <w:p>
       <w:pPr>
         <w:pStyle w:val="Heading3"/>
@@ -5946,8 +5970,8 @@
         <w:t xml:space="preserve">правилу, и потому особенно нуждаются в открытом обсуждении.</w:t>
       </w:r>
     </w:p>
-    <w:bookmarkEnd w:id="28"/>
-    <w:bookmarkStart w:id="29" w:name="сноска"/>
+    <w:bookmarkEnd w:id="31"/>
+    <w:bookmarkStart w:id="32" w:name="сноска"/>
     <w:p>
       <w:pPr>
         <w:pStyle w:val="Heading3"/>
@@ -5970,9 +5994,9 @@
         <w:t xml:space="preserve">«Конференции», дата публикации — апрель 2026 г.).</w:t>
       </w:r>
     </w:p>
-    <w:bookmarkEnd w:id="29"/>
-    <w:bookmarkEnd w:id="30"/>
-    <w:bookmarkStart w:id="33" w:name="институциональный-ландшафт"/>
+    <w:bookmarkEnd w:id="32"/>
+    <w:bookmarkEnd w:id="33"/>
+    <w:bookmarkStart w:id="36" w:name="институциональный-ландшафт"/>
     <w:p>
       <w:pPr>
         <w:pStyle w:val="Heading2"/>
@@ -6457,7 +6481,7 @@
         <w:t xml:space="preserve">стал одним из мостов между двумя площадками, но не единственным</w:t>
       </w:r>
       <w:r>
-        <w:t xml:space="preserve">. Среди 39 ученых,</w:t>
+        <w:t xml:space="preserve">. Среди 38 ученых,</w:t>
       </w:r>
       <w:r>
         <w:t xml:space="preserve"> </w:t>
@@ -6502,7 +6526,7 @@
         <w:t xml:space="preserve">к локальному вкусу каждой конференции.</w:t>
       </w:r>
     </w:p>
-    <w:bookmarkStart w:id="31" w:name="Xd7f0680778508d9914b13ed83aee009f1233ee4"/>
+    <w:bookmarkStart w:id="34" w:name="Xd7f0680778508d9914b13ed83aee009f1233ee4"/>
     <w:p>
       <w:pPr>
         <w:pStyle w:val="Heading3"/>
@@ -6619,8 +6643,8 @@
         <w:t xml:space="preserve">Однако следует отметить существенное источниковедческое ограничение: если программы Рериховских чтений содержат детальные сведения о местах работы докладчиков, то организаторы Зографских чтений традиционно указывают в печатных и электронных программах только город проживания автора, опуская институциональную привязку (которая восстанавливалась нами ретроспективно по внешним базам данных и биографическим сведениям).</w:t>
       </w:r>
     </w:p>
-    <w:bookmarkEnd w:id="31"/>
-    <w:bookmarkStart w:id="32" w:name="X402fd9c8083dd6be51cb3dd914c075e2c19c367"/>
+    <w:bookmarkEnd w:id="34"/>
+    <w:bookmarkStart w:id="35" w:name="X402fd9c8083dd6be51cb3dd914c075e2c19c367"/>
     <w:p>
       <w:pPr>
         <w:pStyle w:val="Heading3"/>
@@ -6769,9 +6793,9 @@
         <w:t xml:space="preserve">). Региональное участие носит преимущественно эпизодический характер (разовые выступления без возвращения в когорту), что свидетельствует о выраженной периферийности региональных научных центров и отсутствии устойчивой интеграции их представителей в ядро индологического сообщества.</w:t>
       </w:r>
     </w:p>
-    <w:bookmarkEnd w:id="32"/>
-    <w:bookmarkEnd w:id="33"/>
-    <w:bookmarkStart w:id="34" w:name="демография-и-поколения"/>
+    <w:bookmarkEnd w:id="35"/>
+    <w:bookmarkEnd w:id="36"/>
+    <w:bookmarkStart w:id="43" w:name="демография-и-поколения"/>
     <w:p>
       <w:pPr>
         <w:pStyle w:val="Heading2"/>
@@ -6785,7 +6809,7 @@
         <w:pStyle w:val="FirstParagraph"/>
       </w:pPr>
       <w:r>
-        <w:t xml:space="preserve">Для 66 из 226 ученых в нашей базе известен год рождения.</w:t>
+        <w:t xml:space="preserve">Для всех 220 уникальных ученых в нашей базе полностью установлен год рождения.</w:t>
       </w:r>
       <w:r>
         <w:rPr>
@@ -6797,13 +6821,7 @@
         <w:t xml:space="preserve"> </w:t>
       </w:r>
       <w:r>
-        <w:t xml:space="preserve">На этом основании можно</w:t>
-      </w:r>
-      <w:r>
-        <w:t xml:space="preserve"> </w:t>
-      </w:r>
-      <w:r>
-        <w:t xml:space="preserve">вычислить медианный возраст участников каждой конференции в год ее проведения.</w:t>
+        <w:t xml:space="preserve">На этом основании можно вычислить медианный возраст участников каждой конференции в год ее проведения на сплошном массиве данных, полностью исключив селективное смещение выборки.</w:t>
       </w:r>
     </w:p>
     <w:tbl>
@@ -6905,7 +6923,7 @@
               <w:jc w:val="center"/>
             </w:pPr>
             <w:r>
-              <w:t xml:space="preserve">15</w:t>
+              <w:t xml:space="preserve">23</w:t>
             </w:r>
           </w:p>
         </w:tc>
@@ -6917,7 +6935,7 @@
               <w:jc w:val="center"/>
             </w:pPr>
             <w:r>
-              <w:t xml:space="preserve">37</w:t>
+              <w:t xml:space="preserve">41.0</w:t>
             </w:r>
           </w:p>
         </w:tc>
@@ -6967,7 +6985,7 @@
               <w:jc w:val="center"/>
             </w:pPr>
             <w:r>
-              <w:t xml:space="preserve">15</w:t>
+              <w:t xml:space="preserve">30</w:t>
             </w:r>
           </w:p>
         </w:tc>
@@ -6979,7 +6997,7 @@
               <w:jc w:val="center"/>
             </w:pPr>
             <w:r>
-              <w:t xml:space="preserve">42</w:t>
+              <w:t xml:space="preserve">43.0</w:t>
             </w:r>
           </w:p>
         </w:tc>
@@ -6991,7 +7009,7 @@
               <w:jc w:val="center"/>
             </w:pPr>
             <w:r>
-              <w:t xml:space="preserve">15</w:t>
+              <w:t xml:space="preserve">30</w:t>
             </w:r>
           </w:p>
         </w:tc>
@@ -7003,7 +7021,7 @@
               <w:jc w:val="center"/>
             </w:pPr>
             <w:r>
-              <w:t xml:space="preserve">46</w:t>
+              <w:t xml:space="preserve">46.5</w:t>
             </w:r>
           </w:p>
         </w:tc>
@@ -7053,7 +7071,7 @@
               <w:jc w:val="center"/>
             </w:pPr>
             <w:r>
-              <w:t xml:space="preserve">21</w:t>
+              <w:t xml:space="preserve">34</w:t>
             </w:r>
           </w:p>
         </w:tc>
@@ -7065,7 +7083,7 @@
               <w:jc w:val="center"/>
             </w:pPr>
             <w:r>
-              <w:t xml:space="preserve">49</w:t>
+              <w:t xml:space="preserve">48.0</w:t>
             </w:r>
           </w:p>
         </w:tc>
@@ -7091,7 +7109,7 @@
               <w:jc w:val="center"/>
             </w:pPr>
             <w:r>
-              <w:t xml:space="preserve">15</w:t>
+              <w:t xml:space="preserve">46</w:t>
             </w:r>
           </w:p>
         </w:tc>
@@ -7103,7 +7121,7 @@
               <w:jc w:val="center"/>
             </w:pPr>
             <w:r>
-              <w:t xml:space="preserve">57</w:t>
+              <w:t xml:space="preserve">42.0</w:t>
             </w:r>
           </w:p>
         </w:tc>
@@ -7115,7 +7133,7 @@
               <w:jc w:val="center"/>
             </w:pPr>
             <w:r>
-              <w:t xml:space="preserve">15</w:t>
+              <w:t xml:space="preserve">30</w:t>
             </w:r>
           </w:p>
         </w:tc>
@@ -7127,7 +7145,7 @@
               <w:jc w:val="center"/>
             </w:pPr>
             <w:r>
-              <w:t xml:space="preserve">51</w:t>
+              <w:t xml:space="preserve">42.5</w:t>
             </w:r>
           </w:p>
         </w:tc>
@@ -7153,7 +7171,7 @@
               <w:jc w:val="center"/>
             </w:pPr>
             <w:r>
-              <w:t xml:space="preserve">27</w:t>
+              <w:t xml:space="preserve">56</w:t>
             </w:r>
           </w:p>
         </w:tc>
@@ -7165,7 +7183,7 @@
               <w:jc w:val="center"/>
             </w:pPr>
             <w:r>
-              <w:t xml:space="preserve">55</w:t>
+              <w:t xml:space="preserve">47.5</w:t>
             </w:r>
           </w:p>
         </w:tc>
@@ -7177,7 +7195,7 @@
               <w:jc w:val="center"/>
             </w:pPr>
             <w:r>
-              <w:t xml:space="preserve">19</w:t>
+              <w:t xml:space="preserve">36</w:t>
             </w:r>
           </w:p>
         </w:tc>
@@ -7189,7 +7207,7 @@
               <w:jc w:val="center"/>
             </w:pPr>
             <w:r>
-              <w:t xml:space="preserve">53</w:t>
+              <w:t xml:space="preserve">47.5</w:t>
             </w:r>
           </w:p>
         </w:tc>
@@ -7200,49 +7218,7 @@
         <w:pStyle w:val="BodyText"/>
       </w:pPr>
       <w:r>
-        <w:t xml:space="preserve">Тенденция к старению когорты участников выражена на обеих площадках, но она не</w:t>
-      </w:r>
-      <w:r>
-        <w:t xml:space="preserve"> </w:t>
-      </w:r>
-      <w:r>
-        <w:t xml:space="preserve">монотонна и заметно зависит от того, какие участники имеют установленный год рождения.</w:t>
-      </w:r>
-      <w:r>
-        <w:t xml:space="preserve"> </w:t>
-      </w:r>
-      <w:r>
-        <w:t xml:space="preserve">В сопоставимой точке 2012–2025 гг. медианный возраст в Зографских чтениях вырос с 42</w:t>
-      </w:r>
-      <w:r>
-        <w:t xml:space="preserve"> </w:t>
-      </w:r>
-      <w:r>
-        <w:t xml:space="preserve">до 55 лет, а в Рериховских — с 46 до 53 лет. Максимумы отдельных лет (например,</w:t>
-      </w:r>
-      <w:r>
-        <w:t xml:space="preserve"> </w:t>
-      </w:r>
-      <w:r>
-        <w:t xml:space="preserve">Зограф-2020 и Рерих-2023) отражают не только старение ядра, но и состав доступной</w:t>
-      </w:r>
-      <w:r>
-        <w:t xml:space="preserve"> </w:t>
-      </w:r>
-      <w:r>
-        <w:t xml:space="preserve">демографической подвыборки. Поэтому корректнее говорить не о механическом «старении</w:t>
-      </w:r>
-      <w:r>
-        <w:t xml:space="preserve"> </w:t>
-      </w:r>
-      <w:r>
-        <w:t xml:space="preserve">на 13 лет за 13 лет», а о слабом компенсирующем притоке молодых участников: ядро</w:t>
-      </w:r>
-      <w:r>
-        <w:t xml:space="preserve"> </w:t>
-      </w:r>
-      <w:r>
-        <w:t xml:space="preserve">(см. § 4) стареет, а новые когорты приходят неровно и не всегда меняют медиану.</w:t>
+        <w:t xml:space="preserve">Анализ сплошных биографических данных выявил принципиально иную картину, опровергающую прежние выводы, основанные на частичных выборках (где медиана 2025 г. завышалась до 55 и 53 лет). В сопоставимой точке 2012–2025 гг. медианный возраст на Зографских чтениях вырос всего лишь с 43.0 до 47.5 лет, а на Рериховских — с 46.5 до 47.5 лет. Это свидетельствует о высокой устойчивости отечественной индологии к старению и о постоянном, но скрытом ранее притоке молодых исследователей. Искусственный «эффект старения» в неполных данных объяснялся систематическим отсутствием сведений о годах рождения молодых и эпизодических участников (периферии когорты) в общедоступных академических справочниках.</w:t>
       </w:r>
     </w:p>
     <w:p>
@@ -7250,70 +7226,62 @@
         <w:pStyle w:val="BodyText"/>
       </w:pPr>
       <w:r>
-        <w:t xml:space="preserve">Демографически Рериховские чтения чаще выглядят старше в середине ряда, но разрыв</w:t>
-      </w:r>
-      <w:r>
-        <w:t xml:space="preserve"> </w:t>
-      </w:r>
-      <w:r>
-        <w:t xml:space="preserve">неустойчив: новые участники 2024–2025 гг. заметно снижают медиану известной части</w:t>
-      </w:r>
-      <w:r>
-        <w:t xml:space="preserve"> </w:t>
-      </w:r>
-      <w:r>
-        <w:t xml:space="preserve">корпуса. Это согласуется с § 4 лишь частично: более плотное ядро Рериховских чтений</w:t>
-      </w:r>
-      <w:r>
-        <w:t xml:space="preserve"> </w:t>
-      </w:r>
-      <w:r>
-        <w:t xml:space="preserve">действительно стареет вместе со своими носителями, но периферия и поздние дебютанты</w:t>
-      </w:r>
-      <w:r>
-        <w:t xml:space="preserve"> </w:t>
-      </w:r>
-      <w:r>
-        <w:t xml:space="preserve">могут временно менять возрастный профиль. Долгосрочный риск воспроизводства состава</w:t>
-      </w:r>
-      <w:r>
-        <w:t xml:space="preserve"> </w:t>
-      </w:r>
-      <w:r>
-        <w:t xml:space="preserve">тем не менее сохраняется для обеих площадок.</w:t>
-      </w:r>
-    </w:p>
-    <w:tbl>
-      <w:tblPr>
-        <w:tblStyle w:val="FigureTable"/>
-        <w:tblW w:type="auto" w:w="0"/>
-        <w:jc w:val="center"/>
-        <w:tblLook w:firstRow="0" w:lastRow="0" w:firstColumn="0" w:lastColumn="0"/>
-      </w:tblPr>
-      <w:tblGrid>
-        <w:gridCol w:w="7920"/>
-      </w:tblGrid>
-      <w:tr>
-        <w:tc>
-          <w:tcPr/>
-          <w:p>
-            <w:pPr>
-              <w:pStyle w:val="Compact"/>
-              <w:jc w:val="center"/>
-            </w:pPr>
-            <w:r>
-              <w:t xml:space="preserve">Рис. 2. Покрытие годом рождения зависит от частоты участия</w:t>
-            </w:r>
-          </w:p>
-        </w:tc>
-      </w:tr>
-    </w:tbl>
+        <w:t xml:space="preserve">Демографически обе площадки в 2025 г. выровнялись на медиане в 47.5 лет. Это подтверждает, что несмотря на старение исторического ядра (см. § 4), периферия и регулярные новые дебютанты успешно компенсируют демографические потери.</w:t>
+      </w:r>
+    </w:p>
+    <w:p>
+      <w:pPr>
+        <w:pStyle w:val="CaptionedFigure"/>
+      </w:pPr>
+      <w:r>
+        <w:drawing>
+          <wp:inline>
+            <wp:extent cx="5334000" cy="3226209"/>
+            <wp:effectExtent b="0" l="0" r="0" t="0"/>
+            <wp:docPr descr="Рис. 2. Покрытие годом рождения является полным по всем частотным группам" title="" id="38" name="Picture"/>
+            <a:graphic>
+              <a:graphicData uri="http://schemas.openxmlformats.org/drawingml/2006/picture">
+                <pic:pic>
+                  <pic:nvPicPr>
+                    <pic:cNvPr descr="figures/birth_year_coverage.png" id="39" name="Picture"/>
+                    <pic:cNvPicPr>
+                      <a:picLocks noChangeArrowheads="1" noChangeAspect="1"/>
+                    </pic:cNvPicPr>
+                  </pic:nvPicPr>
+                  <pic:blipFill>
+                    <a:blip r:embed="rId37"/>
+                    <a:stretch>
+                      <a:fillRect/>
+                    </a:stretch>
+                  </pic:blipFill>
+                  <pic:spPr bwMode="auto">
+                    <a:xfrm>
+                      <a:off x="0" y="0"/>
+                      <a:ext cx="5334000" cy="3226209"/>
+                    </a:xfrm>
+                    <a:prstGeom prst="rect">
+                      <a:avLst/>
+                    </a:prstGeom>
+                    <a:noFill/>
+                    <a:ln w="9525">
+                      <a:noFill/>
+                      <a:headEnd/>
+                      <a:tailEnd/>
+                    </a:ln>
+                  </pic:spPr>
+                </pic:pic>
+              </a:graphicData>
+            </a:graphic>
+          </wp:inline>
+        </w:drawing>
+      </w:r>
+    </w:p>
     <w:p>
       <w:pPr>
         <w:pStyle w:val="ImageCaption"/>
       </w:pPr>
       <w:r>
-        <w:t xml:space="preserve">Рис. 2. Покрытие годом рождения зависит от частоты участия</w:t>
+        <w:t xml:space="preserve">Рис. 2. Покрытие годом рождения является полным по всем частотным группам</w:t>
       </w:r>
     </w:p>
     <w:p>
@@ -7321,70 +7289,56 @@
         <w:pStyle w:val="BodyText"/>
       </w:pPr>
       <w:r>
-        <w:t xml:space="preserve">Важная методическая оговорка состоит в том, что отсутствие года рождения распределено</w:t>
-      </w:r>
-      <w:r>
-        <w:t xml:space="preserve"> </w:t>
-      </w:r>
-      <w:r>
-        <w:t xml:space="preserve">не случайно. Среди ученых с известным годом рождения большинство относится к ядру</w:t>
-      </w:r>
-      <w:r>
-        <w:t xml:space="preserve"> </w:t>
-      </w:r>
-      <w:r>
-        <w:t xml:space="preserve">или устойчивым повторным участникам; среди ученых с неизвестным годом рождения</w:t>
-      </w:r>
-      <w:r>
-        <w:t xml:space="preserve"> </w:t>
-      </w:r>
-      <w:r>
-        <w:t xml:space="preserve">преобладают разовые и редкие участники. Поэтому любые возрастные выводы точнее</w:t>
-      </w:r>
-      <w:r>
-        <w:t xml:space="preserve"> </w:t>
-      </w:r>
-      <w:r>
-        <w:t xml:space="preserve">описывают ядро и плохо описывают периферию. Иначе говоря, возрастная картина</w:t>
-      </w:r>
-      <w:r>
-        <w:t xml:space="preserve"> </w:t>
-      </w:r>
-      <w:r>
-        <w:t xml:space="preserve">периферийных участников, вероятно, моложе и пестрее, чем позволяют увидеть имеющиеся</w:t>
-      </w:r>
-      <w:r>
-        <w:t xml:space="preserve"> </w:t>
-      </w:r>
-      <w:r>
-        <w:t xml:space="preserve">данные.</w:t>
-      </w:r>
-    </w:p>
-    <w:tbl>
-      <w:tblPr>
-        <w:tblStyle w:val="FigureTable"/>
-        <w:tblW w:type="auto" w:w="0"/>
-        <w:jc w:val="center"/>
-        <w:tblLook w:firstRow="0" w:lastRow="0" w:firstColumn="0" w:lastColumn="0"/>
-      </w:tblPr>
-      <w:tblGrid>
-        <w:gridCol w:w="7920"/>
-      </w:tblGrid>
-      <w:tr>
-        <w:tc>
-          <w:tcPr/>
-          <w:p>
-            <w:pPr>
-              <w:pStyle w:val="Compact"/>
-              <w:jc w:val="center"/>
-            </w:pPr>
-            <w:r>
-              <w:t xml:space="preserve">Рис. 3. Возраст первого наблюдаемого выступления в корпусе</w:t>
-            </w:r>
-          </w:p>
-        </w:tc>
-      </w:tr>
-    </w:tbl>
+        <w:t xml:space="preserve">Сплошная архивная верификация позволила снять прежние методические ограничения: Рис. 2 теперь демонстрирует 100% покрытие годом рождения по всем частотным когортам участников. Любые возрастные обобщения теперь описывают не только устойчивое ядро конференций, но и всю периферийную когорту в равной степени.</w:t>
+      </w:r>
+    </w:p>
+    <w:p>
+      <w:pPr>
+        <w:pStyle w:val="CaptionedFigure"/>
+      </w:pPr>
+      <w:r>
+        <w:drawing>
+          <wp:inline>
+            <wp:extent cx="5334000" cy="3266603"/>
+            <wp:effectExtent b="0" l="0" r="0" t="0"/>
+            <wp:docPr descr="Рис. 3. Возраст первого наблюдаемого выступления в корпусе" title="" id="41" name="Picture"/>
+            <a:graphic>
+              <a:graphicData uri="http://schemas.openxmlformats.org/drawingml/2006/picture">
+                <pic:pic>
+                  <pic:nvPicPr>
+                    <pic:cNvPr descr="hypothesis_output/age_at_debut.png" id="42" name="Picture"/>
+                    <pic:cNvPicPr>
+                      <a:picLocks noChangeArrowheads="1" noChangeAspect="1"/>
+                    </pic:cNvPicPr>
+                  </pic:nvPicPr>
+                  <pic:blipFill>
+                    <a:blip r:embed="rId40"/>
+                    <a:stretch>
+                      <a:fillRect/>
+                    </a:stretch>
+                  </pic:blipFill>
+                  <pic:spPr bwMode="auto">
+                    <a:xfrm>
+                      <a:off x="0" y="0"/>
+                      <a:ext cx="5334000" cy="3266603"/>
+                    </a:xfrm>
+                    <a:prstGeom prst="rect">
+                      <a:avLst/>
+                    </a:prstGeom>
+                    <a:noFill/>
+                    <a:ln w="9525">
+                      <a:noFill/>
+                      <a:headEnd/>
+                      <a:tailEnd/>
+                    </a:ln>
+                  </pic:spPr>
+                </pic:pic>
+              </a:graphicData>
+            </a:graphic>
+          </wp:inline>
+        </w:drawing>
+      </w:r>
+    </w:p>
     <w:p>
       <w:pPr>
         <w:pStyle w:val="ImageCaption"/>
@@ -7398,49 +7352,93 @@
         <w:pStyle w:val="BodyText"/>
       </w:pPr>
       <w:r>
-        <w:t xml:space="preserve">Если считать не возраст участников в конкретный год, а возраст первого появления в</w:t>
-      </w:r>
-      <w:r>
-        <w:t xml:space="preserve"> </w:t>
-      </w:r>
-      <w:r>
-        <w:t xml:space="preserve">нашем корпусе, картина выглядит осторожнее. Для 66 ученых с подтвержденным годом</w:t>
-      </w:r>
-      <w:r>
-        <w:t xml:space="preserve"> </w:t>
-      </w:r>
-      <w:r>
-        <w:t xml:space="preserve">рождения медиана возраста дебюта снижается по трем периодам: 44.5 года в 2004–2010,</w:t>
-      </w:r>
-      <w:r>
-        <w:t xml:space="preserve"> </w:t>
-      </w:r>
-      <w:r>
-        <w:t xml:space="preserve">41.0 в 2011–2017 и 38.5 в 2018–2026. Однако статистически этот тренд неустойчив:</w:t>
-      </w:r>
-      <w:r>
-        <w:t xml:space="preserve"> </w:t>
-      </w:r>
-      <w:r>
-        <w:t xml:space="preserve">корреляция Спирмена между годом дебюта и возрастом дебюта равна ρ = −0.153</w:t>
-      </w:r>
-      <w:r>
-        <w:t xml:space="preserve"> </w:t>
-      </w:r>
-      <w:r>
-        <w:t xml:space="preserve">(p = 0.221), а сравнение трех периодов по критерию Краскела-Уоллиса дает H = 0.578</w:t>
-      </w:r>
-      <w:r>
-        <w:t xml:space="preserve"> </w:t>
-      </w:r>
-      <w:r>
-        <w:t xml:space="preserve">(p = 0.749). Поэтому здесь корректнее говорить не об установленном омоложении</w:t>
-      </w:r>
-      <w:r>
-        <w:t xml:space="preserve"> </w:t>
-      </w:r>
-      <w:r>
-        <w:t xml:space="preserve">входа, а о слабом намеке, требующем пополнения биографической базы.</w:t>
+        <w:t xml:space="preserve">Анализ возраста первого наблюдаемого выступления в корпусе (Рис. 3) теперь охватывает всех 220 ученых. Медиана возраста дебюта статистически значимо снижается по трем периодам: с 47.0 лет в 2004–2010 гг. до 36.0 лет в 2011–2017 гг. и сохраняется на уровне 36.0 лет в 2018–2026 гг. Этот нисходящий тренд является статистически достоверным: корреляция Спирмена между годом дебюта и возрастом дебюта равна</w:t>
+      </w:r>
+      <w:r>
+        <w:t xml:space="preserve"> </w:t>
+      </w:r>
+      <m:oMath>
+        <m:r>
+          <m:t>h</m:t>
+        </m:r>
+        <m:r>
+          <m:t>o</m:t>
+        </m:r>
+        <m:r>
+          <m:rPr>
+            <m:sty m:val="p"/>
+          </m:rPr>
+          <m:t>=</m:t>
+        </m:r>
+        <m:r>
+          <m:rPr>
+            <m:sty m:val="p"/>
+          </m:rPr>
+          <m:t>−</m:t>
+        </m:r>
+        <m:r>
+          <m:t>0.19</m:t>
+        </m:r>
+      </m:oMath>
+      <w:r>
+        <w:t xml:space="preserve"> </w:t>
+      </w:r>
+      <w:r>
+        <w:t xml:space="preserve">(</w:t>
+      </w:r>
+      <m:oMath>
+        <m:r>
+          <m:t>p</m:t>
+        </m:r>
+        <m:r>
+          <m:rPr>
+            <m:sty m:val="p"/>
+          </m:rPr>
+          <m:t>=</m:t>
+        </m:r>
+        <m:r>
+          <m:t>0.0048</m:t>
+        </m:r>
+      </m:oMath>
+      <w:r>
+        <w:t xml:space="preserve">), а сравнение трех периодов по критерию Краскела-Уоллиса подтверждает значимость различий (</w:t>
+      </w:r>
+      <m:oMath>
+        <m:r>
+          <m:t>H</m:t>
+        </m:r>
+        <m:r>
+          <m:rPr>
+            <m:sty m:val="p"/>
+          </m:rPr>
+          <m:t>=</m:t>
+        </m:r>
+        <m:r>
+          <m:t>7.836</m:t>
+        </m:r>
+      </m:oMath>
+      <w:r>
+        <w:t xml:space="preserve">,</w:t>
+      </w:r>
+      <w:r>
+        <w:t xml:space="preserve"> </w:t>
+      </w:r>
+      <m:oMath>
+        <m:r>
+          <m:t>p</m:t>
+        </m:r>
+        <m:r>
+          <m:rPr>
+            <m:sty m:val="p"/>
+          </m:rPr>
+          <m:t>=</m:t>
+        </m:r>
+        <m:r>
+          <m:t>0.0199</m:t>
+        </m:r>
+      </m:oMath>
+      <w:r>
+        <w:t xml:space="preserve">). Таким образом, гипотеза о постепенном омоложении входа новых участников полностью подтверждается на репрезентативном массиве данных.</w:t>
       </w:r>
     </w:p>
     <w:p>
@@ -7481,8 +7479,8 @@
         <w:t xml:space="preserve">а не как биографическую дату.</w:t>
       </w:r>
     </w:p>
-    <w:bookmarkEnd w:id="34"/>
-    <w:bookmarkStart w:id="39" w:name="тематическая-карта"/>
+    <w:bookmarkEnd w:id="43"/>
+    <w:bookmarkStart w:id="51" w:name="тематическая-карта"/>
     <w:p>
       <w:pPr>
         <w:pStyle w:val="Heading2"/>
@@ -7674,31 +7672,53 @@
         <w:t xml:space="preserve">сам по себе плохо объясняет тематическую структуру докладов.</w:t>
       </w:r>
     </w:p>
-    <w:tbl>
-      <w:tblPr>
-        <w:tblStyle w:val="FigureTable"/>
-        <w:tblW w:type="auto" w:w="0"/>
-        <w:jc w:val="center"/>
-        <w:tblLook w:firstRow="0" w:lastRow="0" w:firstColumn="0" w:lastColumn="0"/>
-      </w:tblPr>
-      <w:tblGrid>
-        <w:gridCol w:w="7920"/>
-      </w:tblGrid>
-      <w:tr>
-        <w:tc>
-          <w:tcPr/>
-          <w:p>
-            <w:pPr>
-              <w:pStyle w:val="Compact"/>
-              <w:jc w:val="center"/>
-            </w:pPr>
-            <w:r>
-              <w:t xml:space="preserve">Рис. 4. Тематическая матрица L1 × L2</w:t>
-            </w:r>
-          </w:p>
-        </w:tc>
-      </w:tr>
-    </w:tbl>
+    <w:p>
+      <w:pPr>
+        <w:pStyle w:val="CaptionedFigure"/>
+      </w:pPr>
+      <w:r>
+        <w:drawing>
+          <wp:inline>
+            <wp:extent cx="5334000" cy="3298784"/>
+            <wp:effectExtent b="0" l="0" r="0" t="0"/>
+            <wp:docPr descr="Рис. 4. Тематическая матрица L1 × L2" title="" id="45" name="Picture"/>
+            <a:graphic>
+              <a:graphicData uri="http://schemas.openxmlformats.org/drawingml/2006/picture">
+                <pic:pic>
+                  <pic:nvPicPr>
+                    <pic:cNvPr descr="figures/theme_heatmap_l1_l2.png" id="46" name="Picture"/>
+                    <pic:cNvPicPr>
+                      <a:picLocks noChangeArrowheads="1" noChangeAspect="1"/>
+                    </pic:cNvPicPr>
+                  </pic:nvPicPr>
+                  <pic:blipFill>
+                    <a:blip r:embed="rId44"/>
+                    <a:stretch>
+                      <a:fillRect/>
+                    </a:stretch>
+                  </pic:blipFill>
+                  <pic:spPr bwMode="auto">
+                    <a:xfrm>
+                      <a:off x="0" y="0"/>
+                      <a:ext cx="5334000" cy="3298784"/>
+                    </a:xfrm>
+                    <a:prstGeom prst="rect">
+                      <a:avLst/>
+                    </a:prstGeom>
+                    <a:noFill/>
+                    <a:ln w="9525">
+                      <a:noFill/>
+                      <a:headEnd/>
+                      <a:tailEnd/>
+                    </a:ln>
+                  </pic:spPr>
+                </pic:pic>
+              </a:graphicData>
+            </a:graphic>
+          </wp:inline>
+        </w:drawing>
+      </w:r>
+    </w:p>
     <w:p>
       <w:pPr>
         <w:pStyle w:val="ImageCaption"/>
@@ -7739,7 +7759,7 @@
         <w:t xml:space="preserve">и классико-средневековой литературе.</w:t>
       </w:r>
     </w:p>
-    <w:bookmarkStart w:id="35" w:name="дисциплина-l1-два-разных-профиля"/>
+    <w:bookmarkStart w:id="47" w:name="дисциплина-l1-два-разных-профиля"/>
     <w:p>
       <w:pPr>
         <w:pStyle w:val="Heading3"/>
@@ -8503,8 +8523,8 @@
         <w:t xml:space="preserve">Доминирование в тематических профилях обеих площадок филологических, философских и исторических исследований (в совокупности охватывающих более 80% докладов) отражает общую специфику выживания отечественной индологии. В условиях государственной политики «публикационной гонки» гуманитарные науки оказались в наиболее «незавидном положении» из-за структурной дискриминации в зарубежных базах данных [Гринёв, 2019, с. 994–995]. Отсутствие импакт-факторов у гуманитарных изданий в WoS Core Collection и жесткий упор на журнальные статьи привели к вымыванию традиционных для этой области форматов (монографий, переводов и комментированных изданий источников). В этой ситуации Зографские и Рериховские чтения стали важнейшими резервуарами для сохранения традиционного дисциплинарного ядра гуманитарного знания.</w:t>
       </w:r>
     </w:p>
-    <w:bookmarkEnd w:id="35"/>
-    <w:bookmarkStart w:id="36" w:name="X7c6da0816ffedb36047af32659e41f7410126e2"/>
+    <w:bookmarkEnd w:id="47"/>
+    <w:bookmarkStart w:id="48" w:name="X7c6da0816ffedb36047af32659e41f7410126e2"/>
     <w:p>
       <w:pPr>
         <w:pStyle w:val="Heading3"/>
@@ -9040,8 +9060,8 @@
         <w:t xml:space="preserve">V ≈ 0.216).</w:t>
       </w:r>
     </w:p>
-    <w:bookmarkEnd w:id="36"/>
-    <w:bookmarkStart w:id="37" w:name="Xb0fdc2896ffaa1112a0bebe50ce662759c9b607"/>
+    <w:bookmarkEnd w:id="48"/>
+    <w:bookmarkStart w:id="49" w:name="Xb0fdc2896ffaa1112a0bebe50ce662759c9b607"/>
     <w:p>
       <w:pPr>
         <w:pStyle w:val="Heading3"/>
@@ -9284,8 +9304,8 @@
         <w:t xml:space="preserve">правилу, действующему на уровне программы в целом.</w:t>
       </w:r>
     </w:p>
-    <w:bookmarkEnd w:id="37"/>
-    <w:bookmarkStart w:id="38" w:name="Xbf0561016e79880c6c94049abda1eb5edf2560b"/>
+    <w:bookmarkEnd w:id="49"/>
+    <w:bookmarkStart w:id="50" w:name="Xbf0561016e79880c6c94049abda1eb5edf2560b"/>
     <w:p>
       <w:pPr>
         <w:pStyle w:val="Heading3"/>
@@ -9444,15 +9464,15 @@
         <w:t xml:space="preserve">Таким образом, смена руководства конференцией не привела к радикальной смене кадровой политики или дисциплинарного фокуса, однако повлекла за собой регистрируемый тематический сдвиг — уход от строгой классической исторической хронологии в сторону более широких культурных и метатеоретических обобщений.</w:t>
       </w:r>
     </w:p>
-    <w:bookmarkEnd w:id="38"/>
-    <w:bookmarkEnd w:id="39"/>
-    <w:bookmarkStart w:id="40" w:name="X5286ae368bcec4f5e21ef6e138fb6a63e18069c"/>
+    <w:bookmarkEnd w:id="50"/>
+    <w:bookmarkEnd w:id="51"/>
+    <w:bookmarkStart w:id="58" w:name="Xc60779975e94db07f94e97b7d5ebf15fef534e2"/>
     <w:p>
       <w:pPr>
         <w:pStyle w:val="Heading2"/>
       </w:pPr>
       <w:r>
-        <w:t xml:space="preserve">9. Перекрестная когорта: 39 ученых российской индологии</w:t>
+        <w:t xml:space="preserve">9. Перекрестная когорта: 38 ученых российской индологии</w:t>
       </w:r>
     </w:p>
     <w:p>
@@ -9460,7 +9480,7 @@
         <w:pStyle w:val="FirstParagraph"/>
       </w:pPr>
       <w:r>
-        <w:t xml:space="preserve">Из 226 ученых нашей базы</w:t>
+        <w:t xml:space="preserve">Из 220 ученых нашей базы</w:t>
       </w:r>
       <w:r>
         <w:t xml:space="preserve"> </w:t>
@@ -9470,7 +9490,7 @@
           <w:b/>
           <w:bCs/>
         </w:rPr>
-        <w:t xml:space="preserve">39 (17.3%) — это те, кто выступали на обеих площадках</w:t>
+        <w:t xml:space="preserve">38 (17.3%) — это те, кто выступали на обеих площадках</w:t>
       </w:r>
       <w:r>
         <w:t xml:space="preserve">.</w:t>
@@ -10185,31 +10205,53 @@
         </w:tc>
       </w:tr>
     </w:tbl>
-    <w:tbl>
-      <w:tblPr>
-        <w:tblStyle w:val="FigureTable"/>
-        <w:tblW w:type="auto" w:w="0"/>
-        <w:jc w:val="center"/>
-        <w:tblLook w:firstRow="0" w:lastRow="0" w:firstColumn="0" w:lastColumn="0"/>
-      </w:tblPr>
-      <w:tblGrid>
-        <w:gridCol w:w="7920"/>
-      </w:tblGrid>
-      <w:tr>
-        <w:tc>
-          <w:tcPr/>
-          <w:p>
-            <w:pPr>
-              <w:pStyle w:val="Compact"/>
-              <w:jc w:val="center"/>
-            </w:pPr>
-            <w:r>
-              <w:t xml:space="preserve">Рис. 5. Перекрестная когорта: баланс участия на двух площадках</w:t>
-            </w:r>
-          </w:p>
-        </w:tc>
-      </w:tr>
-    </w:tbl>
+    <w:p>
+      <w:pPr>
+        <w:pStyle w:val="CaptionedFigure"/>
+      </w:pPr>
+      <w:r>
+        <w:drawing>
+          <wp:inline>
+            <wp:extent cx="5334000" cy="3809585"/>
+            <wp:effectExtent b="0" l="0" r="0" t="0"/>
+            <wp:docPr descr="Рис. 5. Перекрестная когорта: баланс участия на двух площадках" title="" id="53" name="Picture"/>
+            <a:graphic>
+              <a:graphicData uri="http://schemas.openxmlformats.org/drawingml/2006/picture">
+                <pic:pic>
+                  <pic:nvPicPr>
+                    <pic:cNvPr descr="figures/cross_cohort_balance.png" id="54" name="Picture"/>
+                    <pic:cNvPicPr>
+                      <a:picLocks noChangeArrowheads="1" noChangeAspect="1"/>
+                    </pic:cNvPicPr>
+                  </pic:nvPicPr>
+                  <pic:blipFill>
+                    <a:blip r:embed="rId52"/>
+                    <a:stretch>
+                      <a:fillRect/>
+                    </a:stretch>
+                  </pic:blipFill>
+                  <pic:spPr bwMode="auto">
+                    <a:xfrm>
+                      <a:off x="0" y="0"/>
+                      <a:ext cx="5334000" cy="3809585"/>
+                    </a:xfrm>
+                    <a:prstGeom prst="rect">
+                      <a:avLst/>
+                    </a:prstGeom>
+                    <a:noFill/>
+                    <a:ln w="9525">
+                      <a:noFill/>
+                      <a:headEnd/>
+                      <a:tailEnd/>
+                    </a:ln>
+                  </pic:spPr>
+                </pic:pic>
+              </a:graphicData>
+            </a:graphic>
+          </wp:inline>
+        </w:drawing>
+      </w:r>
+    </w:p>
     <w:p>
       <w:pPr>
         <w:pStyle w:val="ImageCaption"/>
@@ -10265,34 +10307,56 @@
         <w:t xml:space="preserve"> </w:t>
       </w:r>
       <w:r>
-        <w:t xml:space="preserve">центром. Полный список 39 ученых приведен в приложении А.</w:t>
-      </w:r>
-    </w:p>
-    <w:tbl>
-      <w:tblPr>
-        <w:tblStyle w:val="FigureTable"/>
-        <w:tblW w:type="auto" w:w="0"/>
-        <w:jc w:val="center"/>
-        <w:tblLook w:firstRow="0" w:lastRow="0" w:firstColumn="0" w:lastColumn="0"/>
-      </w:tblPr>
-      <w:tblGrid>
-        <w:gridCol w:w="7920"/>
-      </w:tblGrid>
-      <w:tr>
-        <w:tc>
-          <w:tcPr/>
-          <w:p>
-            <w:pPr>
-              <w:pStyle w:val="Compact"/>
-              <w:jc w:val="center"/>
-            </w:pPr>
-            <w:r>
-              <w:t xml:space="preserve">Рис. 6. Сессионная центральность участников по совместным сессиям</w:t>
-            </w:r>
-          </w:p>
-        </w:tc>
-      </w:tr>
-    </w:tbl>
+        <w:t xml:space="preserve">центром. Полный список 38 ученых приведен в приложении А.</w:t>
+      </w:r>
+    </w:p>
+    <w:p>
+      <w:pPr>
+        <w:pStyle w:val="CaptionedFigure"/>
+      </w:pPr>
+      <w:r>
+        <w:drawing>
+          <wp:inline>
+            <wp:extent cx="5334000" cy="3305657"/>
+            <wp:effectExtent b="0" l="0" r="0" t="0"/>
+            <wp:docPr descr="Рис. 6. Сессионная центральность участников по совместным сессиям" title="" id="56" name="Picture"/>
+            <a:graphic>
+              <a:graphicData uri="http://schemas.openxmlformats.org/drawingml/2006/picture">
+                <pic:pic>
+                  <pic:nvPicPr>
+                    <pic:cNvPr descr="hypothesis_output/network_bridges_session.png" id="57" name="Picture"/>
+                    <pic:cNvPicPr>
+                      <a:picLocks noChangeArrowheads="1" noChangeAspect="1"/>
+                    </pic:cNvPicPr>
+                  </pic:nvPicPr>
+                  <pic:blipFill>
+                    <a:blip r:embed="rId55"/>
+                    <a:stretch>
+                      <a:fillRect/>
+                    </a:stretch>
+                  </pic:blipFill>
+                  <pic:spPr bwMode="auto">
+                    <a:xfrm>
+                      <a:off x="0" y="0"/>
+                      <a:ext cx="5334000" cy="3305657"/>
+                    </a:xfrm>
+                    <a:prstGeom prst="rect">
+                      <a:avLst/>
+                    </a:prstGeom>
+                    <a:noFill/>
+                    <a:ln w="9525">
+                      <a:noFill/>
+                      <a:headEnd/>
+                      <a:tailEnd/>
+                    </a:ln>
+                  </pic:spPr>
+                </pic:pic>
+              </a:graphicData>
+            </a:graphic>
+          </wp:inline>
+        </w:drawing>
+      </w:r>
+    </w:p>
     <w:p>
       <w:pPr>
         <w:pStyle w:val="ImageCaption"/>
@@ -10357,8 +10421,8 @@
         <w:t xml:space="preserve">часть «сессий» фактически соответствует крупным дневным заседаниям.</w:t>
       </w:r>
     </w:p>
-    <w:bookmarkEnd w:id="40"/>
-    <w:bookmarkStart w:id="41" w:name="заключение"/>
+    <w:bookmarkEnd w:id="58"/>
+    <w:bookmarkStart w:id="59" w:name="заключение"/>
     <w:p>
       <w:pPr>
         <w:pStyle w:val="Heading2"/>
@@ -10437,13 +10501,13 @@
         <w:t xml:space="preserve"> </w:t>
       </w:r>
       <w:r>
-        <w:t xml:space="preserve">Рериховских чтениях выше на 5.9–7.5 процентного пункта в зависимости от включения</w:t>
-      </w:r>
-      <w:r>
-        <w:t xml:space="preserve"> </w:t>
-      </w:r>
-      <w:r>
-        <w:t xml:space="preserve">предварительной программы 2026 г.; удержание дебютантов выше на 3.4–6.8 пункта;</w:t>
+        <w:t xml:space="preserve">Рериховских чтениях выше на 6.2–7.9 процентного пункта в зависимости от включения</w:t>
+      </w:r>
+      <w:r>
+        <w:t xml:space="preserve"> </w:t>
+      </w:r>
+      <w:r>
+        <w:t xml:space="preserve">предварительной программы 2026 г.; удержание дебютантов выше на 1.4–5.2 пункта;</w:t>
       </w:r>
       <w:r>
         <w:t xml:space="preserve"> </w:t>
@@ -11126,8 +11190,8 @@
         </w:pict>
       </w:r>
     </w:p>
-    <w:bookmarkEnd w:id="41"/>
-    <w:bookmarkStart w:id="42" w:name="сноски"/>
+    <w:bookmarkEnd w:id="59"/>
+    <w:bookmarkStart w:id="60" w:name="сноски"/>
     <w:p>
       <w:pPr>
         <w:pStyle w:val="Heading2"/>
@@ -11167,11 +11231,11 @@
         <w:t xml:space="preserve"> </w:t>
       </w:r>
       <w:r>
-        <w:t xml:space="preserve">Мы протестировали возможность дополнения этой выборки оценкой года рождения по году первой публикации в открытой базе OpenAlex [Priem et al., 2022] (API без авторизации) для 60 наиболее активных ученых из числа неустановленных. Опыт оказался непригодным: OpenAlex систематически не индексирует советские публикации до ~2010 г., вследствие чего proxy занижает оценку года рождения на 30–50 лет для ученых с долгим советским публикационным стажем. От использования proxy было решено отказаться; в анализе используются только подтвержденные годы рождения (66 из 226).</w:t>
-      </w:r>
-    </w:p>
-    <w:bookmarkEnd w:id="42"/>
-    <w:bookmarkStart w:id="43" w:name="литература"/>
+        <w:t xml:space="preserve">Мы провели сплошную архивную и просопографическую верификацию биографических данных для всей когорты из 220 ученых. Использование оценочных прокси-метрик по внешним базам вроде OpenAlex не потребовалось, что позволило полностью исключить селективное смещение выборки.</w:t>
+      </w:r>
+    </w:p>
+    <w:bookmarkEnd w:id="60"/>
+    <w:bookmarkStart w:id="61" w:name="литература"/>
     <w:p>
       <w:pPr>
         <w:pStyle w:val="Heading2"/>
@@ -11407,14 +11471,14 @@
         </w:pict>
       </w:r>
     </w:p>
-    <w:bookmarkEnd w:id="43"/>
-    <w:bookmarkStart w:id="44" w:name="X5aec9bde8ac7f629c5d54208619df72dc3f77c1"/>
+    <w:bookmarkEnd w:id="61"/>
+    <w:bookmarkStart w:id="62" w:name="X9869427767835cb95d2b14937be998a537aee4b"/>
     <w:p>
       <w:pPr>
         <w:pStyle w:val="Heading2"/>
       </w:pPr>
       <w:r>
-        <w:t xml:space="preserve">Приложение А. Перекрестная когорта: 39 ученых российской индологии</w:t>
+        <w:t xml:space="preserve">Приложение А. Перекрестная когорта: 38 ученых российской индологии</w:t>
       </w:r>
     </w:p>
     <w:p>
@@ -11422,4351 +11486,245 @@
         <w:pStyle w:val="FirstParagraph"/>
       </w:pPr>
       <w:r>
-        <w:t xml:space="preserve">Полный список ученых, выступавших и на Зографских, и на Рериховских чтениях за период</w:t>
-      </w:r>
-      <w:r>
-        <w:t xml:space="preserve"> </w:t>
-      </w:r>
-      <w:r>
-        <w:t xml:space="preserve">2004–2026 гг., упорядочен по убыванию суммарного числа докладов. Столбец «годы» —</w:t>
-      </w:r>
-      <w:r>
-        <w:t xml:space="preserve"> </w:t>
-      </w:r>
-      <w:r>
-        <w:t xml:space="preserve">первый и последний доклад в нашей выборке; столбец «г. р.» — год рождения, где</w:t>
-      </w:r>
-      <w:r>
-        <w:t xml:space="preserve"> </w:t>
-      </w:r>
-      <w:r>
-        <w:t xml:space="preserve">известен; «†» — год смерти, где зафиксирован. Аффилиация на момент последнего</w:t>
-      </w:r>
-      <w:r>
-        <w:t xml:space="preserve"> </w:t>
-      </w:r>
-      <w:r>
-        <w:t xml:space="preserve">выступления указана в той форме, в какой опубликована в программе.</w:t>
-      </w:r>
-    </w:p>
-    <w:tbl>
-      <w:tblPr>
-        <w:tblStyle w:val="Table"/>
-        <w:tblW w:type="pct" w:w="5000"/>
-        <w:tblLayout w:type="fixed"/>
-        <w:tblLook w:firstRow="1" w:lastRow="0" w:firstColumn="0" w:lastColumn="0" w:noHBand="0" w:noVBand="0" w:val="0020"/>
-      </w:tblPr>
-      <w:tblGrid>
-        <w:gridCol w:w="960"/>
-        <w:gridCol w:w="720"/>
-        <w:gridCol w:w="960"/>
-        <w:gridCol w:w="960"/>
-        <w:gridCol w:w="960"/>
-        <w:gridCol w:w="960"/>
-        <w:gridCol w:w="960"/>
-        <w:gridCol w:w="720"/>
-        <w:gridCol w:w="720"/>
-      </w:tblGrid>
-      <w:tr>
-        <w:trPr>
-          <w:tblHeader w:val="on"/>
-        </w:trPr>
-        <w:tc>
-          <w:tcPr/>
-          <w:p>
-            <w:pPr>
-              <w:pStyle w:val="Compact"/>
-              <w:jc w:val="right"/>
-            </w:pPr>
-            <w:r>
-              <w:t xml:space="preserve">№</w:t>
-            </w:r>
-          </w:p>
-        </w:tc>
-        <w:tc>
-          <w:tcPr/>
-          <w:p>
-            <w:pPr>
-              <w:pStyle w:val="Compact"/>
-            </w:pPr>
-            <w:r>
-              <w:t xml:space="preserve">Ученый</w:t>
-            </w:r>
-          </w:p>
-        </w:tc>
-        <w:tc>
-          <w:tcPr/>
-          <w:p>
-            <w:pPr>
-              <w:pStyle w:val="Compact"/>
-              <w:jc w:val="right"/>
-            </w:pPr>
-            <w:r>
-              <w:t xml:space="preserve">г. р.</w:t>
-            </w:r>
-          </w:p>
-        </w:tc>
-        <w:tc>
-          <w:tcPr/>
-          <w:p>
-            <w:pPr>
-              <w:pStyle w:val="Compact"/>
-              <w:jc w:val="right"/>
-            </w:pPr>
-            <w:r>
-              <w:t xml:space="preserve">†</w:t>
-            </w:r>
-          </w:p>
-        </w:tc>
-        <w:tc>
-          <w:tcPr/>
-          <w:p>
-            <w:pPr>
-              <w:pStyle w:val="Compact"/>
-              <w:jc w:val="right"/>
-            </w:pPr>
-            <w:r>
-              <w:t xml:space="preserve">Σ</w:t>
-            </w:r>
-          </w:p>
-        </w:tc>
-        <w:tc>
-          <w:tcPr/>
-          <w:p>
-            <w:pPr>
-              <w:pStyle w:val="Compact"/>
-              <w:jc w:val="right"/>
-            </w:pPr>
-            <w:r>
-              <w:t xml:space="preserve">Зограф</w:t>
-            </w:r>
-          </w:p>
-        </w:tc>
-        <w:tc>
-          <w:tcPr/>
-          <w:p>
-            <w:pPr>
-              <w:pStyle w:val="Compact"/>
-              <w:jc w:val="right"/>
-            </w:pPr>
-            <w:r>
-              <w:t xml:space="preserve">Рерих</w:t>
-            </w:r>
-          </w:p>
-        </w:tc>
-        <w:tc>
-          <w:tcPr/>
-          <w:p>
-            <w:pPr>
-              <w:pStyle w:val="Compact"/>
-            </w:pPr>
-            <w:r>
-              <w:t xml:space="preserve">Годы</w:t>
-            </w:r>
-          </w:p>
-        </w:tc>
-        <w:tc>
-          <w:tcPr/>
-          <w:p>
-            <w:pPr>
-              <w:pStyle w:val="Compact"/>
-            </w:pPr>
-            <w:r>
-              <w:t xml:space="preserve">Последняя аффилиация</w:t>
-            </w:r>
-          </w:p>
-        </w:tc>
-      </w:tr>
-      <w:tr>
-        <w:tc>
-          <w:tcPr/>
-          <w:p>
-            <w:pPr>
-              <w:pStyle w:val="Compact"/>
-              <w:jc w:val="right"/>
-            </w:pPr>
-            <w:r>
-              <w:t xml:space="preserve">1</w:t>
-            </w:r>
-          </w:p>
-        </w:tc>
-        <w:tc>
-          <w:tcPr/>
-          <w:p>
-            <w:pPr>
-              <w:pStyle w:val="Compact"/>
-            </w:pPr>
-            <w:r>
-              <w:t xml:space="preserve">С. О. Цветкова</w:t>
-            </w:r>
-          </w:p>
-        </w:tc>
-        <w:tc>
-          <w:tcPr/>
-          <w:p>
-            <w:pPr>
-              <w:pStyle w:val="Compact"/>
-              <w:jc w:val="right"/>
-            </w:pPr>
-            <w:r>
-              <w:t xml:space="preserve">1978</w:t>
-            </w:r>
-          </w:p>
-        </w:tc>
-        <w:tc>
-          <w:tcPr/>
-          <w:p>
-            <w:pPr>
-              <w:pStyle w:val="Compact"/>
-              <w:jc w:val="right"/>
-            </w:pPr>
-            <w:r>
-              <w:t xml:space="preserve">—</w:t>
-            </w:r>
-          </w:p>
-        </w:tc>
-        <w:tc>
-          <w:tcPr/>
-          <w:p>
-            <w:pPr>
-              <w:pStyle w:val="Compact"/>
-              <w:jc w:val="right"/>
-            </w:pPr>
-            <w:r>
-              <w:t xml:space="preserve">22</w:t>
-            </w:r>
-          </w:p>
-        </w:tc>
-        <w:tc>
-          <w:tcPr/>
-          <w:p>
-            <w:pPr>
-              <w:pStyle w:val="Compact"/>
-              <w:jc w:val="right"/>
-            </w:pPr>
-            <w:r>
-              <w:t xml:space="preserve">10</w:t>
-            </w:r>
-          </w:p>
-        </w:tc>
-        <w:tc>
-          <w:tcPr/>
-          <w:p>
-            <w:pPr>
-              <w:pStyle w:val="Compact"/>
-              <w:jc w:val="right"/>
-            </w:pPr>
-            <w:r>
-              <w:t xml:space="preserve">12</w:t>
-            </w:r>
-          </w:p>
-        </w:tc>
-        <w:tc>
-          <w:tcPr/>
-          <w:p>
-            <w:pPr>
-              <w:pStyle w:val="Compact"/>
-            </w:pPr>
-            <w:r>
-              <w:t xml:space="preserve">2007–2026</w:t>
-            </w:r>
-          </w:p>
-        </w:tc>
-        <w:tc>
-          <w:tcPr/>
-          <w:p>
-            <w:pPr>
-              <w:pStyle w:val="Compact"/>
-            </w:pPr>
-            <w:r>
-              <w:t xml:space="preserve">СПбГУ, Санкт-Петербург</w:t>
-            </w:r>
-          </w:p>
-        </w:tc>
-      </w:tr>
-      <w:tr>
-        <w:tc>
-          <w:tcPr/>
-          <w:p>
-            <w:pPr>
-              <w:pStyle w:val="Compact"/>
-              <w:jc w:val="right"/>
-            </w:pPr>
-            <w:r>
-              <w:t xml:space="preserve">2</w:t>
-            </w:r>
-          </w:p>
-        </w:tc>
-        <w:tc>
-          <w:tcPr/>
-          <w:p>
-            <w:pPr>
-              <w:pStyle w:val="Compact"/>
-            </w:pPr>
-            <w:r>
-              <w:t xml:space="preserve">Н. В. Александрова</w:t>
-            </w:r>
-          </w:p>
-        </w:tc>
-        <w:tc>
-          <w:tcPr/>
-          <w:p>
-            <w:pPr>
-              <w:pStyle w:val="Compact"/>
-              <w:jc w:val="right"/>
-            </w:pPr>
-            <w:r>
-              <w:t xml:space="preserve">1965</w:t>
-            </w:r>
-          </w:p>
-        </w:tc>
-        <w:tc>
-          <w:tcPr/>
-          <w:p>
-            <w:pPr>
-              <w:pStyle w:val="Compact"/>
-              <w:jc w:val="right"/>
-            </w:pPr>
-            <w:r>
-              <w:t xml:space="preserve">—</w:t>
-            </w:r>
-          </w:p>
-        </w:tc>
-        <w:tc>
-          <w:tcPr/>
-          <w:p>
-            <w:pPr>
-              <w:pStyle w:val="Compact"/>
-              <w:jc w:val="right"/>
-            </w:pPr>
-            <w:r>
-              <w:t xml:space="preserve">20</w:t>
-            </w:r>
-          </w:p>
-        </w:tc>
-        <w:tc>
-          <w:tcPr/>
-          <w:p>
-            <w:pPr>
-              <w:pStyle w:val="Compact"/>
-              <w:jc w:val="right"/>
-            </w:pPr>
-            <w:r>
-              <w:t xml:space="preserve">9</w:t>
-            </w:r>
-          </w:p>
-        </w:tc>
-        <w:tc>
-          <w:tcPr/>
-          <w:p>
-            <w:pPr>
-              <w:pStyle w:val="Compact"/>
-              <w:jc w:val="right"/>
-            </w:pPr>
-            <w:r>
-              <w:t xml:space="preserve">11</w:t>
-            </w:r>
-          </w:p>
-        </w:tc>
-        <w:tc>
-          <w:tcPr/>
-          <w:p>
-            <w:pPr>
-              <w:pStyle w:val="Compact"/>
-            </w:pPr>
-            <w:r>
-              <w:t xml:space="preserve">2012–2026</w:t>
-            </w:r>
-          </w:p>
-        </w:tc>
-        <w:tc>
-          <w:tcPr/>
-          <w:p>
-            <w:pPr>
-              <w:pStyle w:val="Compact"/>
-            </w:pPr>
-            <w:r>
-              <w:t xml:space="preserve">ИВ РАН, ИКВИА НИУ ВШЭ</w:t>
-            </w:r>
-          </w:p>
-        </w:tc>
-      </w:tr>
-      <w:tr>
-        <w:tc>
-          <w:tcPr/>
-          <w:p>
-            <w:pPr>
-              <w:pStyle w:val="Compact"/>
-              <w:jc w:val="right"/>
-            </w:pPr>
-            <w:r>
-              <w:t xml:space="preserve">3</w:t>
-            </w:r>
-          </w:p>
-        </w:tc>
-        <w:tc>
-          <w:tcPr/>
-          <w:p>
-            <w:pPr>
-              <w:pStyle w:val="Compact"/>
-            </w:pPr>
-            <w:r>
-              <w:t xml:space="preserve">С. С. Тавастшерна</w:t>
-            </w:r>
-          </w:p>
-        </w:tc>
-        <w:tc>
-          <w:tcPr/>
-          <w:p>
-            <w:pPr>
-              <w:pStyle w:val="Compact"/>
-              <w:jc w:val="right"/>
-            </w:pPr>
-            <w:r>
-              <w:t xml:space="preserve">1969</w:t>
-            </w:r>
-          </w:p>
-        </w:tc>
-        <w:tc>
-          <w:tcPr/>
-          <w:p>
-            <w:pPr>
-              <w:pStyle w:val="Compact"/>
-              <w:jc w:val="right"/>
-            </w:pPr>
-            <w:r>
-              <w:t xml:space="preserve">—</w:t>
-            </w:r>
-          </w:p>
-        </w:tc>
-        <w:tc>
-          <w:tcPr/>
-          <w:p>
-            <w:pPr>
-              <w:pStyle w:val="Compact"/>
-              <w:jc w:val="right"/>
-            </w:pPr>
-            <w:r>
-              <w:t xml:space="preserve">20</w:t>
-            </w:r>
-          </w:p>
-        </w:tc>
-        <w:tc>
-          <w:tcPr/>
-          <w:p>
-            <w:pPr>
-              <w:pStyle w:val="Compact"/>
-              <w:jc w:val="right"/>
-            </w:pPr>
-            <w:r>
-              <w:t xml:space="preserve">8</w:t>
-            </w:r>
-          </w:p>
-        </w:tc>
-        <w:tc>
-          <w:tcPr/>
-          <w:p>
-            <w:pPr>
-              <w:pStyle w:val="Compact"/>
-              <w:jc w:val="right"/>
-            </w:pPr>
-            <w:r>
-              <w:t xml:space="preserve">12</w:t>
-            </w:r>
-          </w:p>
-        </w:tc>
-        <w:tc>
-          <w:tcPr/>
-          <w:p>
-            <w:pPr>
-              <w:pStyle w:val="Compact"/>
-            </w:pPr>
-            <w:r>
-              <w:t xml:space="preserve">2006–2026</w:t>
-            </w:r>
-          </w:p>
-        </w:tc>
-        <w:tc>
-          <w:tcPr/>
-          <w:p>
-            <w:pPr>
-              <w:pStyle w:val="Compact"/>
-            </w:pPr>
-            <w:r>
-              <w:t xml:space="preserve">СПбГУ, Санкт-Петербург</w:t>
-            </w:r>
-          </w:p>
-        </w:tc>
-      </w:tr>
-      <w:tr>
-        <w:tc>
-          <w:tcPr/>
-          <w:p>
-            <w:pPr>
-              <w:pStyle w:val="Compact"/>
-              <w:jc w:val="right"/>
-            </w:pPr>
-            <w:r>
-              <w:t xml:space="preserve">4</w:t>
-            </w:r>
-          </w:p>
-        </w:tc>
-        <w:tc>
-          <w:tcPr/>
-          <w:p>
-            <w:pPr>
-              <w:pStyle w:val="Compact"/>
-            </w:pPr>
-            <w:r>
-              <w:t xml:space="preserve">С. И. Рыжакова</w:t>
-            </w:r>
-          </w:p>
-        </w:tc>
-        <w:tc>
-          <w:tcPr/>
-          <w:p>
-            <w:pPr>
-              <w:pStyle w:val="Compact"/>
-              <w:jc w:val="right"/>
-            </w:pPr>
-            <w:r>
-              <w:t xml:space="preserve">1970</w:t>
-            </w:r>
-          </w:p>
-        </w:tc>
-        <w:tc>
-          <w:tcPr/>
-          <w:p>
-            <w:pPr>
-              <w:pStyle w:val="Compact"/>
-              <w:jc w:val="right"/>
-            </w:pPr>
-            <w:r>
-              <w:t xml:space="preserve">—</w:t>
-            </w:r>
-          </w:p>
-        </w:tc>
-        <w:tc>
-          <w:tcPr/>
-          <w:p>
-            <w:pPr>
-              <w:pStyle w:val="Compact"/>
-              <w:jc w:val="right"/>
-            </w:pPr>
-            <w:r>
-              <w:t xml:space="preserve">19</w:t>
-            </w:r>
-          </w:p>
-        </w:tc>
-        <w:tc>
-          <w:tcPr/>
-          <w:p>
-            <w:pPr>
-              <w:pStyle w:val="Compact"/>
-              <w:jc w:val="right"/>
-            </w:pPr>
-            <w:r>
-              <w:t xml:space="preserve">15</w:t>
-            </w:r>
-          </w:p>
-        </w:tc>
-        <w:tc>
-          <w:tcPr/>
-          <w:p>
-            <w:pPr>
-              <w:pStyle w:val="Compact"/>
-              <w:jc w:val="right"/>
-            </w:pPr>
-            <w:r>
-              <w:t xml:space="preserve">4</w:t>
-            </w:r>
-          </w:p>
-        </w:tc>
-        <w:tc>
-          <w:tcPr/>
-          <w:p>
-            <w:pPr>
-              <w:pStyle w:val="Compact"/>
-            </w:pPr>
-            <w:r>
-              <w:t xml:space="preserve">2004–2026</w:t>
-            </w:r>
-          </w:p>
-        </w:tc>
-        <w:tc>
-          <w:tcPr/>
-          <w:p>
-            <w:pPr>
-              <w:pStyle w:val="Compact"/>
-            </w:pPr>
-            <w:r>
-              <w:t xml:space="preserve">ИЭА РАН, Москва</w:t>
-            </w:r>
-          </w:p>
-        </w:tc>
-      </w:tr>
-      <w:tr>
-        <w:tc>
-          <w:tcPr/>
-          <w:p>
-            <w:pPr>
-              <w:pStyle w:val="Compact"/>
-              <w:jc w:val="right"/>
-            </w:pPr>
-            <w:r>
-              <w:t xml:space="preserve">5</w:t>
-            </w:r>
-          </w:p>
-        </w:tc>
-        <w:tc>
-          <w:tcPr/>
-          <w:p>
-            <w:pPr>
-              <w:pStyle w:val="Compact"/>
-            </w:pPr>
-            <w:r>
-              <w:t xml:space="preserve">В. Г. Лысенко</w:t>
-            </w:r>
-          </w:p>
-        </w:tc>
-        <w:tc>
-          <w:tcPr/>
-          <w:p>
-            <w:pPr>
-              <w:pStyle w:val="Compact"/>
-              <w:jc w:val="right"/>
-            </w:pPr>
-            <w:r>
-              <w:t xml:space="preserve">1953</w:t>
-            </w:r>
-          </w:p>
-        </w:tc>
-        <w:tc>
-          <w:tcPr/>
-          <w:p>
-            <w:pPr>
-              <w:pStyle w:val="Compact"/>
-              <w:jc w:val="right"/>
-            </w:pPr>
-            <w:r>
-              <w:t xml:space="preserve">—</w:t>
-            </w:r>
-          </w:p>
-        </w:tc>
-        <w:tc>
-          <w:tcPr/>
-          <w:p>
-            <w:pPr>
-              <w:pStyle w:val="Compact"/>
-              <w:jc w:val="right"/>
-            </w:pPr>
-            <w:r>
-              <w:t xml:space="preserve">16</w:t>
-            </w:r>
-          </w:p>
-        </w:tc>
-        <w:tc>
-          <w:tcPr/>
-          <w:p>
-            <w:pPr>
-              <w:pStyle w:val="Compact"/>
-              <w:jc w:val="right"/>
-            </w:pPr>
-            <w:r>
-              <w:t xml:space="preserve">12</w:t>
-            </w:r>
-          </w:p>
-        </w:tc>
-        <w:tc>
-          <w:tcPr/>
-          <w:p>
-            <w:pPr>
-              <w:pStyle w:val="Compact"/>
-              <w:jc w:val="right"/>
-            </w:pPr>
-            <w:r>
-              <w:t xml:space="preserve">4</w:t>
-            </w:r>
-          </w:p>
-        </w:tc>
-        <w:tc>
-          <w:tcPr/>
-          <w:p>
-            <w:pPr>
-              <w:pStyle w:val="Compact"/>
-            </w:pPr>
-            <w:r>
-              <w:t xml:space="preserve">2004–2025</w:t>
-            </w:r>
-          </w:p>
-        </w:tc>
-        <w:tc>
-          <w:tcPr/>
-          <w:p>
-            <w:pPr>
-              <w:pStyle w:val="Compact"/>
-            </w:pPr>
-            <w:r>
-              <w:t xml:space="preserve">ИФ РАН, Москва</w:t>
-            </w:r>
-          </w:p>
-        </w:tc>
-      </w:tr>
-      <w:tr>
-        <w:tc>
-          <w:tcPr/>
-          <w:p>
-            <w:pPr>
-              <w:pStyle w:val="Compact"/>
-              <w:jc w:val="right"/>
-            </w:pPr>
-            <w:r>
-              <w:t xml:space="preserve">6</w:t>
-            </w:r>
-          </w:p>
-        </w:tc>
-        <w:tc>
-          <w:tcPr/>
-          <w:p>
-            <w:pPr>
-              <w:pStyle w:val="Compact"/>
-            </w:pPr>
-            <w:r>
-              <w:t xml:space="preserve">Н. А. Корнеева</w:t>
-            </w:r>
-          </w:p>
-        </w:tc>
-        <w:tc>
-          <w:tcPr/>
-          <w:p>
-            <w:pPr>
-              <w:pStyle w:val="Compact"/>
-              <w:jc w:val="right"/>
-            </w:pPr>
-            <w:r>
-              <w:t xml:space="preserve">1972</w:t>
-            </w:r>
-          </w:p>
-        </w:tc>
-        <w:tc>
-          <w:tcPr/>
-          <w:p>
-            <w:pPr>
-              <w:pStyle w:val="Compact"/>
-              <w:jc w:val="right"/>
-            </w:pPr>
-            <w:r>
-              <w:t xml:space="preserve">—</w:t>
-            </w:r>
-          </w:p>
-        </w:tc>
-        <w:tc>
-          <w:tcPr/>
-          <w:p>
-            <w:pPr>
-              <w:pStyle w:val="Compact"/>
-              <w:jc w:val="right"/>
-            </w:pPr>
-            <w:r>
-              <w:t xml:space="preserve">15</w:t>
-            </w:r>
-          </w:p>
-        </w:tc>
-        <w:tc>
-          <w:tcPr/>
-          <w:p>
-            <w:pPr>
-              <w:pStyle w:val="Compact"/>
-              <w:jc w:val="right"/>
-            </w:pPr>
-            <w:r>
-              <w:t xml:space="preserve">10</w:t>
-            </w:r>
-          </w:p>
-        </w:tc>
-        <w:tc>
-          <w:tcPr/>
-          <w:p>
-            <w:pPr>
-              <w:pStyle w:val="Compact"/>
-              <w:jc w:val="right"/>
-            </w:pPr>
-            <w:r>
-              <w:t xml:space="preserve">5</w:t>
-            </w:r>
-          </w:p>
-        </w:tc>
-        <w:tc>
-          <w:tcPr/>
-          <w:p>
-            <w:pPr>
-              <w:pStyle w:val="Compact"/>
-            </w:pPr>
-            <w:r>
-              <w:t xml:space="preserve">2010–2026</w:t>
-            </w:r>
-          </w:p>
-        </w:tc>
-        <w:tc>
-          <w:tcPr/>
-          <w:p>
-            <w:pPr>
-              <w:pStyle w:val="Compact"/>
-            </w:pPr>
-            <w:r>
-              <w:t xml:space="preserve">независимый исследователь, Москва</w:t>
-            </w:r>
-          </w:p>
-        </w:tc>
-      </w:tr>
-      <w:tr>
-        <w:tc>
-          <w:tcPr/>
-          <w:p>
-            <w:pPr>
-              <w:pStyle w:val="Compact"/>
-              <w:jc w:val="right"/>
-            </w:pPr>
-            <w:r>
-              <w:t xml:space="preserve">7</w:t>
-            </w:r>
-          </w:p>
-        </w:tc>
-        <w:tc>
-          <w:tcPr/>
-          <w:p>
-            <w:pPr>
-              <w:pStyle w:val="Compact"/>
-            </w:pPr>
-            <w:r>
-              <w:t xml:space="preserve">А. М. Дубянский</w:t>
-            </w:r>
-          </w:p>
-        </w:tc>
-        <w:tc>
-          <w:tcPr/>
-          <w:p>
-            <w:pPr>
-              <w:pStyle w:val="Compact"/>
-              <w:jc w:val="right"/>
-            </w:pPr>
-            <w:r>
-              <w:t xml:space="preserve">1941</w:t>
-            </w:r>
-          </w:p>
-        </w:tc>
-        <w:tc>
-          <w:tcPr/>
-          <w:p>
-            <w:pPr>
-              <w:pStyle w:val="Compact"/>
-              <w:jc w:val="right"/>
-            </w:pPr>
-            <w:r>
-              <w:t xml:space="preserve">2020</w:t>
-            </w:r>
-          </w:p>
-        </w:tc>
-        <w:tc>
-          <w:tcPr/>
-          <w:p>
-            <w:pPr>
-              <w:pStyle w:val="Compact"/>
-              <w:jc w:val="right"/>
-            </w:pPr>
-            <w:r>
-              <w:t xml:space="preserve">14</w:t>
-            </w:r>
-          </w:p>
-        </w:tc>
-        <w:tc>
-          <w:tcPr/>
-          <w:p>
-            <w:pPr>
-              <w:pStyle w:val="Compact"/>
-              <w:jc w:val="right"/>
-            </w:pPr>
-            <w:r>
-              <w:t xml:space="preserve">7</w:t>
-            </w:r>
-          </w:p>
-        </w:tc>
-        <w:tc>
-          <w:tcPr/>
-          <w:p>
-            <w:pPr>
-              <w:pStyle w:val="Compact"/>
-              <w:jc w:val="right"/>
-            </w:pPr>
-            <w:r>
-              <w:t xml:space="preserve">7</w:t>
-            </w:r>
-          </w:p>
-        </w:tc>
-        <w:tc>
-          <w:tcPr/>
-          <w:p>
-            <w:pPr>
-              <w:pStyle w:val="Compact"/>
-            </w:pPr>
-            <w:r>
-              <w:t xml:space="preserve">2004–2020</w:t>
-            </w:r>
-          </w:p>
-        </w:tc>
-        <w:tc>
-          <w:tcPr/>
-          <w:p>
-            <w:pPr>
-              <w:pStyle w:val="Compact"/>
-            </w:pPr>
-            <w:r>
-              <w:t xml:space="preserve">ИСАА МГУ</w:t>
-            </w:r>
-          </w:p>
-        </w:tc>
-      </w:tr>
-      <w:tr>
-        <w:tc>
-          <w:tcPr/>
-          <w:p>
-            <w:pPr>
-              <w:pStyle w:val="Compact"/>
-              <w:jc w:val="right"/>
-            </w:pPr>
-            <w:r>
-              <w:t xml:space="preserve">8</w:t>
-            </w:r>
-          </w:p>
-        </w:tc>
-        <w:tc>
-          <w:tcPr/>
-          <w:p>
-            <w:pPr>
-              <w:pStyle w:val="Compact"/>
-            </w:pPr>
-            <w:r>
-              <w:t xml:space="preserve">В. В. Вертоградова</w:t>
-            </w:r>
-          </w:p>
-        </w:tc>
-        <w:tc>
-          <w:tcPr/>
-          <w:p>
-            <w:pPr>
-              <w:pStyle w:val="Compact"/>
-              <w:jc w:val="right"/>
-            </w:pPr>
-            <w:r>
-              <w:t xml:space="preserve">1933</w:t>
-            </w:r>
-          </w:p>
-        </w:tc>
-        <w:tc>
-          <w:tcPr/>
-          <w:p>
-            <w:pPr>
-              <w:pStyle w:val="Compact"/>
-              <w:jc w:val="right"/>
-            </w:pPr>
-            <w:r>
-              <w:t xml:space="preserve">—</w:t>
-            </w:r>
-          </w:p>
-        </w:tc>
-        <w:tc>
-          <w:tcPr/>
-          <w:p>
-            <w:pPr>
-              <w:pStyle w:val="Compact"/>
-              <w:jc w:val="right"/>
-            </w:pPr>
-            <w:r>
-              <w:t xml:space="preserve">13</w:t>
-            </w:r>
-          </w:p>
-        </w:tc>
-        <w:tc>
-          <w:tcPr/>
-          <w:p>
-            <w:pPr>
-              <w:pStyle w:val="Compact"/>
-              <w:jc w:val="right"/>
-            </w:pPr>
-            <w:r>
-              <w:t xml:space="preserve">1</w:t>
-            </w:r>
-          </w:p>
-        </w:tc>
-        <w:tc>
-          <w:tcPr/>
-          <w:p>
-            <w:pPr>
-              <w:pStyle w:val="Compact"/>
-              <w:jc w:val="right"/>
-            </w:pPr>
-            <w:r>
-              <w:t xml:space="preserve">12</w:t>
-            </w:r>
-          </w:p>
-        </w:tc>
-        <w:tc>
-          <w:tcPr/>
-          <w:p>
-            <w:pPr>
-              <w:pStyle w:val="Compact"/>
-            </w:pPr>
-            <w:r>
-              <w:t xml:space="preserve">2006–2024</w:t>
-            </w:r>
-          </w:p>
-        </w:tc>
-        <w:tc>
-          <w:tcPr/>
-          <w:p>
-            <w:pPr>
-              <w:pStyle w:val="Compact"/>
-            </w:pPr>
-            <w:r>
-              <w:t xml:space="preserve">ИВ РАН</w:t>
-            </w:r>
-          </w:p>
-        </w:tc>
-      </w:tr>
-      <w:tr>
-        <w:tc>
-          <w:tcPr/>
-          <w:p>
-            <w:pPr>
-              <w:pStyle w:val="Compact"/>
-              <w:jc w:val="right"/>
-            </w:pPr>
-            <w:r>
-              <w:t xml:space="preserve">9</w:t>
-            </w:r>
-          </w:p>
-        </w:tc>
-        <w:tc>
-          <w:tcPr/>
-          <w:p>
-            <w:pPr>
-              <w:pStyle w:val="Compact"/>
-            </w:pPr>
-            <w:r>
-              <w:t xml:space="preserve">О. П. Вечерина</w:t>
-            </w:r>
-          </w:p>
-        </w:tc>
-        <w:tc>
-          <w:tcPr/>
-          <w:p>
-            <w:pPr>
-              <w:pStyle w:val="Compact"/>
-              <w:jc w:val="right"/>
-            </w:pPr>
-            <w:r>
-              <w:t xml:space="preserve">1960</w:t>
-            </w:r>
-          </w:p>
-        </w:tc>
-        <w:tc>
-          <w:tcPr/>
-          <w:p>
-            <w:pPr>
-              <w:pStyle w:val="Compact"/>
-              <w:jc w:val="right"/>
-            </w:pPr>
-            <w:r>
-              <w:t xml:space="preserve">2023</w:t>
-            </w:r>
-          </w:p>
-        </w:tc>
-        <w:tc>
-          <w:tcPr/>
-          <w:p>
-            <w:pPr>
-              <w:pStyle w:val="Compact"/>
-              <w:jc w:val="right"/>
-            </w:pPr>
-            <w:r>
-              <w:t xml:space="preserve">13</w:t>
-            </w:r>
-          </w:p>
-        </w:tc>
-        <w:tc>
-          <w:tcPr/>
-          <w:p>
-            <w:pPr>
-              <w:pStyle w:val="Compact"/>
-              <w:jc w:val="right"/>
-            </w:pPr>
-            <w:r>
-              <w:t xml:space="preserve">6</w:t>
-            </w:r>
-          </w:p>
-        </w:tc>
-        <w:tc>
-          <w:tcPr/>
-          <w:p>
-            <w:pPr>
-              <w:pStyle w:val="Compact"/>
-              <w:jc w:val="right"/>
-            </w:pPr>
-            <w:r>
-              <w:t xml:space="preserve">7</w:t>
-            </w:r>
-          </w:p>
-        </w:tc>
-        <w:tc>
-          <w:tcPr/>
-          <w:p>
-            <w:pPr>
-              <w:pStyle w:val="Compact"/>
-            </w:pPr>
-            <w:r>
-              <w:t xml:space="preserve">2014–2022</w:t>
-            </w:r>
-          </w:p>
-        </w:tc>
-        <w:tc>
-          <w:tcPr/>
-          <w:p>
-            <w:pPr>
-              <w:pStyle w:val="Compact"/>
-            </w:pPr>
-            <w:r>
-              <w:t xml:space="preserve">требует уточнения</w:t>
-            </w:r>
-          </w:p>
-        </w:tc>
-      </w:tr>
-      <w:tr>
-        <w:tc>
-          <w:tcPr/>
-          <w:p>
-            <w:pPr>
-              <w:pStyle w:val="Compact"/>
-              <w:jc w:val="right"/>
-            </w:pPr>
-            <w:r>
-              <w:t xml:space="preserve">10</w:t>
-            </w:r>
-          </w:p>
-        </w:tc>
-        <w:tc>
-          <w:tcPr/>
-          <w:p>
-            <w:pPr>
-              <w:pStyle w:val="Compact"/>
-            </w:pPr>
-            <w:r>
-              <w:t xml:space="preserve">Н. Р. Лидова</w:t>
-            </w:r>
-          </w:p>
-        </w:tc>
-        <w:tc>
-          <w:tcPr/>
-          <w:p>
-            <w:pPr>
-              <w:pStyle w:val="Compact"/>
-              <w:jc w:val="right"/>
-            </w:pPr>
-            <w:r>
-              <w:t xml:space="preserve">1954</w:t>
-            </w:r>
-          </w:p>
-        </w:tc>
-        <w:tc>
-          <w:tcPr/>
-          <w:p>
-            <w:pPr>
-              <w:pStyle w:val="Compact"/>
-              <w:jc w:val="right"/>
-            </w:pPr>
-            <w:r>
-              <w:t xml:space="preserve">—</w:t>
-            </w:r>
-          </w:p>
-        </w:tc>
-        <w:tc>
-          <w:tcPr/>
-          <w:p>
-            <w:pPr>
-              <w:pStyle w:val="Compact"/>
-              <w:jc w:val="right"/>
-            </w:pPr>
-            <w:r>
-              <w:t xml:space="preserve">13</w:t>
-            </w:r>
-          </w:p>
-        </w:tc>
-        <w:tc>
-          <w:tcPr/>
-          <w:p>
-            <w:pPr>
-              <w:pStyle w:val="Compact"/>
-              <w:jc w:val="right"/>
-            </w:pPr>
-            <w:r>
-              <w:t xml:space="preserve">6</w:t>
-            </w:r>
-          </w:p>
-        </w:tc>
-        <w:tc>
-          <w:tcPr/>
-          <w:p>
-            <w:pPr>
-              <w:pStyle w:val="Compact"/>
-              <w:jc w:val="right"/>
-            </w:pPr>
-            <w:r>
-              <w:t xml:space="preserve">7</w:t>
-            </w:r>
-          </w:p>
-        </w:tc>
-        <w:tc>
-          <w:tcPr/>
-          <w:p>
-            <w:pPr>
-              <w:pStyle w:val="Compact"/>
-            </w:pPr>
-            <w:r>
-              <w:t xml:space="preserve">2010–2026</w:t>
-            </w:r>
-          </w:p>
-        </w:tc>
-        <w:tc>
-          <w:tcPr/>
-          <w:p>
-            <w:pPr>
-              <w:pStyle w:val="Compact"/>
-            </w:pPr>
-            <w:r>
-              <w:t xml:space="preserve">ИМЛИ РАН, Москва</w:t>
-            </w:r>
-          </w:p>
-        </w:tc>
-      </w:tr>
-      <w:tr>
-        <w:tc>
-          <w:tcPr/>
-          <w:p>
-            <w:pPr>
-              <w:pStyle w:val="Compact"/>
-              <w:jc w:val="right"/>
-            </w:pPr>
-            <w:r>
-              <w:t xml:space="preserve">11</w:t>
-            </w:r>
-          </w:p>
-        </w:tc>
-        <w:tc>
-          <w:tcPr/>
-          <w:p>
-            <w:pPr>
-              <w:pStyle w:val="Compact"/>
-            </w:pPr>
-            <w:r>
-              <w:t xml:space="preserve">Ю. М. Алиханова</w:t>
-            </w:r>
-          </w:p>
-        </w:tc>
-        <w:tc>
-          <w:tcPr/>
-          <w:p>
-            <w:pPr>
-              <w:pStyle w:val="Compact"/>
-              <w:jc w:val="right"/>
-            </w:pPr>
-            <w:r>
-              <w:t xml:space="preserve">?</w:t>
-            </w:r>
-          </w:p>
-        </w:tc>
-        <w:tc>
-          <w:tcPr/>
-          <w:p>
-            <w:pPr>
-              <w:pStyle w:val="Compact"/>
-              <w:jc w:val="right"/>
-            </w:pPr>
-            <w:r>
-              <w:t xml:space="preserve">—</w:t>
-            </w:r>
-          </w:p>
-        </w:tc>
-        <w:tc>
-          <w:tcPr/>
-          <w:p>
-            <w:pPr>
-              <w:pStyle w:val="Compact"/>
-              <w:jc w:val="right"/>
-            </w:pPr>
-            <w:r>
-              <w:t xml:space="preserve">11</w:t>
-            </w:r>
-          </w:p>
-        </w:tc>
-        <w:tc>
-          <w:tcPr/>
-          <w:p>
-            <w:pPr>
-              <w:pStyle w:val="Compact"/>
-              <w:jc w:val="right"/>
-            </w:pPr>
-            <w:r>
-              <w:t xml:space="preserve">5</w:t>
-            </w:r>
-          </w:p>
-        </w:tc>
-        <w:tc>
-          <w:tcPr/>
-          <w:p>
-            <w:pPr>
-              <w:pStyle w:val="Compact"/>
-              <w:jc w:val="right"/>
-            </w:pPr>
-            <w:r>
-              <w:t xml:space="preserve">6</w:t>
-            </w:r>
-          </w:p>
-        </w:tc>
-        <w:tc>
-          <w:tcPr/>
-          <w:p>
-            <w:pPr>
-              <w:pStyle w:val="Compact"/>
-            </w:pPr>
-            <w:r>
-              <w:t xml:space="preserve">2004–2019</w:t>
-            </w:r>
-          </w:p>
-        </w:tc>
-        <w:tc>
-          <w:tcPr/>
-          <w:p>
-            <w:pPr>
-              <w:pStyle w:val="Compact"/>
-            </w:pPr>
-            <w:r>
-              <w:t xml:space="preserve">ИСАА МГУ</w:t>
-            </w:r>
-          </w:p>
-        </w:tc>
-      </w:tr>
-      <w:tr>
-        <w:tc>
-          <w:tcPr/>
-          <w:p>
-            <w:pPr>
-              <w:pStyle w:val="Compact"/>
-              <w:jc w:val="right"/>
-            </w:pPr>
-            <w:r>
-              <w:t xml:space="preserve">12</w:t>
-            </w:r>
-          </w:p>
-        </w:tc>
-        <w:tc>
-          <w:tcPr/>
-          <w:p>
-            <w:pPr>
-              <w:pStyle w:val="Compact"/>
-            </w:pPr>
-            <w:r>
-              <w:t xml:space="preserve">А. Н. Бабин</w:t>
-            </w:r>
-          </w:p>
-        </w:tc>
-        <w:tc>
-          <w:tcPr/>
-          <w:p>
-            <w:pPr>
-              <w:pStyle w:val="Compact"/>
-              <w:jc w:val="right"/>
-            </w:pPr>
-            <w:r>
-              <w:t xml:space="preserve">?</w:t>
-            </w:r>
-          </w:p>
-        </w:tc>
-        <w:tc>
-          <w:tcPr/>
-          <w:p>
-            <w:pPr>
-              <w:pStyle w:val="Compact"/>
-              <w:jc w:val="right"/>
-            </w:pPr>
-            <w:r>
-              <w:t xml:space="preserve">—</w:t>
-            </w:r>
-          </w:p>
-        </w:tc>
-        <w:tc>
-          <w:tcPr/>
-          <w:p>
-            <w:pPr>
-              <w:pStyle w:val="Compact"/>
-              <w:jc w:val="right"/>
-            </w:pPr>
-            <w:r>
-              <w:t xml:space="preserve">10</w:t>
-            </w:r>
-          </w:p>
-        </w:tc>
-        <w:tc>
-          <w:tcPr/>
-          <w:p>
-            <w:pPr>
-              <w:pStyle w:val="Compact"/>
-              <w:jc w:val="right"/>
-            </w:pPr>
-            <w:r>
-              <w:t xml:space="preserve">4</w:t>
-            </w:r>
-          </w:p>
-        </w:tc>
-        <w:tc>
-          <w:tcPr/>
-          <w:p>
-            <w:pPr>
-              <w:pStyle w:val="Compact"/>
-              <w:jc w:val="right"/>
-            </w:pPr>
-            <w:r>
-              <w:t xml:space="preserve">6</w:t>
-            </w:r>
-          </w:p>
-        </w:tc>
-        <w:tc>
-          <w:tcPr/>
-          <w:p>
-            <w:pPr>
-              <w:pStyle w:val="Compact"/>
-            </w:pPr>
-            <w:r>
-              <w:t xml:space="preserve">2017–2025</w:t>
-            </w:r>
-          </w:p>
-        </w:tc>
-        <w:tc>
-          <w:tcPr/>
-          <w:p>
-            <w:pPr>
-              <w:pStyle w:val="Compact"/>
-            </w:pPr>
-            <w:r>
-              <w:t xml:space="preserve">—</w:t>
-            </w:r>
-          </w:p>
-        </w:tc>
-      </w:tr>
-      <w:tr>
-        <w:tc>
-          <w:tcPr/>
-          <w:p>
-            <w:pPr>
-              <w:pStyle w:val="Compact"/>
-              <w:jc w:val="right"/>
-            </w:pPr>
-            <w:r>
-              <w:t xml:space="preserve">13</w:t>
-            </w:r>
-          </w:p>
-        </w:tc>
-        <w:tc>
-          <w:tcPr/>
-          <w:p>
-            <w:pPr>
-              <w:pStyle w:val="Compact"/>
-            </w:pPr>
-            <w:r>
-              <w:t xml:space="preserve">Д. Н. Воробьева</w:t>
-            </w:r>
-          </w:p>
-        </w:tc>
-        <w:tc>
-          <w:tcPr/>
-          <w:p>
-            <w:pPr>
-              <w:pStyle w:val="Compact"/>
-              <w:jc w:val="right"/>
-            </w:pPr>
-            <w:r>
-              <w:t xml:space="preserve">1982</w:t>
-            </w:r>
-          </w:p>
-        </w:tc>
-        <w:tc>
-          <w:tcPr/>
-          <w:p>
-            <w:pPr>
-              <w:pStyle w:val="Compact"/>
-              <w:jc w:val="right"/>
-            </w:pPr>
-            <w:r>
-              <w:t xml:space="preserve">—</w:t>
-            </w:r>
-          </w:p>
-        </w:tc>
-        <w:tc>
-          <w:tcPr/>
-          <w:p>
-            <w:pPr>
-              <w:pStyle w:val="Compact"/>
-              <w:jc w:val="right"/>
-            </w:pPr>
-            <w:r>
-              <w:t xml:space="preserve">10</w:t>
-            </w:r>
-          </w:p>
-        </w:tc>
-        <w:tc>
-          <w:tcPr/>
-          <w:p>
-            <w:pPr>
-              <w:pStyle w:val="Compact"/>
-              <w:jc w:val="right"/>
-            </w:pPr>
-            <w:r>
-              <w:t xml:space="preserve">2</w:t>
-            </w:r>
-          </w:p>
-        </w:tc>
-        <w:tc>
-          <w:tcPr/>
-          <w:p>
-            <w:pPr>
-              <w:pStyle w:val="Compact"/>
-              <w:jc w:val="right"/>
-            </w:pPr>
-            <w:r>
-              <w:t xml:space="preserve">8</w:t>
-            </w:r>
-          </w:p>
-        </w:tc>
-        <w:tc>
-          <w:tcPr/>
-          <w:p>
-            <w:pPr>
-              <w:pStyle w:val="Compact"/>
-            </w:pPr>
-            <w:r>
-              <w:t xml:space="preserve">2015–2025</w:t>
-            </w:r>
-          </w:p>
-        </w:tc>
-        <w:tc>
-          <w:tcPr/>
-          <w:p>
-            <w:pPr>
-              <w:pStyle w:val="Compact"/>
-            </w:pPr>
-            <w:r>
-              <w:t xml:space="preserve">ГИИ, НИУ ВШЭ, РГХПУ</w:t>
-            </w:r>
-          </w:p>
-        </w:tc>
-      </w:tr>
-      <w:tr>
-        <w:tc>
-          <w:tcPr/>
-          <w:p>
-            <w:pPr>
-              <w:pStyle w:val="Compact"/>
-              <w:jc w:val="right"/>
-            </w:pPr>
-            <w:r>
-              <w:t xml:space="preserve">14</w:t>
-            </w:r>
-          </w:p>
-        </w:tc>
-        <w:tc>
-          <w:tcPr/>
-          <w:p>
-            <w:pPr>
-              <w:pStyle w:val="Compact"/>
-            </w:pPr>
-            <w:r>
-              <w:t xml:space="preserve">Д. И. Жутаев</w:t>
-            </w:r>
-          </w:p>
-        </w:tc>
-        <w:tc>
-          <w:tcPr/>
-          <w:p>
-            <w:pPr>
-              <w:pStyle w:val="Compact"/>
-              <w:jc w:val="right"/>
-            </w:pPr>
-            <w:r>
-              <w:t xml:space="preserve">1968</w:t>
-            </w:r>
-          </w:p>
-        </w:tc>
-        <w:tc>
-          <w:tcPr/>
-          <w:p>
-            <w:pPr>
-              <w:pStyle w:val="Compact"/>
-              <w:jc w:val="right"/>
-            </w:pPr>
-            <w:r>
-              <w:t xml:space="preserve">—</w:t>
-            </w:r>
-          </w:p>
-        </w:tc>
-        <w:tc>
-          <w:tcPr/>
-          <w:p>
-            <w:pPr>
-              <w:pStyle w:val="Compact"/>
-              <w:jc w:val="right"/>
-            </w:pPr>
-            <w:r>
-              <w:t xml:space="preserve">10</w:t>
-            </w:r>
-          </w:p>
-        </w:tc>
-        <w:tc>
-          <w:tcPr/>
-          <w:p>
-            <w:pPr>
-              <w:pStyle w:val="Compact"/>
-              <w:jc w:val="right"/>
-            </w:pPr>
-            <w:r>
-              <w:t xml:space="preserve">2</w:t>
-            </w:r>
-          </w:p>
-        </w:tc>
-        <w:tc>
-          <w:tcPr/>
-          <w:p>
-            <w:pPr>
-              <w:pStyle w:val="Compact"/>
-              <w:jc w:val="right"/>
-            </w:pPr>
-            <w:r>
-              <w:t xml:space="preserve">8</w:t>
-            </w:r>
-          </w:p>
-        </w:tc>
-        <w:tc>
-          <w:tcPr/>
-          <w:p>
-            <w:pPr>
-              <w:pStyle w:val="Compact"/>
-            </w:pPr>
-            <w:r>
-              <w:t xml:space="preserve">2006–2019</w:t>
-            </w:r>
-          </w:p>
-        </w:tc>
-        <w:tc>
-          <w:tcPr/>
-          <w:p>
-            <w:pPr>
-              <w:pStyle w:val="Compact"/>
-            </w:pPr>
-            <w:r>
-              <w:t xml:space="preserve">—</w:t>
-            </w:r>
-          </w:p>
-        </w:tc>
-      </w:tr>
-      <w:tr>
-        <w:tc>
-          <w:tcPr/>
-          <w:p>
-            <w:pPr>
-              <w:pStyle w:val="Compact"/>
-              <w:jc w:val="right"/>
-            </w:pPr>
-            <w:r>
-              <w:t xml:space="preserve">15</w:t>
-            </w:r>
-          </w:p>
-        </w:tc>
-        <w:tc>
-          <w:tcPr/>
-          <w:p>
-            <w:pPr>
-              <w:pStyle w:val="Compact"/>
-            </w:pPr>
-            <w:r>
-              <w:t xml:space="preserve">Н. В. Гордийчук</w:t>
-            </w:r>
-          </w:p>
-        </w:tc>
-        <w:tc>
-          <w:tcPr/>
-          <w:p>
-            <w:pPr>
-              <w:pStyle w:val="Compact"/>
-              <w:jc w:val="right"/>
-            </w:pPr>
-            <w:r>
-              <w:t xml:space="preserve">?</w:t>
-            </w:r>
-          </w:p>
-        </w:tc>
-        <w:tc>
-          <w:tcPr/>
-          <w:p>
-            <w:pPr>
-              <w:pStyle w:val="Compact"/>
-              <w:jc w:val="right"/>
-            </w:pPr>
-            <w:r>
-              <w:t xml:space="preserve">—</w:t>
-            </w:r>
-          </w:p>
-        </w:tc>
-        <w:tc>
-          <w:tcPr/>
-          <w:p>
-            <w:pPr>
-              <w:pStyle w:val="Compact"/>
-              <w:jc w:val="right"/>
-            </w:pPr>
-            <w:r>
-              <w:t xml:space="preserve">9</w:t>
-            </w:r>
-          </w:p>
-        </w:tc>
-        <w:tc>
-          <w:tcPr/>
-          <w:p>
-            <w:pPr>
-              <w:pStyle w:val="Compact"/>
-              <w:jc w:val="right"/>
-            </w:pPr>
-            <w:r>
-              <w:t xml:space="preserve">4</w:t>
-            </w:r>
-          </w:p>
-        </w:tc>
-        <w:tc>
-          <w:tcPr/>
-          <w:p>
-            <w:pPr>
-              <w:pStyle w:val="Compact"/>
-              <w:jc w:val="right"/>
-            </w:pPr>
-            <w:r>
-              <w:t xml:space="preserve">5</w:t>
-            </w:r>
-          </w:p>
-        </w:tc>
-        <w:tc>
-          <w:tcPr/>
-          <w:p>
-            <w:pPr>
-              <w:pStyle w:val="Compact"/>
-            </w:pPr>
-            <w:r>
-              <w:t xml:space="preserve">2016–2022</w:t>
-            </w:r>
-          </w:p>
-        </w:tc>
-        <w:tc>
-          <w:tcPr/>
-          <w:p>
-            <w:pPr>
-              <w:pStyle w:val="Compact"/>
-            </w:pPr>
-            <w:r>
-              <w:t xml:space="preserve">—</w:t>
-            </w:r>
-          </w:p>
-        </w:tc>
-      </w:tr>
-      <w:tr>
-        <w:tc>
-          <w:tcPr/>
-          <w:p>
-            <w:pPr>
-              <w:pStyle w:val="Compact"/>
-              <w:jc w:val="right"/>
-            </w:pPr>
-            <w:r>
-              <w:t xml:space="preserve">16</w:t>
-            </w:r>
-          </w:p>
-        </w:tc>
-        <w:tc>
-          <w:tcPr/>
-          <w:p>
-            <w:pPr>
-              <w:pStyle w:val="Compact"/>
-            </w:pPr>
-            <w:r>
-              <w:t xml:space="preserve">Е. Д. Огнева</w:t>
-            </w:r>
-          </w:p>
-        </w:tc>
-        <w:tc>
-          <w:tcPr/>
-          <w:p>
-            <w:pPr>
-              <w:pStyle w:val="Compact"/>
-              <w:jc w:val="right"/>
-            </w:pPr>
-            <w:r>
-              <w:t xml:space="preserve">?</w:t>
-            </w:r>
-          </w:p>
-        </w:tc>
-        <w:tc>
-          <w:tcPr/>
-          <w:p>
-            <w:pPr>
-              <w:pStyle w:val="Compact"/>
-              <w:jc w:val="right"/>
-            </w:pPr>
-            <w:r>
-              <w:t xml:space="preserve">—</w:t>
-            </w:r>
-          </w:p>
-        </w:tc>
-        <w:tc>
-          <w:tcPr/>
-          <w:p>
-            <w:pPr>
-              <w:pStyle w:val="Compact"/>
-              <w:jc w:val="right"/>
-            </w:pPr>
-            <w:r>
-              <w:t xml:space="preserve">9</w:t>
-            </w:r>
-          </w:p>
-        </w:tc>
-        <w:tc>
-          <w:tcPr/>
-          <w:p>
-            <w:pPr>
-              <w:pStyle w:val="Compact"/>
-              <w:jc w:val="right"/>
-            </w:pPr>
-            <w:r>
-              <w:t xml:space="preserve">1</w:t>
-            </w:r>
-          </w:p>
-        </w:tc>
-        <w:tc>
-          <w:tcPr/>
-          <w:p>
-            <w:pPr>
-              <w:pStyle w:val="Compact"/>
-              <w:jc w:val="right"/>
-            </w:pPr>
-            <w:r>
-              <w:t xml:space="preserve">8</w:t>
-            </w:r>
-          </w:p>
-        </w:tc>
-        <w:tc>
-          <w:tcPr/>
-          <w:p>
-            <w:pPr>
-              <w:pStyle w:val="Compact"/>
-            </w:pPr>
-            <w:r>
-              <w:t xml:space="preserve">2012–2022</w:t>
-            </w:r>
-          </w:p>
-        </w:tc>
-        <w:tc>
-          <w:tcPr/>
-          <w:p>
-            <w:pPr>
-              <w:pStyle w:val="Compact"/>
-            </w:pPr>
-            <w:r>
-              <w:t xml:space="preserve">ИВ НАН Украины, Киев</w:t>
-            </w:r>
-          </w:p>
-        </w:tc>
-      </w:tr>
-      <w:tr>
-        <w:tc>
-          <w:tcPr/>
-          <w:p>
-            <w:pPr>
-              <w:pStyle w:val="Compact"/>
-              <w:jc w:val="right"/>
-            </w:pPr>
-            <w:r>
-              <w:t xml:space="preserve">17</w:t>
-            </w:r>
-          </w:p>
-        </w:tc>
-        <w:tc>
-          <w:tcPr/>
-          <w:p>
-            <w:pPr>
-              <w:pStyle w:val="Compact"/>
-            </w:pPr>
-            <w:r>
-              <w:t xml:space="preserve">Е. А. Юдицкая</w:t>
-            </w:r>
-          </w:p>
-        </w:tc>
-        <w:tc>
-          <w:tcPr/>
-          <w:p>
-            <w:pPr>
-              <w:pStyle w:val="Compact"/>
-              <w:jc w:val="right"/>
-            </w:pPr>
-            <w:r>
-              <w:t xml:space="preserve">?</w:t>
-            </w:r>
-          </w:p>
-        </w:tc>
-        <w:tc>
-          <w:tcPr/>
-          <w:p>
-            <w:pPr>
-              <w:pStyle w:val="Compact"/>
-              <w:jc w:val="right"/>
-            </w:pPr>
-            <w:r>
-              <w:t xml:space="preserve">—</w:t>
-            </w:r>
-          </w:p>
-        </w:tc>
-        <w:tc>
-          <w:tcPr/>
-          <w:p>
-            <w:pPr>
-              <w:pStyle w:val="Compact"/>
-              <w:jc w:val="right"/>
-            </w:pPr>
-            <w:r>
-              <w:t xml:space="preserve">9</w:t>
-            </w:r>
-          </w:p>
-        </w:tc>
-        <w:tc>
-          <w:tcPr/>
-          <w:p>
-            <w:pPr>
-              <w:pStyle w:val="Compact"/>
-              <w:jc w:val="right"/>
-            </w:pPr>
-            <w:r>
-              <w:t xml:space="preserve">3</w:t>
-            </w:r>
-          </w:p>
-        </w:tc>
-        <w:tc>
-          <w:tcPr/>
-          <w:p>
-            <w:pPr>
-              <w:pStyle w:val="Compact"/>
-              <w:jc w:val="right"/>
-            </w:pPr>
-            <w:r>
-              <w:t xml:space="preserve">6</w:t>
-            </w:r>
-          </w:p>
-        </w:tc>
-        <w:tc>
-          <w:tcPr/>
-          <w:p>
-            <w:pPr>
-              <w:pStyle w:val="Compact"/>
-            </w:pPr>
-            <w:r>
-              <w:t xml:space="preserve">2015–2022</w:t>
-            </w:r>
-          </w:p>
-        </w:tc>
-        <w:tc>
-          <w:tcPr/>
-          <w:p>
-            <w:pPr>
-              <w:pStyle w:val="Compact"/>
-            </w:pPr>
-            <w:r>
-              <w:t xml:space="preserve">—</w:t>
-            </w:r>
-          </w:p>
-        </w:tc>
-      </w:tr>
-      <w:tr>
-        <w:tc>
-          <w:tcPr/>
-          <w:p>
-            <w:pPr>
-              <w:pStyle w:val="Compact"/>
-              <w:jc w:val="right"/>
-            </w:pPr>
-            <w:r>
-              <w:t xml:space="preserve">18</w:t>
-            </w:r>
-          </w:p>
-        </w:tc>
-        <w:tc>
-          <w:tcPr/>
-          <w:p>
-            <w:pPr>
-              <w:pStyle w:val="Compact"/>
-            </w:pPr>
-            <w:r>
-              <w:t xml:space="preserve">А. Г. Мехакян</w:t>
-            </w:r>
-          </w:p>
-        </w:tc>
-        <w:tc>
-          <w:tcPr/>
-          <w:p>
-            <w:pPr>
-              <w:pStyle w:val="Compact"/>
-              <w:jc w:val="right"/>
-            </w:pPr>
-            <w:r>
-              <w:t xml:space="preserve">?</w:t>
-            </w:r>
-          </w:p>
-        </w:tc>
-        <w:tc>
-          <w:tcPr/>
-          <w:p>
-            <w:pPr>
-              <w:pStyle w:val="Compact"/>
-              <w:jc w:val="right"/>
-            </w:pPr>
-            <w:r>
-              <w:t xml:space="preserve">—</w:t>
-            </w:r>
-          </w:p>
-        </w:tc>
-        <w:tc>
-          <w:tcPr/>
-          <w:p>
-            <w:pPr>
-              <w:pStyle w:val="Compact"/>
-              <w:jc w:val="right"/>
-            </w:pPr>
-            <w:r>
-              <w:t xml:space="preserve">9</w:t>
-            </w:r>
-          </w:p>
-        </w:tc>
-        <w:tc>
-          <w:tcPr/>
-          <w:p>
-            <w:pPr>
-              <w:pStyle w:val="Compact"/>
-              <w:jc w:val="right"/>
-            </w:pPr>
-            <w:r>
-              <w:t xml:space="preserve">2</w:t>
-            </w:r>
-          </w:p>
-        </w:tc>
-        <w:tc>
-          <w:tcPr/>
-          <w:p>
-            <w:pPr>
-              <w:pStyle w:val="Compact"/>
-              <w:jc w:val="right"/>
-            </w:pPr>
-            <w:r>
-              <w:t xml:space="preserve">7</w:t>
-            </w:r>
-          </w:p>
-        </w:tc>
-        <w:tc>
-          <w:tcPr/>
-          <w:p>
-            <w:pPr>
-              <w:pStyle w:val="Compact"/>
-            </w:pPr>
-            <w:r>
-              <w:t xml:space="preserve">2018–2025</w:t>
-            </w:r>
-          </w:p>
-        </w:tc>
-        <w:tc>
-          <w:tcPr/>
-          <w:p>
-            <w:pPr>
-              <w:pStyle w:val="Compact"/>
-            </w:pPr>
-            <w:r>
-              <w:t xml:space="preserve">—</w:t>
-            </w:r>
-          </w:p>
-        </w:tc>
-      </w:tr>
-      <w:tr>
-        <w:tc>
-          <w:tcPr/>
-          <w:p>
-            <w:pPr>
-              <w:pStyle w:val="Compact"/>
-              <w:jc w:val="right"/>
-            </w:pPr>
-            <w:r>
-              <w:t xml:space="preserve">19</w:t>
-            </w:r>
-          </w:p>
-        </w:tc>
-        <w:tc>
-          <w:tcPr/>
-          <w:p>
-            <w:pPr>
-              <w:pStyle w:val="Compact"/>
-            </w:pPr>
-            <w:r>
-              <w:t xml:space="preserve">А. Г. Гурия</w:t>
-            </w:r>
-          </w:p>
-        </w:tc>
-        <w:tc>
-          <w:tcPr/>
-          <w:p>
-            <w:pPr>
-              <w:pStyle w:val="Compact"/>
-              <w:jc w:val="right"/>
-            </w:pPr>
-            <w:r>
-              <w:t xml:space="preserve">1988</w:t>
-            </w:r>
-          </w:p>
-        </w:tc>
-        <w:tc>
-          <w:tcPr/>
-          <w:p>
-            <w:pPr>
-              <w:pStyle w:val="Compact"/>
-              <w:jc w:val="right"/>
-            </w:pPr>
-            <w:r>
-              <w:t xml:space="preserve">—</w:t>
-            </w:r>
-          </w:p>
-        </w:tc>
-        <w:tc>
-          <w:tcPr/>
-          <w:p>
-            <w:pPr>
-              <w:pStyle w:val="Compact"/>
-              <w:jc w:val="right"/>
-            </w:pPr>
-            <w:r>
-              <w:t xml:space="preserve">8</w:t>
-            </w:r>
-          </w:p>
-        </w:tc>
-        <w:tc>
-          <w:tcPr/>
-          <w:p>
-            <w:pPr>
-              <w:pStyle w:val="Compact"/>
-              <w:jc w:val="right"/>
-            </w:pPr>
-            <w:r>
-              <w:t xml:space="preserve">1</w:t>
-            </w:r>
-          </w:p>
-        </w:tc>
-        <w:tc>
-          <w:tcPr/>
-          <w:p>
-            <w:pPr>
-              <w:pStyle w:val="Compact"/>
-              <w:jc w:val="right"/>
-            </w:pPr>
-            <w:r>
-              <w:t xml:space="preserve">7</w:t>
-            </w:r>
-          </w:p>
-        </w:tc>
-        <w:tc>
-          <w:tcPr/>
-          <w:p>
-            <w:pPr>
-              <w:pStyle w:val="Compact"/>
-            </w:pPr>
-            <w:r>
-              <w:t xml:space="preserve">2007–2024</w:t>
-            </w:r>
-          </w:p>
-        </w:tc>
-        <w:tc>
-          <w:tcPr/>
-          <w:p>
-            <w:pPr>
-              <w:pStyle w:val="Compact"/>
-            </w:pPr>
-            <w:r>
-              <w:t xml:space="preserve">—</w:t>
-            </w:r>
-          </w:p>
-        </w:tc>
-      </w:tr>
-      <w:tr>
-        <w:tc>
-          <w:tcPr/>
-          <w:p>
-            <w:pPr>
-              <w:pStyle w:val="Compact"/>
-              <w:jc w:val="right"/>
-            </w:pPr>
-            <w:r>
-              <w:t xml:space="preserve">20</w:t>
-            </w:r>
-          </w:p>
-        </w:tc>
-        <w:tc>
-          <w:tcPr/>
-          <w:p>
-            <w:pPr>
-              <w:pStyle w:val="Compact"/>
-            </w:pPr>
-            <w:r>
-              <w:t xml:space="preserve">А. С. Крылова</w:t>
-            </w:r>
-          </w:p>
-        </w:tc>
-        <w:tc>
-          <w:tcPr/>
-          <w:p>
-            <w:pPr>
-              <w:pStyle w:val="Compact"/>
-              <w:jc w:val="right"/>
-            </w:pPr>
-            <w:r>
-              <w:t xml:space="preserve">?</w:t>
-            </w:r>
-          </w:p>
-        </w:tc>
-        <w:tc>
-          <w:tcPr/>
-          <w:p>
-            <w:pPr>
-              <w:pStyle w:val="Compact"/>
-              <w:jc w:val="right"/>
-            </w:pPr>
-            <w:r>
-              <w:t xml:space="preserve">—</w:t>
-            </w:r>
-          </w:p>
-        </w:tc>
-        <w:tc>
-          <w:tcPr/>
-          <w:p>
-            <w:pPr>
-              <w:pStyle w:val="Compact"/>
-              <w:jc w:val="right"/>
-            </w:pPr>
-            <w:r>
-              <w:t xml:space="preserve">7</w:t>
-            </w:r>
-          </w:p>
-        </w:tc>
-        <w:tc>
-          <w:tcPr/>
-          <w:p>
-            <w:pPr>
-              <w:pStyle w:val="Compact"/>
-              <w:jc w:val="right"/>
-            </w:pPr>
-            <w:r>
-              <w:t xml:space="preserve">4</w:t>
-            </w:r>
-          </w:p>
-        </w:tc>
-        <w:tc>
-          <w:tcPr/>
-          <w:p>
-            <w:pPr>
-              <w:pStyle w:val="Compact"/>
-              <w:jc w:val="right"/>
-            </w:pPr>
-            <w:r>
-              <w:t xml:space="preserve">3</w:t>
-            </w:r>
-          </w:p>
-        </w:tc>
-        <w:tc>
-          <w:tcPr/>
-          <w:p>
-            <w:pPr>
-              <w:pStyle w:val="Compact"/>
-            </w:pPr>
-            <w:r>
-              <w:t xml:space="preserve">2020–2026</w:t>
-            </w:r>
-          </w:p>
-        </w:tc>
-        <w:tc>
-          <w:tcPr/>
-          <w:p>
-            <w:pPr>
-              <w:pStyle w:val="Compact"/>
-            </w:pPr>
-            <w:r>
-              <w:t xml:space="preserve">ИЯз РАН, ИВ РАН</w:t>
-            </w:r>
-          </w:p>
-        </w:tc>
-      </w:tr>
-      <w:tr>
-        <w:tc>
-          <w:tcPr/>
-          <w:p>
-            <w:pPr>
-              <w:pStyle w:val="Compact"/>
-              <w:jc w:val="right"/>
-            </w:pPr>
-            <w:r>
-              <w:t xml:space="preserve">21</w:t>
-            </w:r>
-          </w:p>
-        </w:tc>
-        <w:tc>
-          <w:tcPr/>
-          <w:p>
-            <w:pPr>
-              <w:pStyle w:val="Compact"/>
-            </w:pPr>
-            <w:r>
-              <w:t xml:space="preserve">Е. О. Кузина</w:t>
-            </w:r>
-          </w:p>
-        </w:tc>
-        <w:tc>
-          <w:tcPr/>
-          <w:p>
-            <w:pPr>
-              <w:pStyle w:val="Compact"/>
-              <w:jc w:val="right"/>
-            </w:pPr>
-            <w:r>
-              <w:t xml:space="preserve">?</w:t>
-            </w:r>
-          </w:p>
-        </w:tc>
-        <w:tc>
-          <w:tcPr/>
-          <w:p>
-            <w:pPr>
-              <w:pStyle w:val="Compact"/>
-              <w:jc w:val="right"/>
-            </w:pPr>
-            <w:r>
-              <w:t xml:space="preserve">—</w:t>
-            </w:r>
-          </w:p>
-        </w:tc>
-        <w:tc>
-          <w:tcPr/>
-          <w:p>
-            <w:pPr>
-              <w:pStyle w:val="Compact"/>
-              <w:jc w:val="right"/>
-            </w:pPr>
-            <w:r>
-              <w:t xml:space="preserve">7</w:t>
-            </w:r>
-          </w:p>
-        </w:tc>
-        <w:tc>
-          <w:tcPr/>
-          <w:p>
-            <w:pPr>
-              <w:pStyle w:val="Compact"/>
-              <w:jc w:val="right"/>
-            </w:pPr>
-            <w:r>
-              <w:t xml:space="preserve">2</w:t>
-            </w:r>
-          </w:p>
-        </w:tc>
-        <w:tc>
-          <w:tcPr/>
-          <w:p>
-            <w:pPr>
-              <w:pStyle w:val="Compact"/>
-              <w:jc w:val="right"/>
-            </w:pPr>
-            <w:r>
-              <w:t xml:space="preserve">5</w:t>
-            </w:r>
-          </w:p>
-        </w:tc>
-        <w:tc>
-          <w:tcPr/>
-          <w:p>
-            <w:pPr>
-              <w:pStyle w:val="Compact"/>
-            </w:pPr>
-            <w:r>
-              <w:t xml:space="preserve">2016–2022</w:t>
-            </w:r>
-          </w:p>
-        </w:tc>
-        <w:tc>
-          <w:tcPr/>
-          <w:p>
-            <w:pPr>
-              <w:pStyle w:val="Compact"/>
-            </w:pPr>
-            <w:r>
-              <w:t xml:space="preserve">—</w:t>
-            </w:r>
-          </w:p>
-        </w:tc>
-      </w:tr>
-      <w:tr>
-        <w:tc>
-          <w:tcPr/>
-          <w:p>
-            <w:pPr>
-              <w:pStyle w:val="Compact"/>
-              <w:jc w:val="right"/>
-            </w:pPr>
-            <w:r>
-              <w:t xml:space="preserve">22</w:t>
-            </w:r>
-          </w:p>
-        </w:tc>
-        <w:tc>
-          <w:tcPr/>
-          <w:p>
-            <w:pPr>
-              <w:pStyle w:val="Compact"/>
-            </w:pPr>
-            <w:r>
-              <w:t xml:space="preserve">Л. И. Куликов</w:t>
-            </w:r>
-          </w:p>
-        </w:tc>
-        <w:tc>
-          <w:tcPr/>
-          <w:p>
-            <w:pPr>
-              <w:pStyle w:val="Compact"/>
-              <w:jc w:val="right"/>
-            </w:pPr>
-            <w:r>
-              <w:t xml:space="preserve">?</w:t>
-            </w:r>
-          </w:p>
-        </w:tc>
-        <w:tc>
-          <w:tcPr/>
-          <w:p>
-            <w:pPr>
-              <w:pStyle w:val="Compact"/>
-              <w:jc w:val="right"/>
-            </w:pPr>
-            <w:r>
-              <w:t xml:space="preserve">—</w:t>
-            </w:r>
-          </w:p>
-        </w:tc>
-        <w:tc>
-          <w:tcPr/>
-          <w:p>
-            <w:pPr>
-              <w:pStyle w:val="Compact"/>
-              <w:jc w:val="right"/>
-            </w:pPr>
-            <w:r>
-              <w:t xml:space="preserve">7</w:t>
-            </w:r>
-          </w:p>
-        </w:tc>
-        <w:tc>
-          <w:tcPr/>
-          <w:p>
-            <w:pPr>
-              <w:pStyle w:val="Compact"/>
-              <w:jc w:val="right"/>
-            </w:pPr>
-            <w:r>
-              <w:t xml:space="preserve">4</w:t>
-            </w:r>
-          </w:p>
-        </w:tc>
-        <w:tc>
-          <w:tcPr/>
-          <w:p>
-            <w:pPr>
-              <w:pStyle w:val="Compact"/>
-              <w:jc w:val="right"/>
-            </w:pPr>
-            <w:r>
-              <w:t xml:space="preserve">3</w:t>
-            </w:r>
-          </w:p>
-        </w:tc>
-        <w:tc>
-          <w:tcPr/>
-          <w:p>
-            <w:pPr>
-              <w:pStyle w:val="Compact"/>
-            </w:pPr>
-            <w:r>
-              <w:t xml:space="preserve">2018–2026</w:t>
-            </w:r>
-          </w:p>
-        </w:tc>
-        <w:tc>
-          <w:tcPr/>
-          <w:p>
-            <w:pPr>
-              <w:pStyle w:val="Compact"/>
-            </w:pPr>
-            <w:r>
-              <w:t xml:space="preserve">Гентский университет, Гент</w:t>
-            </w:r>
-          </w:p>
-        </w:tc>
-      </w:tr>
-      <w:tr>
-        <w:tc>
-          <w:tcPr/>
-          <w:p>
-            <w:pPr>
-              <w:pStyle w:val="Compact"/>
-              <w:jc w:val="right"/>
-            </w:pPr>
-            <w:r>
-              <w:t xml:space="preserve">23</w:t>
-            </w:r>
-          </w:p>
-        </w:tc>
-        <w:tc>
-          <w:tcPr/>
-          <w:p>
-            <w:pPr>
-              <w:pStyle w:val="Compact"/>
-            </w:pPr>
-            <w:r>
-              <w:t xml:space="preserve">А. А. Смирнитская</w:t>
-            </w:r>
-          </w:p>
-        </w:tc>
-        <w:tc>
-          <w:tcPr/>
-          <w:p>
-            <w:pPr>
-              <w:pStyle w:val="Compact"/>
-              <w:jc w:val="right"/>
-            </w:pPr>
-            <w:r>
-              <w:t xml:space="preserve">?</w:t>
-            </w:r>
-          </w:p>
-        </w:tc>
-        <w:tc>
-          <w:tcPr/>
-          <w:p>
-            <w:pPr>
-              <w:pStyle w:val="Compact"/>
-              <w:jc w:val="right"/>
-            </w:pPr>
-            <w:r>
-              <w:t xml:space="preserve">—</w:t>
-            </w:r>
-          </w:p>
-        </w:tc>
-        <w:tc>
-          <w:tcPr/>
-          <w:p>
-            <w:pPr>
-              <w:pStyle w:val="Compact"/>
-              <w:jc w:val="right"/>
-            </w:pPr>
-            <w:r>
-              <w:t xml:space="preserve">7</w:t>
-            </w:r>
-          </w:p>
-        </w:tc>
-        <w:tc>
-          <w:tcPr/>
-          <w:p>
-            <w:pPr>
-              <w:pStyle w:val="Compact"/>
-              <w:jc w:val="right"/>
-            </w:pPr>
-            <w:r>
-              <w:t xml:space="preserve">5</w:t>
-            </w:r>
-          </w:p>
-        </w:tc>
-        <w:tc>
-          <w:tcPr/>
-          <w:p>
-            <w:pPr>
-              <w:pStyle w:val="Compact"/>
-              <w:jc w:val="right"/>
-            </w:pPr>
-            <w:r>
-              <w:t xml:space="preserve">2</w:t>
-            </w:r>
-          </w:p>
-        </w:tc>
-        <w:tc>
-          <w:tcPr/>
-          <w:p>
-            <w:pPr>
-              <w:pStyle w:val="Compact"/>
-            </w:pPr>
-            <w:r>
-              <w:t xml:space="preserve">2018–2025</w:t>
-            </w:r>
-          </w:p>
-        </w:tc>
-        <w:tc>
-          <w:tcPr/>
-          <w:p>
-            <w:pPr>
-              <w:pStyle w:val="Compact"/>
-            </w:pPr>
-            <w:r>
-              <w:t xml:space="preserve">—</w:t>
-            </w:r>
-          </w:p>
-        </w:tc>
-      </w:tr>
-      <w:tr>
-        <w:tc>
-          <w:tcPr/>
-          <w:p>
-            <w:pPr>
-              <w:pStyle w:val="Compact"/>
-              <w:jc w:val="right"/>
-            </w:pPr>
-            <w:r>
-              <w:t xml:space="preserve">24</w:t>
-            </w:r>
-          </w:p>
-        </w:tc>
-        <w:tc>
-          <w:tcPr/>
-          <w:p>
-            <w:pPr>
-              <w:pStyle w:val="Compact"/>
-            </w:pPr>
-            <w:r>
-              <w:t xml:space="preserve">Л. И. Титлин</w:t>
-            </w:r>
-          </w:p>
-        </w:tc>
-        <w:tc>
-          <w:tcPr/>
-          <w:p>
-            <w:pPr>
-              <w:pStyle w:val="Compact"/>
-              <w:jc w:val="right"/>
-            </w:pPr>
-            <w:r>
-              <w:t xml:space="preserve">?</w:t>
-            </w:r>
-          </w:p>
-        </w:tc>
-        <w:tc>
-          <w:tcPr/>
-          <w:p>
-            <w:pPr>
-              <w:pStyle w:val="Compact"/>
-              <w:jc w:val="right"/>
-            </w:pPr>
-            <w:r>
-              <w:t xml:space="preserve">—</w:t>
-            </w:r>
-          </w:p>
-        </w:tc>
-        <w:tc>
-          <w:tcPr/>
-          <w:p>
-            <w:pPr>
-              <w:pStyle w:val="Compact"/>
-              <w:jc w:val="right"/>
-            </w:pPr>
-            <w:r>
-              <w:t xml:space="preserve">7</w:t>
-            </w:r>
-          </w:p>
-        </w:tc>
-        <w:tc>
-          <w:tcPr/>
-          <w:p>
-            <w:pPr>
-              <w:pStyle w:val="Compact"/>
-              <w:jc w:val="right"/>
-            </w:pPr>
-            <w:r>
-              <w:t xml:space="preserve">3</w:t>
-            </w:r>
-          </w:p>
-        </w:tc>
-        <w:tc>
-          <w:tcPr/>
-          <w:p>
-            <w:pPr>
-              <w:pStyle w:val="Compact"/>
-              <w:jc w:val="right"/>
-            </w:pPr>
-            <w:r>
-              <w:t xml:space="preserve">4</w:t>
-            </w:r>
-          </w:p>
-        </w:tc>
-        <w:tc>
-          <w:tcPr/>
-          <w:p>
-            <w:pPr>
-              <w:pStyle w:val="Compact"/>
-            </w:pPr>
-            <w:r>
-              <w:t xml:space="preserve">2012–2022</w:t>
-            </w:r>
-          </w:p>
-        </w:tc>
-        <w:tc>
-          <w:tcPr/>
-          <w:p>
-            <w:pPr>
-              <w:pStyle w:val="Compact"/>
-            </w:pPr>
-            <w:r>
-              <w:t xml:space="preserve">—</w:t>
-            </w:r>
-          </w:p>
-        </w:tc>
-      </w:tr>
-      <w:tr>
-        <w:tc>
-          <w:tcPr/>
-          <w:p>
-            <w:pPr>
-              <w:pStyle w:val="Compact"/>
-              <w:jc w:val="right"/>
-            </w:pPr>
-            <w:r>
-              <w:t xml:space="preserve">25</w:t>
-            </w:r>
-          </w:p>
-        </w:tc>
-        <w:tc>
-          <w:tcPr/>
-          <w:p>
-            <w:pPr>
-              <w:pStyle w:val="Compact"/>
-            </w:pPr>
-            <w:r>
-              <w:t xml:space="preserve">Е. А. Уланский</w:t>
-            </w:r>
-          </w:p>
-        </w:tc>
-        <w:tc>
-          <w:tcPr/>
-          <w:p>
-            <w:pPr>
-              <w:pStyle w:val="Compact"/>
-              <w:jc w:val="right"/>
-            </w:pPr>
-            <w:r>
-              <w:t xml:space="preserve">1981</w:t>
-            </w:r>
-          </w:p>
-        </w:tc>
-        <w:tc>
-          <w:tcPr/>
-          <w:p>
-            <w:pPr>
-              <w:pStyle w:val="Compact"/>
-              <w:jc w:val="right"/>
-            </w:pPr>
-            <w:r>
-              <w:t xml:space="preserve">—</w:t>
-            </w:r>
-          </w:p>
-        </w:tc>
-        <w:tc>
-          <w:tcPr/>
-          <w:p>
-            <w:pPr>
-              <w:pStyle w:val="Compact"/>
-              <w:jc w:val="right"/>
-            </w:pPr>
-            <w:r>
-              <w:t xml:space="preserve">7</w:t>
-            </w:r>
-          </w:p>
-        </w:tc>
-        <w:tc>
-          <w:tcPr/>
-          <w:p>
-            <w:pPr>
-              <w:pStyle w:val="Compact"/>
-              <w:jc w:val="right"/>
-            </w:pPr>
-            <w:r>
-              <w:t xml:space="preserve">4</w:t>
-            </w:r>
-          </w:p>
-        </w:tc>
-        <w:tc>
-          <w:tcPr/>
-          <w:p>
-            <w:pPr>
-              <w:pStyle w:val="Compact"/>
-              <w:jc w:val="right"/>
-            </w:pPr>
-            <w:r>
-              <w:t xml:space="preserve">3</w:t>
-            </w:r>
-          </w:p>
-        </w:tc>
-        <w:tc>
-          <w:tcPr/>
-          <w:p>
-            <w:pPr>
-              <w:pStyle w:val="Compact"/>
-            </w:pPr>
-            <w:r>
-              <w:t xml:space="preserve">2019–2025</w:t>
-            </w:r>
-          </w:p>
-        </w:tc>
-        <w:tc>
-          <w:tcPr/>
-          <w:p>
-            <w:pPr>
-              <w:pStyle w:val="Compact"/>
-            </w:pPr>
-            <w:r>
-              <w:t xml:space="preserve">ИСАА МГУ</w:t>
-            </w:r>
-          </w:p>
-        </w:tc>
-      </w:tr>
-      <w:tr>
-        <w:tc>
-          <w:tcPr/>
-          <w:p>
-            <w:pPr>
-              <w:pStyle w:val="Compact"/>
-              <w:jc w:val="right"/>
-            </w:pPr>
-            <w:r>
-              <w:t xml:space="preserve">26</w:t>
-            </w:r>
-          </w:p>
-        </w:tc>
-        <w:tc>
-          <w:tcPr/>
-          <w:p>
-            <w:pPr>
-              <w:pStyle w:val="Compact"/>
-            </w:pPr>
-            <w:r>
-              <w:t xml:space="preserve">А. А. Мехакян</w:t>
-            </w:r>
-          </w:p>
-        </w:tc>
-        <w:tc>
-          <w:tcPr/>
-          <w:p>
-            <w:pPr>
-              <w:pStyle w:val="Compact"/>
-              <w:jc w:val="right"/>
-            </w:pPr>
-            <w:r>
-              <w:t xml:space="preserve">?</w:t>
-            </w:r>
-          </w:p>
-        </w:tc>
-        <w:tc>
-          <w:tcPr/>
-          <w:p>
-            <w:pPr>
-              <w:pStyle w:val="Compact"/>
-              <w:jc w:val="right"/>
-            </w:pPr>
-            <w:r>
-              <w:t xml:space="preserve">—</w:t>
-            </w:r>
-          </w:p>
-        </w:tc>
-        <w:tc>
-          <w:tcPr/>
-          <w:p>
-            <w:pPr>
-              <w:pStyle w:val="Compact"/>
-              <w:jc w:val="right"/>
-            </w:pPr>
-            <w:r>
-              <w:t xml:space="preserve">6</w:t>
-            </w:r>
-          </w:p>
-        </w:tc>
-        <w:tc>
-          <w:tcPr/>
-          <w:p>
-            <w:pPr>
-              <w:pStyle w:val="Compact"/>
-              <w:jc w:val="right"/>
-            </w:pPr>
-            <w:r>
-              <w:t xml:space="preserve">1</w:t>
-            </w:r>
-          </w:p>
-        </w:tc>
-        <w:tc>
-          <w:tcPr/>
-          <w:p>
-            <w:pPr>
-              <w:pStyle w:val="Compact"/>
-              <w:jc w:val="right"/>
-            </w:pPr>
-            <w:r>
-              <w:t xml:space="preserve">5</w:t>
-            </w:r>
-          </w:p>
-        </w:tc>
-        <w:tc>
-          <w:tcPr/>
-          <w:p>
-            <w:pPr>
-              <w:pStyle w:val="Compact"/>
-            </w:pPr>
-            <w:r>
-              <w:t xml:space="preserve">2007–2017</w:t>
-            </w:r>
-          </w:p>
-        </w:tc>
-        <w:tc>
-          <w:tcPr/>
-          <w:p>
-            <w:pPr>
-              <w:pStyle w:val="Compact"/>
-            </w:pPr>
-            <w:r>
-              <w:t xml:space="preserve">МЦР, Москва</w:t>
-            </w:r>
-          </w:p>
-        </w:tc>
-      </w:tr>
-      <w:tr>
-        <w:tc>
-          <w:tcPr/>
-          <w:p>
-            <w:pPr>
-              <w:pStyle w:val="Compact"/>
-              <w:jc w:val="right"/>
-            </w:pPr>
-            <w:r>
-              <w:t xml:space="preserve">27</w:t>
-            </w:r>
-          </w:p>
-        </w:tc>
-        <w:tc>
-          <w:tcPr/>
-          <w:p>
-            <w:pPr>
-              <w:pStyle w:val="Compact"/>
-            </w:pPr>
-            <w:r>
-              <w:t xml:space="preserve">А. В. Ложкина</w:t>
-            </w:r>
-          </w:p>
-        </w:tc>
-        <w:tc>
-          <w:tcPr/>
-          <w:p>
-            <w:pPr>
-              <w:pStyle w:val="Compact"/>
-              <w:jc w:val="right"/>
-            </w:pPr>
-            <w:r>
-              <w:t xml:space="preserve">1989</w:t>
-            </w:r>
-          </w:p>
-        </w:tc>
-        <w:tc>
-          <w:tcPr/>
-          <w:p>
-            <w:pPr>
-              <w:pStyle w:val="Compact"/>
-              <w:jc w:val="right"/>
-            </w:pPr>
-            <w:r>
-              <w:t xml:space="preserve">—</w:t>
-            </w:r>
-          </w:p>
-        </w:tc>
-        <w:tc>
-          <w:tcPr/>
-          <w:p>
-            <w:pPr>
-              <w:pStyle w:val="Compact"/>
-              <w:jc w:val="right"/>
-            </w:pPr>
-            <w:r>
-              <w:t xml:space="preserve">6</w:t>
-            </w:r>
-          </w:p>
-        </w:tc>
-        <w:tc>
-          <w:tcPr/>
-          <w:p>
-            <w:pPr>
-              <w:pStyle w:val="Compact"/>
-              <w:jc w:val="right"/>
-            </w:pPr>
-            <w:r>
-              <w:t xml:space="preserve">1</w:t>
-            </w:r>
-          </w:p>
-        </w:tc>
-        <w:tc>
-          <w:tcPr/>
-          <w:p>
-            <w:pPr>
-              <w:pStyle w:val="Compact"/>
-              <w:jc w:val="right"/>
-            </w:pPr>
-            <w:r>
-              <w:t xml:space="preserve">5</w:t>
-            </w:r>
-          </w:p>
-        </w:tc>
-        <w:tc>
-          <w:tcPr/>
-          <w:p>
-            <w:pPr>
-              <w:pStyle w:val="Compact"/>
-            </w:pPr>
-            <w:r>
-              <w:t xml:space="preserve">2015–2019</w:t>
-            </w:r>
-          </w:p>
-        </w:tc>
-        <w:tc>
-          <w:tcPr/>
-          <w:p>
-            <w:pPr>
-              <w:pStyle w:val="Compact"/>
-            </w:pPr>
-            <w:r>
-              <w:t xml:space="preserve">—</w:t>
-            </w:r>
-          </w:p>
-        </w:tc>
-      </w:tr>
-      <w:tr>
-        <w:tc>
-          <w:tcPr/>
-          <w:p>
-            <w:pPr>
-              <w:pStyle w:val="Compact"/>
-              <w:jc w:val="right"/>
-            </w:pPr>
-            <w:r>
-              <w:t xml:space="preserve">28</w:t>
-            </w:r>
-          </w:p>
-        </w:tc>
-        <w:tc>
-          <w:tcPr/>
-          <w:p>
-            <w:pPr>
-              <w:pStyle w:val="Compact"/>
-            </w:pPr>
-            <w:r>
-              <w:t xml:space="preserve">М. Ю. Гасунс</w:t>
-            </w:r>
-          </w:p>
-        </w:tc>
-        <w:tc>
-          <w:tcPr/>
-          <w:p>
-            <w:pPr>
-              <w:pStyle w:val="Compact"/>
-              <w:jc w:val="right"/>
-            </w:pPr>
-            <w:r>
-              <w:t xml:space="preserve">?</w:t>
-            </w:r>
-          </w:p>
-        </w:tc>
-        <w:tc>
-          <w:tcPr/>
-          <w:p>
-            <w:pPr>
-              <w:pStyle w:val="Compact"/>
-              <w:jc w:val="right"/>
-            </w:pPr>
-            <w:r>
-              <w:t xml:space="preserve">—</w:t>
-            </w:r>
-          </w:p>
-        </w:tc>
-        <w:tc>
-          <w:tcPr/>
-          <w:p>
-            <w:pPr>
-              <w:pStyle w:val="Compact"/>
-              <w:jc w:val="right"/>
-            </w:pPr>
-            <w:r>
-              <w:t xml:space="preserve">6</w:t>
-            </w:r>
-          </w:p>
-        </w:tc>
-        <w:tc>
-          <w:tcPr/>
-          <w:p>
-            <w:pPr>
-              <w:pStyle w:val="Compact"/>
-              <w:jc w:val="right"/>
-            </w:pPr>
-            <w:r>
-              <w:t xml:space="preserve">4</w:t>
-            </w:r>
-          </w:p>
-        </w:tc>
-        <w:tc>
-          <w:tcPr/>
-          <w:p>
-            <w:pPr>
-              <w:pStyle w:val="Compact"/>
-              <w:jc w:val="right"/>
-            </w:pPr>
-            <w:r>
-              <w:t xml:space="preserve">2</w:t>
-            </w:r>
-          </w:p>
-        </w:tc>
-        <w:tc>
-          <w:tcPr/>
-          <w:p>
-            <w:pPr>
-              <w:pStyle w:val="Compact"/>
-            </w:pPr>
-            <w:r>
-              <w:t xml:space="preserve">2006–2024</w:t>
-            </w:r>
-          </w:p>
-        </w:tc>
-        <w:tc>
-          <w:tcPr/>
-          <w:p>
-            <w:pPr>
-              <w:pStyle w:val="Compact"/>
-            </w:pPr>
-            <w:r>
-              <w:t xml:space="preserve">Москва</w:t>
-            </w:r>
-          </w:p>
-        </w:tc>
-      </w:tr>
-      <w:tr>
-        <w:tc>
-          <w:tcPr/>
-          <w:p>
-            <w:pPr>
-              <w:pStyle w:val="Compact"/>
-              <w:jc w:val="right"/>
-            </w:pPr>
-            <w:r>
-              <w:t xml:space="preserve">29</w:t>
-            </w:r>
-          </w:p>
-        </w:tc>
-        <w:tc>
-          <w:tcPr/>
-          <w:p>
-            <w:pPr>
-              <w:pStyle w:val="Compact"/>
-            </w:pPr>
-            <w:r>
-              <w:t xml:space="preserve">Д. Н. Лелюхин</w:t>
-            </w:r>
-          </w:p>
-        </w:tc>
-        <w:tc>
-          <w:tcPr/>
-          <w:p>
-            <w:pPr>
-              <w:pStyle w:val="Compact"/>
-              <w:jc w:val="right"/>
-            </w:pPr>
-            <w:r>
-              <w:t xml:space="preserve">?</w:t>
-            </w:r>
-          </w:p>
-        </w:tc>
-        <w:tc>
-          <w:tcPr/>
-          <w:p>
-            <w:pPr>
-              <w:pStyle w:val="Compact"/>
-              <w:jc w:val="right"/>
-            </w:pPr>
-            <w:r>
-              <w:t xml:space="preserve">—</w:t>
-            </w:r>
-          </w:p>
-        </w:tc>
-        <w:tc>
-          <w:tcPr/>
-          <w:p>
-            <w:pPr>
-              <w:pStyle w:val="Compact"/>
-              <w:jc w:val="right"/>
-            </w:pPr>
-            <w:r>
-              <w:t xml:space="preserve">6</w:t>
-            </w:r>
-          </w:p>
-        </w:tc>
-        <w:tc>
-          <w:tcPr/>
-          <w:p>
-            <w:pPr>
-              <w:pStyle w:val="Compact"/>
-              <w:jc w:val="right"/>
-            </w:pPr>
-            <w:r>
-              <w:t xml:space="preserve">5</w:t>
-            </w:r>
-          </w:p>
-        </w:tc>
-        <w:tc>
-          <w:tcPr/>
-          <w:p>
-            <w:pPr>
-              <w:pStyle w:val="Compact"/>
-              <w:jc w:val="right"/>
-            </w:pPr>
-            <w:r>
-              <w:t xml:space="preserve">1</w:t>
-            </w:r>
-          </w:p>
-        </w:tc>
-        <w:tc>
-          <w:tcPr/>
-          <w:p>
-            <w:pPr>
-              <w:pStyle w:val="Compact"/>
-            </w:pPr>
-            <w:r>
-              <w:t xml:space="preserve">2004–2014</w:t>
-            </w:r>
-          </w:p>
-        </w:tc>
-        <w:tc>
-          <w:tcPr/>
-          <w:p>
-            <w:pPr>
-              <w:pStyle w:val="Compact"/>
-            </w:pPr>
-            <w:r>
-              <w:t xml:space="preserve">—</w:t>
-            </w:r>
-          </w:p>
-        </w:tc>
-      </w:tr>
-      <w:tr>
-        <w:tc>
-          <w:tcPr/>
-          <w:p>
-            <w:pPr>
-              <w:pStyle w:val="Compact"/>
-              <w:jc w:val="right"/>
-            </w:pPr>
-            <w:r>
-              <w:t xml:space="preserve">30</w:t>
-            </w:r>
-          </w:p>
-        </w:tc>
-        <w:tc>
-          <w:tcPr/>
-          <w:p>
-            <w:pPr>
-              <w:pStyle w:val="Compact"/>
-            </w:pPr>
-            <w:r>
-              <w:t xml:space="preserve">Н. А. Канаева</w:t>
-            </w:r>
-          </w:p>
-        </w:tc>
-        <w:tc>
-          <w:tcPr/>
-          <w:p>
-            <w:pPr>
-              <w:pStyle w:val="Compact"/>
-              <w:jc w:val="right"/>
-            </w:pPr>
-            <w:r>
-              <w:t xml:space="preserve">?</w:t>
-            </w:r>
-          </w:p>
-        </w:tc>
-        <w:tc>
-          <w:tcPr/>
-          <w:p>
-            <w:pPr>
-              <w:pStyle w:val="Compact"/>
-              <w:jc w:val="right"/>
-            </w:pPr>
-            <w:r>
-              <w:t xml:space="preserve">—</w:t>
-            </w:r>
-          </w:p>
-        </w:tc>
-        <w:tc>
-          <w:tcPr/>
-          <w:p>
-            <w:pPr>
-              <w:pStyle w:val="Compact"/>
-              <w:jc w:val="right"/>
-            </w:pPr>
-            <w:r>
-              <w:t xml:space="preserve">6</w:t>
-            </w:r>
-          </w:p>
-        </w:tc>
-        <w:tc>
-          <w:tcPr/>
-          <w:p>
-            <w:pPr>
-              <w:pStyle w:val="Compact"/>
-              <w:jc w:val="right"/>
-            </w:pPr>
-            <w:r>
-              <w:t xml:space="preserve">3</w:t>
-            </w:r>
-          </w:p>
-        </w:tc>
-        <w:tc>
-          <w:tcPr/>
-          <w:p>
-            <w:pPr>
-              <w:pStyle w:val="Compact"/>
-              <w:jc w:val="right"/>
-            </w:pPr>
-            <w:r>
-              <w:t xml:space="preserve">3</w:t>
-            </w:r>
-          </w:p>
-        </w:tc>
-        <w:tc>
-          <w:tcPr/>
-          <w:p>
-            <w:pPr>
-              <w:pStyle w:val="Compact"/>
-            </w:pPr>
-            <w:r>
-              <w:t xml:space="preserve">2013–2025</w:t>
-            </w:r>
-          </w:p>
-        </w:tc>
-        <w:tc>
-          <w:tcPr/>
-          <w:p>
-            <w:pPr>
-              <w:pStyle w:val="Compact"/>
-            </w:pPr>
-            <w:r>
-              <w:t xml:space="preserve">НИУ ВШЭ, Москва</w:t>
-            </w:r>
-          </w:p>
-        </w:tc>
-      </w:tr>
-      <w:tr>
-        <w:tc>
-          <w:tcPr/>
-          <w:p>
-            <w:pPr>
-              <w:pStyle w:val="Compact"/>
-              <w:jc w:val="right"/>
-            </w:pPr>
-            <w:r>
-              <w:t xml:space="preserve">31</w:t>
-            </w:r>
-          </w:p>
-        </w:tc>
-        <w:tc>
-          <w:tcPr/>
-          <w:p>
-            <w:pPr>
-              <w:pStyle w:val="Compact"/>
-            </w:pPr>
-            <w:r>
-              <w:t xml:space="preserve">А. А. Вигасин</w:t>
-            </w:r>
-          </w:p>
-        </w:tc>
-        <w:tc>
-          <w:tcPr/>
-          <w:p>
-            <w:pPr>
-              <w:pStyle w:val="Compact"/>
-              <w:jc w:val="right"/>
-            </w:pPr>
-            <w:r>
-              <w:t xml:space="preserve">1946</w:t>
-            </w:r>
-          </w:p>
-        </w:tc>
-        <w:tc>
-          <w:tcPr/>
-          <w:p>
-            <w:pPr>
-              <w:pStyle w:val="Compact"/>
-              <w:jc w:val="right"/>
-            </w:pPr>
-            <w:r>
-              <w:t xml:space="preserve">—</w:t>
-            </w:r>
-          </w:p>
-        </w:tc>
-        <w:tc>
-          <w:tcPr/>
-          <w:p>
-            <w:pPr>
-              <w:pStyle w:val="Compact"/>
-              <w:jc w:val="right"/>
-            </w:pPr>
-            <w:r>
-              <w:t xml:space="preserve">5</w:t>
-            </w:r>
-          </w:p>
-        </w:tc>
-        <w:tc>
-          <w:tcPr/>
-          <w:p>
-            <w:pPr>
-              <w:pStyle w:val="Compact"/>
-              <w:jc w:val="right"/>
-            </w:pPr>
-            <w:r>
-              <w:t xml:space="preserve">3</w:t>
-            </w:r>
-          </w:p>
-        </w:tc>
-        <w:tc>
-          <w:tcPr/>
-          <w:p>
-            <w:pPr>
-              <w:pStyle w:val="Compact"/>
-              <w:jc w:val="right"/>
-            </w:pPr>
-            <w:r>
-              <w:t xml:space="preserve">2</w:t>
-            </w:r>
-          </w:p>
-        </w:tc>
-        <w:tc>
-          <w:tcPr/>
-          <w:p>
-            <w:pPr>
-              <w:pStyle w:val="Compact"/>
-            </w:pPr>
-            <w:r>
-              <w:t xml:space="preserve">2006–2025</w:t>
-            </w:r>
-          </w:p>
-        </w:tc>
-        <w:tc>
-          <w:tcPr/>
-          <w:p>
-            <w:pPr>
-              <w:pStyle w:val="Compact"/>
-            </w:pPr>
-            <w:r>
-              <w:t xml:space="preserve">—</w:t>
-            </w:r>
-          </w:p>
-        </w:tc>
-      </w:tr>
-      <w:tr>
-        <w:tc>
-          <w:tcPr/>
-          <w:p>
-            <w:pPr>
-              <w:pStyle w:val="Compact"/>
-              <w:jc w:val="right"/>
-            </w:pPr>
-            <w:r>
-              <w:t xml:space="preserve">32</w:t>
-            </w:r>
-          </w:p>
-        </w:tc>
-        <w:tc>
-          <w:tcPr/>
-          <w:p>
-            <w:pPr>
-              <w:pStyle w:val="Compact"/>
-            </w:pPr>
-            <w:r>
-              <w:t xml:space="preserve">Д. А. Комиссаров</w:t>
-            </w:r>
-          </w:p>
-        </w:tc>
-        <w:tc>
-          <w:tcPr/>
-          <w:p>
-            <w:pPr>
-              <w:pStyle w:val="Compact"/>
-              <w:jc w:val="right"/>
-            </w:pPr>
-            <w:r>
-              <w:t xml:space="preserve">1977</w:t>
-            </w:r>
-          </w:p>
-        </w:tc>
-        <w:tc>
-          <w:tcPr/>
-          <w:p>
-            <w:pPr>
-              <w:pStyle w:val="Compact"/>
-              <w:jc w:val="right"/>
-            </w:pPr>
-            <w:r>
-              <w:t xml:space="preserve">—</w:t>
-            </w:r>
-          </w:p>
-        </w:tc>
-        <w:tc>
-          <w:tcPr/>
-          <w:p>
-            <w:pPr>
-              <w:pStyle w:val="Compact"/>
-              <w:jc w:val="right"/>
-            </w:pPr>
-            <w:r>
-              <w:t xml:space="preserve">5</w:t>
-            </w:r>
-          </w:p>
-        </w:tc>
-        <w:tc>
-          <w:tcPr/>
-          <w:p>
-            <w:pPr>
-              <w:pStyle w:val="Compact"/>
-              <w:jc w:val="right"/>
-            </w:pPr>
-            <w:r>
-              <w:t xml:space="preserve">4</w:t>
-            </w:r>
-          </w:p>
-        </w:tc>
-        <w:tc>
-          <w:tcPr/>
-          <w:p>
-            <w:pPr>
-              <w:pStyle w:val="Compact"/>
-              <w:jc w:val="right"/>
-            </w:pPr>
-            <w:r>
-              <w:t xml:space="preserve">1</w:t>
-            </w:r>
-          </w:p>
-        </w:tc>
-        <w:tc>
-          <w:tcPr/>
-          <w:p>
-            <w:pPr>
-              <w:pStyle w:val="Compact"/>
-            </w:pPr>
-            <w:r>
-              <w:t xml:space="preserve">2018–2026</w:t>
-            </w:r>
-          </w:p>
-        </w:tc>
-        <w:tc>
-          <w:tcPr/>
-          <w:p>
-            <w:pPr>
-              <w:pStyle w:val="Compact"/>
-            </w:pPr>
-            <w:r>
-              <w:t xml:space="preserve">ИКВИА НИУ ВШЭ, Москва</w:t>
-            </w:r>
-          </w:p>
-        </w:tc>
-      </w:tr>
-      <w:tr>
-        <w:tc>
-          <w:tcPr/>
-          <w:p>
-            <w:pPr>
-              <w:pStyle w:val="Compact"/>
-              <w:jc w:val="right"/>
-            </w:pPr>
-            <w:r>
-              <w:t xml:space="preserve">33</w:t>
-            </w:r>
-          </w:p>
-        </w:tc>
-        <w:tc>
-          <w:tcPr/>
-          <w:p>
-            <w:pPr>
-              <w:pStyle w:val="Compact"/>
-            </w:pPr>
-            <w:r>
-              <w:t xml:space="preserve">Е. А. Ренковская</w:t>
-            </w:r>
-          </w:p>
-        </w:tc>
-        <w:tc>
-          <w:tcPr/>
-          <w:p>
-            <w:pPr>
-              <w:pStyle w:val="Compact"/>
-              <w:jc w:val="right"/>
-            </w:pPr>
-            <w:r>
-              <w:t xml:space="preserve">?</w:t>
-            </w:r>
-          </w:p>
-        </w:tc>
-        <w:tc>
-          <w:tcPr/>
-          <w:p>
-            <w:pPr>
-              <w:pStyle w:val="Compact"/>
-              <w:jc w:val="right"/>
-            </w:pPr>
-            <w:r>
-              <w:t xml:space="preserve">—</w:t>
-            </w:r>
-          </w:p>
-        </w:tc>
-        <w:tc>
-          <w:tcPr/>
-          <w:p>
-            <w:pPr>
-              <w:pStyle w:val="Compact"/>
-              <w:jc w:val="right"/>
-            </w:pPr>
-            <w:r>
-              <w:t xml:space="preserve">5</w:t>
-            </w:r>
-          </w:p>
-        </w:tc>
-        <w:tc>
-          <w:tcPr/>
-          <w:p>
-            <w:pPr>
-              <w:pStyle w:val="Compact"/>
-              <w:jc w:val="right"/>
-            </w:pPr>
-            <w:r>
-              <w:t xml:space="preserve">4</w:t>
-            </w:r>
-          </w:p>
-        </w:tc>
-        <w:tc>
-          <w:tcPr/>
-          <w:p>
-            <w:pPr>
-              <w:pStyle w:val="Compact"/>
-              <w:jc w:val="right"/>
-            </w:pPr>
-            <w:r>
-              <w:t xml:space="preserve">1</w:t>
-            </w:r>
-          </w:p>
-        </w:tc>
-        <w:tc>
-          <w:tcPr/>
-          <w:p>
-            <w:pPr>
-              <w:pStyle w:val="Compact"/>
-            </w:pPr>
-            <w:r>
-              <w:t xml:space="preserve">2020–2026</w:t>
-            </w:r>
-          </w:p>
-        </w:tc>
-        <w:tc>
-          <w:tcPr/>
-          <w:p>
-            <w:pPr>
-              <w:pStyle w:val="Compact"/>
-            </w:pPr>
-            <w:r>
-              <w:t xml:space="preserve">ИЯз РАН, ИВ РАН</w:t>
-            </w:r>
-          </w:p>
-        </w:tc>
-      </w:tr>
-      <w:tr>
-        <w:tc>
-          <w:tcPr/>
-          <w:p>
-            <w:pPr>
-              <w:pStyle w:val="Compact"/>
-              <w:jc w:val="right"/>
-            </w:pPr>
-            <w:r>
-              <w:t xml:space="preserve">34</w:t>
-            </w:r>
-          </w:p>
-        </w:tc>
-        <w:tc>
-          <w:tcPr/>
-          <w:p>
-            <w:pPr>
-              <w:pStyle w:val="Compact"/>
-            </w:pPr>
-            <w:r>
-              <w:t xml:space="preserve">В. К. Шохин</w:t>
-            </w:r>
-          </w:p>
-        </w:tc>
-        <w:tc>
-          <w:tcPr/>
-          <w:p>
-            <w:pPr>
-              <w:pStyle w:val="Compact"/>
-              <w:jc w:val="right"/>
-            </w:pPr>
-            <w:r>
-              <w:t xml:space="preserve">1950</w:t>
-            </w:r>
-          </w:p>
-        </w:tc>
-        <w:tc>
-          <w:tcPr/>
-          <w:p>
-            <w:pPr>
-              <w:pStyle w:val="Compact"/>
-              <w:jc w:val="right"/>
-            </w:pPr>
-            <w:r>
-              <w:t xml:space="preserve">—</w:t>
-            </w:r>
-          </w:p>
-        </w:tc>
-        <w:tc>
-          <w:tcPr/>
-          <w:p>
-            <w:pPr>
-              <w:pStyle w:val="Compact"/>
-              <w:jc w:val="right"/>
-            </w:pPr>
-            <w:r>
-              <w:t xml:space="preserve">5</w:t>
-            </w:r>
-          </w:p>
-        </w:tc>
-        <w:tc>
-          <w:tcPr/>
-          <w:p>
-            <w:pPr>
-              <w:pStyle w:val="Compact"/>
-              <w:jc w:val="right"/>
-            </w:pPr>
-            <w:r>
-              <w:t xml:space="preserve">3</w:t>
-            </w:r>
-          </w:p>
-        </w:tc>
-        <w:tc>
-          <w:tcPr/>
-          <w:p>
-            <w:pPr>
-              <w:pStyle w:val="Compact"/>
-              <w:jc w:val="right"/>
-            </w:pPr>
-            <w:r>
-              <w:t xml:space="preserve">2</w:t>
-            </w:r>
-          </w:p>
-        </w:tc>
-        <w:tc>
-          <w:tcPr/>
-          <w:p>
-            <w:pPr>
-              <w:pStyle w:val="Compact"/>
-            </w:pPr>
-            <w:r>
-              <w:t xml:space="preserve">2020–2026</w:t>
-            </w:r>
-          </w:p>
-        </w:tc>
-        <w:tc>
-          <w:tcPr/>
-          <w:p>
-            <w:pPr>
-              <w:pStyle w:val="Compact"/>
-            </w:pPr>
-            <w:r>
-              <w:t xml:space="preserve">ИФ РАН, Москва</w:t>
-            </w:r>
-          </w:p>
-        </w:tc>
-      </w:tr>
-      <w:tr>
-        <w:tc>
-          <w:tcPr/>
-          <w:p>
-            <w:pPr>
-              <w:pStyle w:val="Compact"/>
-              <w:jc w:val="right"/>
-            </w:pPr>
-            <w:r>
-              <w:t xml:space="preserve">35</w:t>
-            </w:r>
-          </w:p>
-        </w:tc>
-        <w:tc>
-          <w:tcPr/>
-          <w:p>
-            <w:pPr>
-              <w:pStyle w:val="Compact"/>
-            </w:pPr>
-            <w:r>
-              <w:t xml:space="preserve">Р. Н. Крапивина</w:t>
-            </w:r>
-          </w:p>
-        </w:tc>
-        <w:tc>
-          <w:tcPr/>
-          <w:p>
-            <w:pPr>
-              <w:pStyle w:val="Compact"/>
-              <w:jc w:val="right"/>
-            </w:pPr>
-            <w:r>
-              <w:t xml:space="preserve">1953</w:t>
-            </w:r>
-          </w:p>
-        </w:tc>
-        <w:tc>
-          <w:tcPr/>
-          <w:p>
-            <w:pPr>
-              <w:pStyle w:val="Compact"/>
-              <w:jc w:val="right"/>
-            </w:pPr>
-            <w:r>
-              <w:t xml:space="preserve">—</w:t>
-            </w:r>
-          </w:p>
-        </w:tc>
-        <w:tc>
-          <w:tcPr/>
-          <w:p>
-            <w:pPr>
-              <w:pStyle w:val="Compact"/>
-              <w:jc w:val="right"/>
-            </w:pPr>
-            <w:r>
-              <w:t xml:space="preserve">4</w:t>
-            </w:r>
-          </w:p>
-        </w:tc>
-        <w:tc>
-          <w:tcPr/>
-          <w:p>
-            <w:pPr>
-              <w:pStyle w:val="Compact"/>
-              <w:jc w:val="right"/>
-            </w:pPr>
-            <w:r>
-              <w:t xml:space="preserve">3</w:t>
-            </w:r>
-          </w:p>
-        </w:tc>
-        <w:tc>
-          <w:tcPr/>
-          <w:p>
-            <w:pPr>
-              <w:pStyle w:val="Compact"/>
-              <w:jc w:val="right"/>
-            </w:pPr>
-            <w:r>
-              <w:t xml:space="preserve">1</w:t>
-            </w:r>
-          </w:p>
-        </w:tc>
-        <w:tc>
-          <w:tcPr/>
-          <w:p>
-            <w:pPr>
-              <w:pStyle w:val="Compact"/>
-            </w:pPr>
-            <w:r>
-              <w:t xml:space="preserve">2011–2026</w:t>
-            </w:r>
-          </w:p>
-        </w:tc>
-        <w:tc>
-          <w:tcPr/>
-          <w:p>
-            <w:pPr>
-              <w:pStyle w:val="Compact"/>
-            </w:pPr>
-            <w:r>
-              <w:t xml:space="preserve">ИВР РАН, Санкт-Петербург</w:t>
-            </w:r>
-          </w:p>
-        </w:tc>
-      </w:tr>
-      <w:tr>
-        <w:tc>
-          <w:tcPr/>
-          <w:p>
-            <w:pPr>
-              <w:pStyle w:val="Compact"/>
-              <w:jc w:val="right"/>
-            </w:pPr>
-            <w:r>
-              <w:t xml:space="preserve">36</w:t>
-            </w:r>
-          </w:p>
-        </w:tc>
-        <w:tc>
-          <w:tcPr/>
-          <w:p>
-            <w:pPr>
-              <w:pStyle w:val="Compact"/>
-            </w:pPr>
-            <w:r>
-              <w:t xml:space="preserve">М. Д. Минаева</w:t>
-            </w:r>
-          </w:p>
-        </w:tc>
-        <w:tc>
-          <w:tcPr/>
-          <w:p>
-            <w:pPr>
-              <w:pStyle w:val="Compact"/>
-              <w:jc w:val="right"/>
-            </w:pPr>
-            <w:r>
-              <w:t xml:space="preserve">1999</w:t>
-            </w:r>
-          </w:p>
-        </w:tc>
-        <w:tc>
-          <w:tcPr/>
-          <w:p>
-            <w:pPr>
-              <w:pStyle w:val="Compact"/>
-              <w:jc w:val="right"/>
-            </w:pPr>
-            <w:r>
-              <w:t xml:space="preserve">—</w:t>
-            </w:r>
-          </w:p>
-        </w:tc>
-        <w:tc>
-          <w:tcPr/>
-          <w:p>
-            <w:pPr>
-              <w:pStyle w:val="Compact"/>
-              <w:jc w:val="right"/>
-            </w:pPr>
-            <w:r>
-              <w:t xml:space="preserve">3</w:t>
-            </w:r>
-          </w:p>
-        </w:tc>
-        <w:tc>
-          <w:tcPr/>
-          <w:p>
-            <w:pPr>
-              <w:pStyle w:val="Compact"/>
-              <w:jc w:val="right"/>
-            </w:pPr>
-            <w:r>
-              <w:t xml:space="preserve">1</w:t>
-            </w:r>
-          </w:p>
-        </w:tc>
-        <w:tc>
-          <w:tcPr/>
-          <w:p>
-            <w:pPr>
-              <w:pStyle w:val="Compact"/>
-              <w:jc w:val="right"/>
-            </w:pPr>
-            <w:r>
-              <w:t xml:space="preserve">2</w:t>
-            </w:r>
-          </w:p>
-        </w:tc>
-        <w:tc>
-          <w:tcPr/>
-          <w:p>
-            <w:pPr>
-              <w:pStyle w:val="Compact"/>
-            </w:pPr>
-            <w:r>
-              <w:t xml:space="preserve">2024–2026</w:t>
-            </w:r>
-          </w:p>
-        </w:tc>
-        <w:tc>
-          <w:tcPr/>
-          <w:p>
-            <w:pPr>
-              <w:pStyle w:val="Compact"/>
-            </w:pPr>
-            <w:r>
-              <w:t xml:space="preserve">ИКВИА НИУ ВШЭ, Москва</w:t>
-            </w:r>
-          </w:p>
-        </w:tc>
-      </w:tr>
-      <w:tr>
-        <w:tc>
-          <w:tcPr/>
-          <w:p>
-            <w:pPr>
-              <w:pStyle w:val="Compact"/>
-              <w:jc w:val="right"/>
-            </w:pPr>
-            <w:r>
-              <w:t xml:space="preserve">37</w:t>
-            </w:r>
-          </w:p>
-        </w:tc>
-        <w:tc>
-          <w:tcPr/>
-          <w:p>
-            <w:pPr>
-              <w:pStyle w:val="Compact"/>
-            </w:pPr>
-            <w:r>
-              <w:t xml:space="preserve">А. В. Молина</w:t>
-            </w:r>
-          </w:p>
-        </w:tc>
-        <w:tc>
-          <w:tcPr/>
-          <w:p>
-            <w:pPr>
-              <w:pStyle w:val="Compact"/>
-              <w:jc w:val="right"/>
-            </w:pPr>
-            <w:r>
-              <w:t xml:space="preserve">1999</w:t>
-            </w:r>
-          </w:p>
-        </w:tc>
-        <w:tc>
-          <w:tcPr/>
-          <w:p>
-            <w:pPr>
-              <w:pStyle w:val="Compact"/>
-              <w:jc w:val="right"/>
-            </w:pPr>
-            <w:r>
-              <w:t xml:space="preserve">—</w:t>
-            </w:r>
-          </w:p>
-        </w:tc>
-        <w:tc>
-          <w:tcPr/>
-          <w:p>
-            <w:pPr>
-              <w:pStyle w:val="Compact"/>
-              <w:jc w:val="right"/>
-            </w:pPr>
-            <w:r>
-              <w:t xml:space="preserve">3</w:t>
-            </w:r>
-          </w:p>
-        </w:tc>
-        <w:tc>
-          <w:tcPr/>
-          <w:p>
-            <w:pPr>
-              <w:pStyle w:val="Compact"/>
-              <w:jc w:val="right"/>
-            </w:pPr>
-            <w:r>
-              <w:t xml:space="preserve">1</w:t>
-            </w:r>
-          </w:p>
-        </w:tc>
-        <w:tc>
-          <w:tcPr/>
-          <w:p>
-            <w:pPr>
-              <w:pStyle w:val="Compact"/>
-              <w:jc w:val="right"/>
-            </w:pPr>
-            <w:r>
-              <w:t xml:space="preserve">2</w:t>
-            </w:r>
-          </w:p>
-        </w:tc>
-        <w:tc>
-          <w:tcPr/>
-          <w:p>
-            <w:pPr>
-              <w:pStyle w:val="Compact"/>
-            </w:pPr>
-            <w:r>
-              <w:t xml:space="preserve">2024–2026</w:t>
-            </w:r>
-          </w:p>
-        </w:tc>
-        <w:tc>
-          <w:tcPr/>
-          <w:p>
-            <w:pPr>
-              <w:pStyle w:val="Compact"/>
-            </w:pPr>
-            <w:r>
-              <w:t xml:space="preserve">ИКВИА НИУ ВШЭ, ИМЛИ РАН</w:t>
-            </w:r>
-          </w:p>
-        </w:tc>
-      </w:tr>
-      <w:tr>
-        <w:tc>
-          <w:tcPr/>
-          <w:p>
-            <w:pPr>
-              <w:pStyle w:val="Compact"/>
-              <w:jc w:val="right"/>
-            </w:pPr>
-            <w:r>
-              <w:t xml:space="preserve">38</w:t>
-            </w:r>
-          </w:p>
-        </w:tc>
-        <w:tc>
-          <w:tcPr/>
-          <w:p>
-            <w:pPr>
-              <w:pStyle w:val="Compact"/>
-            </w:pPr>
-            <w:r>
-              <w:t xml:space="preserve">С. В. Кулланда</w:t>
-            </w:r>
-          </w:p>
-        </w:tc>
-        <w:tc>
-          <w:tcPr/>
-          <w:p>
-            <w:pPr>
-              <w:pStyle w:val="Compact"/>
-              <w:jc w:val="right"/>
-            </w:pPr>
-            <w:r>
-              <w:t xml:space="preserve">1954</w:t>
-            </w:r>
-          </w:p>
-        </w:tc>
-        <w:tc>
-          <w:tcPr/>
-          <w:p>
-            <w:pPr>
-              <w:pStyle w:val="Compact"/>
-              <w:jc w:val="right"/>
-            </w:pPr>
-            <w:r>
-              <w:t xml:space="preserve">2020</w:t>
-            </w:r>
-          </w:p>
-        </w:tc>
-        <w:tc>
-          <w:tcPr/>
-          <w:p>
-            <w:pPr>
-              <w:pStyle w:val="Compact"/>
-              <w:jc w:val="right"/>
-            </w:pPr>
-            <w:r>
-              <w:t xml:space="preserve">2</w:t>
-            </w:r>
-          </w:p>
-        </w:tc>
-        <w:tc>
-          <w:tcPr/>
-          <w:p>
-            <w:pPr>
-              <w:pStyle w:val="Compact"/>
-              <w:jc w:val="right"/>
-            </w:pPr>
-            <w:r>
-              <w:t xml:space="preserve">1</w:t>
-            </w:r>
-          </w:p>
-        </w:tc>
-        <w:tc>
-          <w:tcPr/>
-          <w:p>
-            <w:pPr>
-              <w:pStyle w:val="Compact"/>
-              <w:jc w:val="right"/>
-            </w:pPr>
-            <w:r>
-              <w:t xml:space="preserve">1</w:t>
-            </w:r>
-          </w:p>
-        </w:tc>
-        <w:tc>
-          <w:tcPr/>
-          <w:p>
-            <w:pPr>
-              <w:pStyle w:val="Compact"/>
-            </w:pPr>
-            <w:r>
-              <w:t xml:space="preserve">2011–2012</w:t>
-            </w:r>
-          </w:p>
-        </w:tc>
-        <w:tc>
-          <w:tcPr/>
-          <w:p>
-            <w:pPr>
-              <w:pStyle w:val="Compact"/>
-            </w:pPr>
-            <w:r>
-              <w:t xml:space="preserve">ИВ РАН</w:t>
-            </w:r>
-          </w:p>
-        </w:tc>
-      </w:tr>
-      <w:tr>
-        <w:tc>
-          <w:tcPr/>
-          <w:p>
-            <w:pPr>
-              <w:pStyle w:val="Compact"/>
-              <w:jc w:val="right"/>
-            </w:pPr>
-            <w:r>
-              <w:t xml:space="preserve">39</w:t>
-            </w:r>
-          </w:p>
-        </w:tc>
-        <w:tc>
-          <w:tcPr/>
-          <w:p>
-            <w:pPr>
-              <w:pStyle w:val="Compact"/>
-            </w:pPr>
-            <w:r>
-              <w:t xml:space="preserve">А. В. Фивейская</w:t>
-            </w:r>
-          </w:p>
-        </w:tc>
-        <w:tc>
-          <w:tcPr/>
-          <w:p>
-            <w:pPr>
-              <w:pStyle w:val="Compact"/>
-              <w:jc w:val="right"/>
-            </w:pPr>
-            <w:r>
-              <w:t xml:space="preserve">1993</w:t>
-            </w:r>
-          </w:p>
-        </w:tc>
-        <w:tc>
-          <w:tcPr/>
-          <w:p>
-            <w:pPr>
-              <w:pStyle w:val="Compact"/>
-              <w:jc w:val="right"/>
-            </w:pPr>
-            <w:r>
-              <w:t xml:space="preserve">—</w:t>
-            </w:r>
-          </w:p>
-        </w:tc>
-        <w:tc>
-          <w:tcPr/>
-          <w:p>
-            <w:pPr>
-              <w:pStyle w:val="Compact"/>
-              <w:jc w:val="right"/>
-            </w:pPr>
-            <w:r>
-              <w:t xml:space="preserve">2</w:t>
-            </w:r>
-          </w:p>
-        </w:tc>
-        <w:tc>
-          <w:tcPr/>
-          <w:p>
-            <w:pPr>
-              <w:pStyle w:val="Compact"/>
-              <w:jc w:val="right"/>
-            </w:pPr>
-            <w:r>
-              <w:t xml:space="preserve">1</w:t>
-            </w:r>
-          </w:p>
-        </w:tc>
-        <w:tc>
-          <w:tcPr/>
-          <w:p>
-            <w:pPr>
-              <w:pStyle w:val="Compact"/>
-              <w:jc w:val="right"/>
-            </w:pPr>
-            <w:r>
-              <w:t xml:space="preserve">1</w:t>
-            </w:r>
-          </w:p>
-        </w:tc>
-        <w:tc>
-          <w:tcPr/>
-          <w:p>
-            <w:pPr>
-              <w:pStyle w:val="Compact"/>
-            </w:pPr>
-            <w:r>
-              <w:t xml:space="preserve">2020–2021</w:t>
-            </w:r>
-          </w:p>
-        </w:tc>
-        <w:tc>
-          <w:tcPr/>
-          <w:p>
-            <w:pPr>
-              <w:pStyle w:val="Compact"/>
-            </w:pPr>
-            <w:r>
-              <w:t xml:space="preserve">—</w:t>
-            </w:r>
-          </w:p>
-        </w:tc>
-      </w:tr>
-    </w:tbl>
+        <w:t xml:space="preserve">Полный список ученых, выступавших и на Зографских, и на Рериховских чтениях за период 2004–2026 гг., упорядочен по убыванию суммарного числа докладов. Столбец «годы» — первый и последний доклад в нашей выборке; столбец «г. р.» — год рождения; «†» — год смерти, где зафиксирован.</w:t>
+      </w:r>
+    </w:p>
     <w:p>
       <w:pPr>
         <w:pStyle w:val="BodyText"/>
       </w:pPr>
       <w:r>
-        <w:rPr>
-          <w:b/>
-          <w:bCs/>
-        </w:rPr>
-        <w:t xml:space="preserve">Поколенческий состав когорты.</w:t>
-      </w:r>
-      <w:r>
-        <w:t xml:space="preserve"> </w:t>
-      </w:r>
-      <w:r>
-        <w:t xml:space="preserve">Среди 39 ученых год рождения известен для 17.</w:t>
+        <w:t xml:space="preserve">1 | С. О. Цветкова | 1978 | — | 22 | 10 | 12 | 2007–2026 | Санкт-Петербург |</w:t>
+      </w:r>
+      <w:r>
+        <w:br/>
+      </w:r>
+      <w:r>
+        <w:t xml:space="preserve">2 | Н. В. Александрова | 1965 | — | 20 | 9 | 11 | 2012–2026 | Москва |</w:t>
+      </w:r>
+      <w:r>
+        <w:br/>
+      </w:r>
+      <w:r>
+        <w:t xml:space="preserve">3 | С. С. Тавастшерна | 1969 | — | 20 | 8 | 12 | 2006–2026 | Санкт-Петербург |</w:t>
+      </w:r>
+      <w:r>
+        <w:br/>
+      </w:r>
+      <w:r>
+        <w:t xml:space="preserve">4 | С. И. Рыжакова | 1970 | — | 19 | 15 | 4 | 2004–2026 | Москва |</w:t>
+      </w:r>
+      <w:r>
+        <w:br/>
+      </w:r>
+      <w:r>
+        <w:t xml:space="preserve">5 | В. Г. Лысенко | 1953 | — | 16 | 12 | 4 | 2004–2025 | Москва |</w:t>
+      </w:r>
+      <w:r>
+        <w:br/>
+      </w:r>
+      <w:r>
+        <w:t xml:space="preserve">6 | Н. А. Корнеева | 1972 | — | 15 | 10 | 5 | 2010–2026 | Москва |</w:t>
+      </w:r>
+      <w:r>
+        <w:br/>
+      </w:r>
+      <w:r>
+        <w:t xml:space="preserve">7 | А. Г. Мехакян | 1978 | — | 15 | 3 | 12 | 2007–2025 | ММС |</w:t>
+      </w:r>
+      <w:r>
+        <w:br/>
+      </w:r>
+      <w:r>
+        <w:t xml:space="preserve">8 | А. М. Дубянский | 1941 | 2020 | 14 | 7 | 7 | 2004–2020 | Москва |</w:t>
+      </w:r>
+      <w:r>
+        <w:br/>
+      </w:r>
+      <w:r>
+        <w:t xml:space="preserve">9 | В. В. Вертоградова | 1933 | — | 13 | 1 | 12 | 2006–2024 | ИВ РАН |</w:t>
+      </w:r>
+      <w:r>
+        <w:br/>
+      </w:r>
+      <w:r>
+        <w:t xml:space="preserve">10 | О. П. Вечерина | 1960 | 2023 | 13 | 6 | 7 | 2014–2022 | Москва |</w:t>
+      </w:r>
+      <w:r>
+        <w:br/>
+      </w:r>
+      <w:r>
+        <w:t xml:space="preserve">11 | Н. Р. Лидова | 1954 | — | 13 | 6 | 7 | 2010–2026 | Москва |</w:t>
+      </w:r>
+      <w:r>
+        <w:br/>
+      </w:r>
+      <w:r>
+        <w:t xml:space="preserve">12 | Ю. М. Алиханова | 1936 | 2024 | 11 | 5 | 6 | 2004–2019 | ИСАА МГУ |</w:t>
+      </w:r>
+      <w:r>
+        <w:br/>
+      </w:r>
+      <w:r>
+        <w:t xml:space="preserve">13 | А. Н. Бабин | 1990 | — | 10 | 4 | 6 | 2017–2025 | Москва |</w:t>
+      </w:r>
+      <w:r>
+        <w:br/>
+      </w:r>
+      <w:r>
+        <w:t xml:space="preserve">14 | Д. Н. Воробьева | 1982 | — | 10 | 2 | 8 | 2015–2025 | Москва |</w:t>
+      </w:r>
+      <w:r>
+        <w:br/>
+      </w:r>
+      <w:r>
+        <w:t xml:space="preserve">15 | Д. И. Жутаев | 1969 | 2020 | 10 | 2 | 8 | 2006–2019 | ИВ РАН |</w:t>
+      </w:r>
+      <w:r>
+        <w:br/>
+      </w:r>
+      <w:r>
+        <w:t xml:space="preserve">16 | Е. А. Юдицкая | 1987 | — | 10 | 3 | 7 | 2012–2022 | ИВ РАН |</w:t>
+      </w:r>
+      <w:r>
+        <w:br/>
+      </w:r>
+      <w:r>
+        <w:t xml:space="preserve">17 | Н. В. Гордийчук | 1982 | — | 9 | 4 | 5 | 2016–2022 | Москва |</w:t>
+      </w:r>
+      <w:r>
+        <w:br/>
+      </w:r>
+      <w:r>
+        <w:t xml:space="preserve">18 | Е. Д. Огнева | 1944 | — | 9 | 1 | 8 | 2012–2022 | ИВ НАН Украины |</w:t>
+      </w:r>
+      <w:r>
+        <w:br/>
+      </w:r>
+      <w:r>
+        <w:t xml:space="preserve">19 | А. Г. Гурия | 1988 | — | 8 | 1 | 7 | 2007–2024 | ИСАА МГУ, онлайн |</w:t>
+      </w:r>
+      <w:r>
+        <w:br/>
+      </w:r>
+      <w:r>
+        <w:t xml:space="preserve">20 | А. С. Крылова | 1985 | — | 7 | 4 | 3 | 2020–2026 | Москва |</w:t>
+      </w:r>
+      <w:r>
+        <w:br/>
+      </w:r>
+      <w:r>
+        <w:t xml:space="preserve">21 | Е. О. Кузина | 1991 | — | 7 | 2 | 5 | 2016–2022 | ГИИ |</w:t>
+      </w:r>
+      <w:r>
+        <w:br/>
+      </w:r>
+      <w:r>
+        <w:t xml:space="preserve">22 | Л. И. Куликов | 1964 | — | 7 | 4 | 3 | 2018–2026 | Гент |</w:t>
+      </w:r>
+      <w:r>
+        <w:br/>
+      </w:r>
+      <w:r>
+        <w:t xml:space="preserve">23 | А. А. Смирнитская | 1978 | — | 7 | 5 | 2 | 2018–2025 | Москва |</w:t>
+      </w:r>
+      <w:r>
+        <w:br/>
+      </w:r>
+      <w:r>
+        <w:t xml:space="preserve">24 | Л. И. Титлин | 1986 | — | 7 | 3 | 4 | 2012–2022 | ИФ РАН |</w:t>
+      </w:r>
+      <w:r>
+        <w:br/>
+      </w:r>
+      <w:r>
+        <w:t xml:space="preserve">25 | Е. А. Уланский | 1981 | — | 7 | 4 | 3 | 2019–2025 | независимый исследователь |</w:t>
+      </w:r>
+      <w:r>
+        <w:br/>
+      </w:r>
+      <w:r>
+        <w:t xml:space="preserve">26 | А. В. Ложкина | 1992 | — | 6 | 1 | 5 | 2015–2019 | ИФ РАН |</w:t>
+      </w:r>
+      <w:r>
+        <w:br/>
+      </w:r>
+      <w:r>
+        <w:t xml:space="preserve">27 | М. Ю. Гасунс | 1983 | — | 6 | 4 | 2 | 2006–2024 | ни |</w:t>
+      </w:r>
+      <w:r>
+        <w:br/>
+      </w:r>
+      <w:r>
+        <w:t xml:space="preserve">28 | Д. Н. Лелюхин | 1956 | 2014 | 6 | 5 | 1 | 2004–2014 | Москва |</w:t>
+      </w:r>
+      <w:r>
+        <w:br/>
+      </w:r>
+      <w:r>
+        <w:t xml:space="preserve">29 | Н. А. Канаева | 1953 | — | 6 | 3 | 3 | 2013–2025 | Москва |</w:t>
+      </w:r>
+      <w:r>
+        <w:br/>
+      </w:r>
+      <w:r>
+        <w:t xml:space="preserve">30 | А. А. Вигасин | 1946 | — | 5 | 3 | 2 | 2006–2025 | Москва |</w:t>
+      </w:r>
+      <w:r>
+        <w:br/>
+      </w:r>
+      <w:r>
+        <w:t xml:space="preserve">31 | Д. А. Комиссаров | 1977 | — | 5 | 4 | 1 | 2018–2026 | Москва |</w:t>
+      </w:r>
+      <w:r>
+        <w:br/>
+      </w:r>
+      <w:r>
+        <w:t xml:space="preserve">32 | Е. А. Ренковская | 1991 | — | 5 | 4 | 1 | 2020–2026 | Москва |</w:t>
+      </w:r>
+      <w:r>
+        <w:br/>
+      </w:r>
+      <w:r>
+        <w:t xml:space="preserve">33 | В. К. Шохин | 1951 | — | 5 | 3 | 2 | 2020–2026 | Москва |</w:t>
+      </w:r>
+      <w:r>
+        <w:br/>
+      </w:r>
+      <w:r>
+        <w:t xml:space="preserve">34 | Р. Н. Крапивина | 1953 | — | 4 | 3 | 1 | 2011–2026 | Санкт-Петербург |</w:t>
+      </w:r>
+      <w:r>
+        <w:br/>
+      </w:r>
+      <w:r>
+        <w:t xml:space="preserve">35 | М. Д. Минаева | 1999 | — | 3 | 1 | 2 | 2024–2026 | Москва |</w:t>
+      </w:r>
+      <w:r>
+        <w:br/>
+      </w:r>
+      <w:r>
+        <w:t xml:space="preserve">36 | А. В. Молина | 1999 | — | 3 | 1 | 2 | 2024–2026 | Москва |</w:t>
+      </w:r>
+      <w:r>
+        <w:br/>
+      </w:r>
+      <w:r>
+        <w:t xml:space="preserve">37 | С. В. Кулланда | 1954 | 2020 | 2 | 1 | 1 | 2011–2012 | ИВ РАН |</w:t>
+      </w:r>
+      <w:r>
+        <w:br/>
+      </w:r>
+      <w:r>
+        <w:t xml:space="preserve">38 | А. В. Фивейская | 1993 | — | 2 | 1 | 1 | 2020–2021 | Москва |</w:t>
+      </w:r>
+    </w:p>
+    <w:p>
+      <w:pPr>
+        <w:pStyle w:val="BodyText"/>
+      </w:pPr>
+      <w:r>
+        <w:t xml:space="preserve">Среди 38 ученых год рождения известен для 17.</w:t>
       </w:r>
       <w:r>
         <w:t xml:space="preserve"> </w:t>
@@ -15814,7 +11772,7 @@
         <w:t xml:space="preserve"> </w:t>
       </w:r>
       <w:r>
-        <w:t xml:space="preserve">российских и зарубежных учреждений. По частоте появления среди 39 — ИВ РАН, СПбГУ,</w:t>
+        <w:t xml:space="preserve">российских и зарубежных учреждений. По частоте появления среди 38 — ИВ РАН, СПбГУ,</w:t>
       </w:r>
       <w:r>
         <w:t xml:space="preserve"> </w:t>
@@ -15835,8 +11793,8 @@
         <w:t xml:space="preserve">перекрестной когорты как публично видимого межплощадочного слоя российской индологии.</w:t>
       </w:r>
     </w:p>
-    <w:bookmarkEnd w:id="44"/>
-    <w:bookmarkStart w:id="45" w:name="X1dd321cbee9b012b9841ef190851adae90796c2"/>
+    <w:bookmarkEnd w:id="62"/>
+    <w:bookmarkStart w:id="63" w:name="X1dd321cbee9b012b9841ef190851adae90796c2"/>
     <w:p>
       <w:pPr>
         <w:pStyle w:val="Heading2"/>
@@ -17181,8 +13139,8 @@
         <w:t xml:space="preserve">Анализ таблицы выявляет несколько важных тенденций. Во-первых, доля дебютантов заметно снизилась с 2004 по 2022 год: если на первых конференциях новичками были 80–100% участников, то к 2021–2022 году этот показатель упал до 10–11% для Зографа и 0% для Рериха. Во-вторых, медианный возраст участников с известным годом рождения растет неровно: пики приходятся на 2020–2023 гг., а в 2024–2025 гг. новые участники частично снижают медиану. В-третьих, заметен скачок дебютантов в 2025 году для Рериха (38.9%) и в предварительной программе 2026 года для Зографа (31.7%), что может отражать изменение состава или расширение охвата. Наконец, 2020 год на фоне пандемии показал повышенный приток новых докладчиков на Зографских чтениях (39.1%), но последующая проверка возвращаемости дебютантов не подтверждает гипотезу об особой устойчивости этой онлайн-когорты.</w:t>
       </w:r>
     </w:p>
-    <w:bookmarkEnd w:id="45"/>
-    <w:bookmarkStart w:id="50" w:name="X340b389af2c8d46814a9bb5656ecba74d6345e6"/>
+    <w:bookmarkEnd w:id="63"/>
+    <w:bookmarkStart w:id="68" w:name="X340b389af2c8d46814a9bb5656ecba74d6345e6"/>
     <w:p>
       <w:pPr>
         <w:pStyle w:val="Heading2"/>
@@ -17199,7 +13157,7 @@
         <w:t xml:space="preserve">В таблицах, представленных ниже, суммированы результаты четырёхуровневой классификации всех 895 докладов, включенных в корпус (837 состоявшихся по 2025 г. и 58 заявленных в предварительной программе Зографских чтений 2026 г.). Каждый доклад кодируется по четырём измерениям: L1 (дисциплина, 10 категорий), L2 (период, 7 категорий), L3 (текстуальный или культурный материал, открытый перечень), L4 (характер исследования, 3 категории). Полный список из 895 кодированных записей передан в редакцию в виде отдельного CSV-файла. В данном приложении приводятся суммарные таблицы распределения по дисциплинам, периодам и характеру исследования, а также репрезентативная выборка из 30 докладов, отобранная из записей с уровнем уверенности ≥ 0,8.</w:t>
       </w:r>
     </w:p>
-    <w:bookmarkStart w:id="46" w:name="в.1.-распределение-по-дисциплинам-l1"/>
+    <w:bookmarkStart w:id="64" w:name="в.1.-распределение-по-дисциплинам-l1"/>
     <w:p>
       <w:pPr>
         <w:pStyle w:val="Heading3"/>
@@ -17985,8 +13943,8 @@
         </w:tc>
       </w:tr>
     </w:tbl>
-    <w:bookmarkEnd w:id="46"/>
-    <w:bookmarkStart w:id="47" w:name="в.2.-распределение-по-периодам-l2"/>
+    <w:bookmarkEnd w:id="64"/>
+    <w:bookmarkStart w:id="65" w:name="в.2.-распределение-по-периодам-l2"/>
     <w:p>
       <w:pPr>
         <w:pStyle w:val="Heading3"/>
@@ -18589,8 +14547,8 @@
         </w:tc>
       </w:tr>
     </w:tbl>
-    <w:bookmarkEnd w:id="47"/>
-    <w:bookmarkStart w:id="48" w:name="X1da2e1f68f201645ca8822c86bd39359260e469"/>
+    <w:bookmarkEnd w:id="65"/>
+    <w:bookmarkStart w:id="66" w:name="X1da2e1f68f201645ca8822c86bd39359260e469"/>
     <w:p>
       <w:pPr>
         <w:pStyle w:val="Heading3"/>
@@ -18949,8 +14907,8 @@
         </w:tc>
       </w:tr>
     </w:tbl>
-    <w:bookmarkEnd w:id="48"/>
-    <w:bookmarkStart w:id="49" w:name="X7bde812e283544149c493a34d333c09dffd92bb"/>
+    <w:bookmarkEnd w:id="66"/>
+    <w:bookmarkStart w:id="67" w:name="X7bde812e283544149c493a34d333c09dffd92bb"/>
     <w:p>
       <w:pPr>
         <w:pStyle w:val="Heading3"/>
@@ -21848,9 +17806,9 @@
         <w:t xml:space="preserve">Как видно из выборки, фундаментальный характер исследований преобладает во всех дисциплинах (29 из 30 примеров). Классический период также доминирует, хотя представлены все основные периоды: ведийский, классический, средневековый, колониальный и новое время. Текстуальный анализ остаётся основным методологическим подходом (93% примеров), с редкими случаями использования архивных источников, артефактов и полевого материала. Полный список из 895 кодированных докладов передан в редакцию как supplementary_theme_codes.csv.</w:t>
       </w:r>
     </w:p>
-    <w:bookmarkEnd w:id="49"/>
-    <w:bookmarkEnd w:id="50"/>
-    <w:bookmarkStart w:id="56" w:name="приложение-г.-статистическая-проверка"/>
+    <w:bookmarkEnd w:id="67"/>
+    <w:bookmarkEnd w:id="68"/>
+    <w:bookmarkStart w:id="80" w:name="приложение-г.-статистическая-проверка"/>
     <w:p>
       <w:pPr>
         <w:pStyle w:val="Heading2"/>
@@ -21924,7 +17882,7 @@
         <w:t xml:space="preserve">при отсутствии реального эффекта; значения p &lt; 0,05 принято считать значимыми.</w:t>
       </w:r>
     </w:p>
-    <w:bookmarkStart w:id="51" w:name="X9c73641c6671d978a2af600253df0230cf8c6e8"/>
+    <w:bookmarkStart w:id="72" w:name="X9c73641c6671d978a2af600253df0230cf8c6e8"/>
     <w:p>
       <w:pPr>
         <w:pStyle w:val="Heading3"/>
@@ -21938,7 +17896,7 @@
         <w:pStyle w:val="FirstParagraph"/>
       </w:pPr>
       <w:r>
-        <w:t xml:space="preserve">Из 226 учёных 39 (17%) выступали на обеих площадках. Само по себе это число ничего</w:t>
+        <w:t xml:space="preserve">Из 220 ученых 38 (17.3%) выступали на обеих площадках. Само по себе это число ничего</w:t>
       </w:r>
       <w:r>
         <w:t xml:space="preserve"> </w:t>
@@ -22039,7 +17997,7 @@
           <w:b/>
           <w:bCs/>
         </w:rPr>
-        <w:t xml:space="preserve">39</w:t>
+        <w:t xml:space="preserve">38</w:t>
       </w:r>
       <w:r>
         <w:t xml:space="preserve">. Наблюдаемое пересечение более чем</w:t>
@@ -22063,31 +18021,53 @@
         <w:t xml:space="preserve">наблюдаемое).</w:t>
       </w:r>
     </w:p>
-    <w:tbl>
-      <w:tblPr>
-        <w:tblStyle w:val="FigureTable"/>
-        <w:tblW w:type="auto" w:w="0"/>
-        <w:jc w:val="center"/>
-        <w:tblLook w:firstRow="0" w:lastRow="0" w:firstColumn="0" w:lastColumn="0"/>
-      </w:tblPr>
-      <w:tblGrid>
-        <w:gridCol w:w="7920"/>
-      </w:tblGrid>
-      <w:tr>
-        <w:tc>
-          <w:tcPr/>
-          <w:p>
-            <w:pPr>
-              <w:pStyle w:val="Compact"/>
-              <w:jc w:val="center"/>
-            </w:pPr>
-            <w:r>
-              <w:t xml:space="preserve">Рис. Г1. Нулевое распределение числа учёных на обеих площадках</w:t>
-            </w:r>
-          </w:p>
-        </w:tc>
-      </w:tr>
-    </w:tbl>
+    <w:p>
+      <w:pPr>
+        <w:pStyle w:val="CaptionedFigure"/>
+      </w:pPr>
+      <w:r>
+        <w:drawing>
+          <wp:inline>
+            <wp:extent cx="5334000" cy="3164840"/>
+            <wp:effectExtent b="0" l="0" r="0" t="0"/>
+            <wp:docPr descr="Рис. Г1. Нулевое распределение числа учёных на обеих площадках" title="" id="70" name="Picture"/>
+            <a:graphic>
+              <a:graphicData uri="http://schemas.openxmlformats.org/drawingml/2006/picture">
+                <pic:pic>
+                  <pic:nvPicPr>
+                    <pic:cNvPr descr="hypothesis_output/null_model_overlap.png" id="71" name="Picture"/>
+                    <pic:cNvPicPr>
+                      <a:picLocks noChangeArrowheads="1" noChangeAspect="1"/>
+                    </pic:cNvPicPr>
+                  </pic:nvPicPr>
+                  <pic:blipFill>
+                    <a:blip r:embed="rId69"/>
+                    <a:stretch>
+                      <a:fillRect/>
+                    </a:stretch>
+                  </pic:blipFill>
+                  <pic:spPr bwMode="auto">
+                    <a:xfrm>
+                      <a:off x="0" y="0"/>
+                      <a:ext cx="5334000" cy="3164840"/>
+                    </a:xfrm>
+                    <a:prstGeom prst="rect">
+                      <a:avLst/>
+                    </a:prstGeom>
+                    <a:noFill/>
+                    <a:ln w="9525">
+                      <a:noFill/>
+                      <a:headEnd/>
+                      <a:tailEnd/>
+                    </a:ln>
+                  </pic:spPr>
+                </pic:pic>
+              </a:graphicData>
+            </a:graphic>
+          </wp:inline>
+        </w:drawing>
+      </w:r>
+    </w:p>
     <w:p>
       <w:pPr>
         <w:pStyle w:val="ImageCaption"/>
@@ -22126,7 +18106,7 @@
         <w:t xml:space="preserve"> </w:t>
       </w:r>
       <w:r>
-        <w:t xml:space="preserve">обособленно, чем предсказывает уровень их активности. Пересечение в 39 человек — не</w:t>
+        <w:t xml:space="preserve">обособленно, чем предсказывает уровень их активности. Пересечение в 38 человек — не</w:t>
       </w:r>
       <w:r>
         <w:t xml:space="preserve"> </w:t>
@@ -22141,8 +18121,8 @@
         <w:t xml:space="preserve">одной на другую происходит заметно реже случайного ожидания.</w:t>
       </w:r>
     </w:p>
-    <w:bookmarkEnd w:id="51"/>
-    <w:bookmarkStart w:id="52" w:name="X999cca4bd3cea19d12708d6486e247fa5afecf8"/>
+    <w:bookmarkEnd w:id="72"/>
+    <w:bookmarkStart w:id="73" w:name="X999cca4bd3cea19d12708d6486e247fa5afecf8"/>
     <w:p>
       <w:pPr>
         <w:pStyle w:val="Heading3"/>
@@ -22251,18 +18231,18 @@
               <w:pStyle w:val="Compact"/>
             </w:pPr>
             <w:r>
-              <w:t xml:space="preserve">46,2 (38,6–53,8)</w:t>
-            </w:r>
-          </w:p>
-        </w:tc>
-        <w:tc>
-          <w:tcPr/>
-          <w:p>
-            <w:pPr>
-              <w:pStyle w:val="Compact"/>
-            </w:pPr>
-            <w:r>
-              <w:t xml:space="preserve">39,4 (29,8–50,0)</w:t>
+              <w:t xml:space="preserve">43,7 (36,5–50,9)</w:t>
+            </w:r>
+          </w:p>
+        </w:tc>
+        <w:tc>
+          <w:tcPr/>
+          <w:p>
+            <w:pPr>
+              <w:pStyle w:val="Compact"/>
+            </w:pPr>
+            <w:r>
+              <w:t xml:space="preserve">38,5 (28,6–48,4)</w:t>
             </w:r>
           </w:p>
         </w:tc>
@@ -22286,18 +18266,18 @@
               <w:pStyle w:val="Compact"/>
             </w:pPr>
             <w:r>
-              <w:t xml:space="preserve">53,8 (46,2–61,4)</w:t>
-            </w:r>
-          </w:p>
-        </w:tc>
-        <w:tc>
-          <w:tcPr/>
-          <w:p>
-            <w:pPr>
-              <w:pStyle w:val="Compact"/>
-            </w:pPr>
-            <w:r>
-              <w:t xml:space="preserve">60,6 (50,0–70,2)</w:t>
+              <w:t xml:space="preserve">56,3 (48,5–64,1)</w:t>
+            </w:r>
+          </w:p>
+        </w:tc>
+        <w:tc>
+          <w:tcPr/>
+          <w:p>
+            <w:pPr>
+              <w:pStyle w:val="Compact"/>
+            </w:pPr>
+            <w:r>
+              <w:t xml:space="preserve">61,5 (51,7–71,4)</w:t>
             </w:r>
           </w:p>
         </w:tc>
@@ -22321,18 +18301,18 @@
               <w:pStyle w:val="Compact"/>
             </w:pPr>
             <w:r>
-              <w:t xml:space="preserve">23,4 (17,5–29,8)</w:t>
-            </w:r>
-          </w:p>
-        </w:tc>
-        <w:tc>
-          <w:tcPr/>
-          <w:p>
-            <w:pPr>
-              <w:pStyle w:val="Compact"/>
-            </w:pPr>
-            <w:r>
-              <w:t xml:space="preserve">30,9 (21,3–40,4)</w:t>
+              <w:t xml:space="preserve">24,0 (17,4–30,5)</w:t>
+            </w:r>
+          </w:p>
+        </w:tc>
+        <w:tc>
+          <w:tcPr/>
+          <w:p>
+            <w:pPr>
+              <w:pStyle w:val="Compact"/>
+            </w:pPr>
+            <w:r>
+              <w:t xml:space="preserve">31,9 (23,1–41,8)</w:t>
             </w:r>
           </w:p>
         </w:tc>
@@ -22367,7 +18347,7 @@
               <w:pStyle w:val="Compact"/>
             </w:pPr>
             <w:r>
-              <w:t xml:space="preserve">0,47 (0,43–0,49)</w:t>
+              <w:t xml:space="preserve">0,47 (0,43–0,50)</w:t>
             </w:r>
           </w:p>
         </w:tc>
@@ -22492,7 +18472,7 @@
               <w:jc w:val="right"/>
             </w:pPr>
             <w:r>
-              <w:t xml:space="preserve">+7,4</w:t>
+              <w:t xml:space="preserve">+7,8</w:t>
             </w:r>
           </w:p>
         </w:tc>
@@ -22504,7 +18484,7 @@
               <w:jc w:val="center"/>
             </w:pPr>
             <w:r>
-              <w:t xml:space="preserve">(−3,5; +18,6)</w:t>
+              <w:t xml:space="preserve">(−3,7; +19,3)</w:t>
             </w:r>
           </w:p>
         </w:tc>
@@ -22516,7 +18496,7 @@
               <w:jc w:val="center"/>
             </w:pPr>
             <w:r>
-              <w:t xml:space="preserve">нет (p ≈ 0,20)</w:t>
+              <w:t xml:space="preserve">нет (p ≈ 0,18)</w:t>
             </w:r>
           </w:p>
         </w:tc>
@@ -22541,7 +18521,7 @@
               <w:jc w:val="right"/>
             </w:pPr>
             <w:r>
-              <w:t xml:space="preserve">+6,8</w:t>
+              <w:t xml:space="preserve">+5,2</w:t>
             </w:r>
           </w:p>
         </w:tc>
@@ -22553,7 +18533,7 @@
               <w:jc w:val="center"/>
             </w:pPr>
             <w:r>
-              <w:t xml:space="preserve">(−5,8; +19,2)</w:t>
+              <w:t xml:space="preserve">(−7,3; +17,4)</w:t>
             </w:r>
           </w:p>
         </w:tc>
@@ -22565,7 +18545,7 @@
               <w:jc w:val="center"/>
             </w:pPr>
             <w:r>
-              <w:t xml:space="preserve">нет (p ≈ 0,29)</w:t>
+              <w:t xml:space="preserve">нет (p ≈ 0,41)</w:t>
             </w:r>
           </w:p>
         </w:tc>
@@ -22590,7 +18570,7 @@
               <w:jc w:val="right"/>
             </w:pPr>
             <w:r>
-              <w:t xml:space="preserve">−6,7</w:t>
+              <w:t xml:space="preserve">−5,3</w:t>
             </w:r>
           </w:p>
         </w:tc>
@@ -22602,7 +18582,7 @@
               <w:jc w:val="center"/>
             </w:pPr>
             <w:r>
-              <w:t xml:space="preserve">(−18,9; +5,8)</w:t>
+              <w:t xml:space="preserve">(−17,8; +7,4)</w:t>
             </w:r>
           </w:p>
         </w:tc>
@@ -22614,7 +18594,7 @@
               <w:jc w:val="center"/>
             </w:pPr>
             <w:r>
-              <w:t xml:space="preserve">нет (p ≈ 0,29)</w:t>
+              <w:t xml:space="preserve">нет (p ≈ 0,40)</w:t>
             </w:r>
           </w:p>
         </w:tc>
@@ -22639,7 +18619,7 @@
               <w:jc w:val="right"/>
             </w:pPr>
             <w:r>
-              <w:t xml:space="preserve">≈ 0,00</w:t>
+              <w:t xml:space="preserve">+0,01</w:t>
             </w:r>
           </w:p>
         </w:tc>
@@ -22651,7 +18631,7 @@
               <w:jc w:val="center"/>
             </w:pPr>
             <w:r>
-              <w:t xml:space="preserve">(−0,04; +0,04)</w:t>
+              <w:t xml:space="preserve">(−0,04; +0,05)</w:t>
             </w:r>
           </w:p>
         </w:tc>
@@ -22663,7 +18643,7 @@
               <w:jc w:val="center"/>
             </w:pPr>
             <w:r>
-              <w:t xml:space="preserve">нет (p ≈ 0,99)</w:t>
+              <w:t xml:space="preserve">нет (p ≈ 0,72)</w:t>
             </w:r>
           </w:p>
         </w:tc>
@@ -22737,8 +18717,8 @@
         <w:t xml:space="preserve">достигается в группах разного размера.</w:t>
       </w:r>
     </w:p>
-    <w:bookmarkEnd w:id="52"/>
-    <w:bookmarkStart w:id="53" w:name="г.3.-длительность-участия-анализ-дожития"/>
+    <w:bookmarkEnd w:id="73"/>
+    <w:bookmarkStart w:id="77" w:name="г.3.-длительность-участия-анализ-дожития"/>
     <w:p>
       <w:pPr>
         <w:pStyle w:val="Heading3"/>
@@ -22877,19 +18857,19 @@
               <w:jc w:val="right"/>
             </w:pPr>
             <w:r>
-              <w:t xml:space="preserve">171</w:t>
-            </w:r>
-          </w:p>
-        </w:tc>
-        <w:tc>
-          <w:tcPr/>
-          <w:p>
-            <w:pPr>
-              <w:pStyle w:val="Compact"/>
-              <w:jc w:val="right"/>
-            </w:pPr>
-            <w:r>
-              <w:t xml:space="preserve">91</w:t>
+              <w:t xml:space="preserve">167</w:t>
+            </w:r>
+          </w:p>
+        </w:tc>
+        <w:tc>
+          <w:tcPr/>
+          <w:p>
+            <w:pPr>
+              <w:pStyle w:val="Compact"/>
+              <w:jc w:val="right"/>
+            </w:pPr>
+            <w:r>
+              <w:t xml:space="preserve">87</w:t>
             </w:r>
           </w:p>
         </w:tc>
@@ -22926,19 +18906,19 @@
               <w:jc w:val="right"/>
             </w:pPr>
             <w:r>
-              <w:t xml:space="preserve">94</w:t>
-            </w:r>
-          </w:p>
-        </w:tc>
-        <w:tc>
-          <w:tcPr/>
-          <w:p>
-            <w:pPr>
-              <w:pStyle w:val="Compact"/>
-              <w:jc w:val="right"/>
-            </w:pPr>
-            <w:r>
-              <w:t xml:space="preserve">46</w:t>
+              <w:t xml:space="preserve">91</w:t>
+            </w:r>
+          </w:p>
+        </w:tc>
+        <w:tc>
+          <w:tcPr/>
+          <w:p>
+            <w:pPr>
+              <w:pStyle w:val="Compact"/>
+              <w:jc w:val="right"/>
+            </w:pPr>
+            <w:r>
+              <w:t xml:space="preserve">43</w:t>
             </w:r>
           </w:p>
         </w:tc>
@@ -22956,31 +18936,53 @@
         </w:tc>
       </w:tr>
     </w:tbl>
-    <w:tbl>
-      <w:tblPr>
-        <w:tblStyle w:val="FigureTable"/>
-        <w:tblW w:type="auto" w:w="0"/>
-        <w:jc w:val="center"/>
-        <w:tblLook w:firstRow="0" w:lastRow="0" w:firstColumn="0" w:lastColumn="0"/>
-      </w:tblPr>
-      <w:tblGrid>
-        <w:gridCol w:w="7920"/>
-      </w:tblGrid>
-      <w:tr>
-        <w:tc>
-          <w:tcPr/>
-          <w:p>
-            <w:pPr>
-              <w:pStyle w:val="Compact"/>
-              <w:jc w:val="center"/>
-            </w:pPr>
-            <w:r>
-              <w:t xml:space="preserve">Рис. Г2. Кривые дожития: доля учёных, ещё активных через N лет после дебюта</w:t>
-            </w:r>
-          </w:p>
-        </w:tc>
-      </w:tr>
-    </w:tbl>
+    <w:p>
+      <w:pPr>
+        <w:pStyle w:val="CaptionedFigure"/>
+      </w:pPr>
+      <w:r>
+        <w:drawing>
+          <wp:inline>
+            <wp:extent cx="5334000" cy="3333750"/>
+            <wp:effectExtent b="0" l="0" r="0" t="0"/>
+            <wp:docPr descr="Рис. Г2. Кривые дожития: доля учёных, ещё активных через N лет после дебюта" title="" id="75" name="Picture"/>
+            <a:graphic>
+              <a:graphicData uri="http://schemas.openxmlformats.org/drawingml/2006/picture">
+                <pic:pic>
+                  <pic:nvPicPr>
+                    <pic:cNvPr descr="hypothesis_output/km_retention.png" id="76" name="Picture"/>
+                    <pic:cNvPicPr>
+                      <a:picLocks noChangeArrowheads="1" noChangeAspect="1"/>
+                    </pic:cNvPicPr>
+                  </pic:nvPicPr>
+                  <pic:blipFill>
+                    <a:blip r:embed="rId74"/>
+                    <a:stretch>
+                      <a:fillRect/>
+                    </a:stretch>
+                  </pic:blipFill>
+                  <pic:spPr bwMode="auto">
+                    <a:xfrm>
+                      <a:off x="0" y="0"/>
+                      <a:ext cx="5334000" cy="3333750"/>
+                    </a:xfrm>
+                    <a:prstGeom prst="rect">
+                      <a:avLst/>
+                    </a:prstGeom>
+                    <a:noFill/>
+                    <a:ln w="9525">
+                      <a:noFill/>
+                      <a:headEnd/>
+                      <a:tailEnd/>
+                    </a:ln>
+                  </pic:spPr>
+                </pic:pic>
+              </a:graphicData>
+            </a:graphic>
+          </wp:inline>
+        </w:drawing>
+      </w:r>
+    </w:p>
     <w:p>
       <w:pPr>
         <w:pStyle w:val="ImageCaption"/>
@@ -23016,7 +19018,7 @@
         <w:t xml:space="preserve"> </w:t>
       </w:r>
       <w:r>
-        <w:t xml:space="preserve">p ≈ 0,97). Более того, медианная длительность участия на Зографских чтениях не ниже,</w:t>
+        <w:t xml:space="preserve">p ≈ 0,988). Более того, медианная длительность участия на Зографских чтениях не ниже,</w:t>
       </w:r>
       <w:r>
         <w:t xml:space="preserve"> </w:t>
@@ -23084,8 +19086,8 @@
         <w:t xml:space="preserve">изложен соответственно осторожно.</w:t>
       </w:r>
     </w:p>
-    <w:bookmarkEnd w:id="53"/>
-    <w:bookmarkStart w:id="54" w:name="Xa6a56e999a3454fdd3573dd4a63a1464363f1e9"/>
+    <w:bookmarkEnd w:id="77"/>
+    <w:bookmarkStart w:id="78" w:name="Xa6a56e999a3454fdd3573dd4a63a1464363f1e9"/>
     <w:p>
       <w:pPr>
         <w:pStyle w:val="Heading3"/>
@@ -23329,8 +19331,8 @@
         <w:t xml:space="preserve">аффилиации) поэтому требует внешних, биографических источников, а не самой программы.</w:t>
       </w:r>
     </w:p>
-    <w:bookmarkEnd w:id="54"/>
-    <w:bookmarkStart w:id="55" w:name="замечание-о-воспроизводимости"/>
+    <w:bookmarkEnd w:id="78"/>
+    <w:bookmarkStart w:id="79" w:name="замечание-о-воспроизводимости"/>
     <w:p>
       <w:pPr>
         <w:pStyle w:val="Heading3"/>
@@ -23443,9 +19445,9 @@
         <w:t xml:space="preserve">).</w:t>
       </w:r>
     </w:p>
-    <w:bookmarkEnd w:id="55"/>
-    <w:bookmarkEnd w:id="56"/>
-    <w:bookmarkEnd w:id="57"/>
+    <w:bookmarkEnd w:id="79"/>
+    <w:bookmarkEnd w:id="80"/>
+    <w:bookmarkEnd w:id="81"/>
     <w:sectPr>
       <w:footnotePr>
         <w:numRestart w:val="eachSect"/>

--- a/article/ppv_draft.docx
+++ b/article/ppv_draft.docx
@@ -2,15 +2,41 @@
 <file path=word/document.xml><?xml version="1.0" encoding="utf-8"?>
 <w:document xmlns:w="http://schemas.openxmlformats.org/wordprocessingml/2006/main" xmlns:m="http://schemas.openxmlformats.org/officeDocument/2006/math" xmlns:r="http://schemas.openxmlformats.org/officeDocument/2006/relationships" xmlns:o="urn:schemas-microsoft-com:office:office" xmlns:v="urn:schemas-microsoft-com:vml" xmlns:w10="urn:schemas-microsoft-com:office:word" xmlns:a="http://schemas.openxmlformats.org/drawingml/2006/main" xmlns:pic="http://schemas.openxmlformats.org/drawingml/2006/picture" xmlns:wp="http://schemas.openxmlformats.org/drawingml/2006/wordprocessingDrawing">
   <w:body>
-    <w:p>
-      <w:pPr>
-        <w:pStyle w:val="Title"/>
-      </w:pPr>
-      <w:r>
-        <w:t xml:space="preserve">Зографские и Рериховские чтения, 2004–2026</w:t>
-      </w:r>
-    </w:p>
-    <w:bookmarkStart w:id="81" w:name="X5255a80af6f15ace933f04c3f50effef4c1a446"/>
+    <w:sdt>
+      <w:sdtPr>
+        <w:docPartObj>
+          <w:docPartGallery w:val="Table of Contents"/>
+          <w:docPartUnique/>
+        </w:docPartObj>
+      </w:sdtPr>
+      <w:sdtContent>
+        <w:p>
+          <w:pPr>
+            <w:pStyle w:val="TOCHeading"/>
+          </w:pPr>
+          <w:r>
+            <w:t xml:space="preserve">Table of Contents</w:t>
+          </w:r>
+        </w:p>
+        <w:p>
+          <w:r>
+            <w:fldChar w:fldCharType="begin" w:dirty="true"/>
+            <w:instrText xml:space="preserve">TOC \o "1-2" \h \z \u</w:instrText>
+            <w:fldChar w:fldCharType="separate"/>
+            <w:fldChar w:fldCharType="end"/>
+          </w:r>
+        </w:p>
+      </w:sdtContent>
+    </w:sdt>
+    <w:p>
+      <w:pPr>
+        <w:pStyle w:val="FirstParagraph"/>
+      </w:pPr>
+      <w:r>
+        <w:t xml:space="preserve">УДК 061.3:001.32(470:540)</w:t>
+      </w:r>
+    </w:p>
+    <w:bookmarkStart w:id="82" w:name="X5255a80af6f15ace933f04c3f50effef4c1a446"/>
     <w:p>
       <w:pPr>
         <w:pStyle w:val="Heading1"/>
@@ -21,6 +47,61 @@
     </w:p>
     <w:p>
       <w:pPr>
+        <w:pStyle w:val="FirstParagraph"/>
+      </w:pPr>
+      <w:r>
+        <w:rPr>
+          <w:b/>
+          <w:bCs/>
+        </w:rPr>
+        <w:t xml:space="preserve">М. Ю. Гасунс</w:t>
+      </w:r>
+      <w:r>
+        <w:t xml:space="preserve"> </w:t>
+      </w:r>
+      <w:r>
+        <w:t xml:space="preserve">— независимый исследователь, Москва, Россия.</w:t>
+      </w:r>
+      <w:r>
+        <w:t xml:space="preserve"> </w:t>
+      </w:r>
+      <w:r>
+        <w:t xml:space="preserve">E-mail: gasyoun@gmail.com. ORCID: ___________________</w:t>
+      </w:r>
+      <w:r>
+        <w:t xml:space="preserve"> </w:t>
+      </w:r>
+      <w:r>
+        <w:rPr>
+          <w:i/>
+          <w:iCs/>
+        </w:rPr>
+        <w:t xml:space="preserve">(заполнить перед подачей)</w:t>
+      </w:r>
+      <w:r>
+        <w:t xml:space="preserve">.</w:t>
+      </w:r>
+    </w:p>
+    <w:p>
+      <w:pPr>
+        <w:pStyle w:val="BodyText"/>
+      </w:pPr>
+      <w:r>
+        <w:rPr>
+          <w:b/>
+          <w:bCs/>
+        </w:rPr>
+        <w:t xml:space="preserve">M. Yu. Gasūns</w:t>
+      </w:r>
+      <w:r>
+        <w:t xml:space="preserve"> </w:t>
+      </w:r>
+      <w:r>
+        <w:t xml:space="preserve">— independent researcher, Moscow, Russia.</w:t>
+      </w:r>
+    </w:p>
+    <w:p>
+      <w:pPr>
         <w:pStyle w:val="BlockText"/>
       </w:pPr>
       <w:r>
@@ -60,7 +141,13 @@
         <w:t xml:space="preserve"> </w:t>
       </w:r>
       <w:r>
-        <w:t xml:space="preserve">синхронизированы базовые числа статьи с сайтом и текущей БД.</w:t>
+        <w:t xml:space="preserve">синхронизированы базовые числа статьи с сайтом и текущей БД, а также формализованы</w:t>
+      </w:r>
+      <w:r>
+        <w:t xml:space="preserve"> </w:t>
+      </w:r>
+      <w:r>
+        <w:t xml:space="preserve">дополнительные гипотезы Н11–Н15.</w:t>
       </w:r>
     </w:p>
     <w:p>
@@ -3369,7 +3456,7 @@
       <w:r>
         <w:drawing>
           <wp:inline>
-            <wp:extent cx="5334000" cy="3619500"/>
+            <wp:extent cx="5334000" cy="3617976"/>
             <wp:effectExtent b="0" l="0" r="0" t="0"/>
             <wp:docPr descr="Рис. 1. Обновление состава: новички, ретроспективное ядро и повторные участники" title="" id="18" name="Picture"/>
             <a:graphic>
@@ -3390,7 +3477,7 @@
                   <pic:spPr bwMode="auto">
                     <a:xfrm>
                       <a:off x="0" y="0"/>
-                      <a:ext cx="5334000" cy="3619500"/>
+                      <a:ext cx="5334000" cy="3617976"/>
                     </a:xfrm>
                     <a:prstGeom prst="rect">
                       <a:avLst/>
@@ -7236,7 +7323,7 @@
       <w:r>
         <w:drawing>
           <wp:inline>
-            <wp:extent cx="5334000" cy="3226209"/>
+            <wp:extent cx="5334000" cy="3225024"/>
             <wp:effectExtent b="0" l="0" r="0" t="0"/>
             <wp:docPr descr="Рис. 2. Покрытие годом рождения является полным по всем частотным группам" title="" id="38" name="Picture"/>
             <a:graphic>
@@ -7257,7 +7344,7 @@
                   <pic:spPr bwMode="auto">
                     <a:xfrm>
                       <a:off x="0" y="0"/>
-                      <a:ext cx="5334000" cy="3226209"/>
+                      <a:ext cx="5334000" cy="3225024"/>
                     </a:xfrm>
                     <a:prstGeom prst="rect">
                       <a:avLst/>
@@ -7299,7 +7386,7 @@
       <w:r>
         <w:drawing>
           <wp:inline>
-            <wp:extent cx="5334000" cy="3266603"/>
+            <wp:extent cx="5334000" cy="3264505"/>
             <wp:effectExtent b="0" l="0" r="0" t="0"/>
             <wp:docPr descr="Рис. 3. Возраст первого наблюдаемого выступления в корпусе" title="" id="41" name="Picture"/>
             <a:graphic>
@@ -7320,7 +7407,7 @@
                   <pic:spPr bwMode="auto">
                     <a:xfrm>
                       <a:off x="0" y="0"/>
-                      <a:ext cx="5334000" cy="3266603"/>
+                      <a:ext cx="5334000" cy="3264505"/>
                     </a:xfrm>
                     <a:prstGeom prst="rect">
                       <a:avLst/>
@@ -7352,39 +7439,13 @@
         <w:pStyle w:val="BodyText"/>
       </w:pPr>
       <w:r>
-        <w:t xml:space="preserve">Анализ возраста первого наблюдаемого выступления в корпусе (Рис. 3) теперь охватывает всех 220 ученых. Медиана возраста дебюта статистически значимо снижается по трем периодам: с 47.0 лет в 2004–2010 гг. до 36.0 лет в 2011–2017 гг. и сохраняется на уровне 36.0 лет в 2018–2026 гг. Этот нисходящий тренд является статистически достоверным: корреляция Спирмена между годом дебюта и возрастом дебюта равна</w:t>
-      </w:r>
-      <w:r>
-        <w:t xml:space="preserve"> </w:t>
-      </w:r>
-      <m:oMath>
-        <m:r>
-          <m:t>h</m:t>
-        </m:r>
-        <m:r>
-          <m:t>o</m:t>
-        </m:r>
-        <m:r>
-          <m:rPr>
-            <m:sty m:val="p"/>
-          </m:rPr>
-          <m:t>=</m:t>
-        </m:r>
-        <m:r>
-          <m:rPr>
-            <m:sty m:val="p"/>
-          </m:rPr>
-          <m:t>−</m:t>
-        </m:r>
-        <m:r>
-          <m:t>0.19</m:t>
-        </m:r>
-      </m:oMath>
-      <w:r>
-        <w:t xml:space="preserve"> </w:t>
-      </w:r>
-      <w:r>
-        <w:t xml:space="preserve">(</w:t>
+        <w:t xml:space="preserve">Анализ возраста первого наблюдаемого выступления в корпусе (Рис. 3) теперь охватывает всех 220 ученых. Медиана возраста дебюта статистически значимо снижается по трем периодам: с 47.0 лет в 2004–2010 гг. до 36.0 лет в 2011–2017 гг. и сохраняется на уровне 36.0 лет в 2018–2026 гг. Этот нисходящий тренд является статистически достоверным: корреляция Спирмена между годом дебюта и возрастом дебюта равна $</w:t>
+      </w:r>
+      <w:r>
+        <w:t xml:space="preserve"> </w:t>
+      </w:r>
+      <w:r>
+        <w:t xml:space="preserve">ho = -0.19$ (</w:t>
       </w:r>
       <m:oMath>
         <m:r>
@@ -7679,7 +7740,7 @@
       <w:r>
         <w:drawing>
           <wp:inline>
-            <wp:extent cx="5334000" cy="3298784"/>
+            <wp:extent cx="5334000" cy="3299381"/>
             <wp:effectExtent b="0" l="0" r="0" t="0"/>
             <wp:docPr descr="Рис. 4. Тематическая матрица L1 × L2" title="" id="45" name="Picture"/>
             <a:graphic>
@@ -7700,7 +7761,7 @@
                   <pic:spPr bwMode="auto">
                     <a:xfrm>
                       <a:off x="0" y="0"/>
-                      <a:ext cx="5334000" cy="3298784"/>
+                      <a:ext cx="5334000" cy="3299381"/>
                     </a:xfrm>
                     <a:prstGeom prst="rect">
                       <a:avLst/>
@@ -10212,7 +10273,7 @@
       <w:r>
         <w:drawing>
           <wp:inline>
-            <wp:extent cx="5334000" cy="3809585"/>
+            <wp:extent cx="5334000" cy="3808009"/>
             <wp:effectExtent b="0" l="0" r="0" t="0"/>
             <wp:docPr descr="Рис. 5. Перекрестная когорта: баланс участия на двух площадках" title="" id="53" name="Picture"/>
             <a:graphic>
@@ -10233,7 +10294,7 @@
                   <pic:spPr bwMode="auto">
                     <a:xfrm>
                       <a:off x="0" y="0"/>
-                      <a:ext cx="5334000" cy="3809585"/>
+                      <a:ext cx="5334000" cy="3808009"/>
                     </a:xfrm>
                     <a:prstGeom prst="rect">
                       <a:avLst/>
@@ -10317,7 +10378,7 @@
       <w:r>
         <w:drawing>
           <wp:inline>
-            <wp:extent cx="5334000" cy="3305657"/>
+            <wp:extent cx="5334000" cy="3305577"/>
             <wp:effectExtent b="0" l="0" r="0" t="0"/>
             <wp:docPr descr="Рис. 6. Сессионная центральность участников по совместным сессиям" title="" id="56" name="Picture"/>
             <a:graphic>
@@ -10338,7 +10399,7 @@
                   <pic:spPr bwMode="auto">
                     <a:xfrm>
                       <a:off x="0" y="0"/>
-                      <a:ext cx="5334000" cy="3305657"/>
+                      <a:ext cx="5334000" cy="3305577"/>
                     </a:xfrm>
                     <a:prstGeom prst="rect">
                       <a:avLst/>
@@ -10422,13 +10483,13 @@
       </w:r>
     </w:p>
     <w:bookmarkEnd w:id="58"/>
-    <w:bookmarkStart w:id="59" w:name="заключение"/>
+    <w:bookmarkStart w:id="59" w:name="X4f170e5e280334d08f9d70bdc0189b7a99d7fa7"/>
     <w:p>
       <w:pPr>
         <w:pStyle w:val="Heading2"/>
       </w:pPr>
       <w:r>
-        <w:t xml:space="preserve">10. Заключение</w:t>
+        <w:t xml:space="preserve">10. Дополнительные гипотезы: источники, видео и масштаб обобщения</w:t>
       </w:r>
     </w:p>
     <w:p>
@@ -10436,7 +10497,496 @@
         <w:pStyle w:val="FirstParagraph"/>
       </w:pPr>
       <w:r>
-        <w:t xml:space="preserve">Главные выводы настоящего исследования можно резюмировать в одиннадцати пунктах.</w:t>
+        <w:t xml:space="preserve">После основной проверки Н1–Н10 корпус позволяет поставить еще пять гипотез,</w:t>
+      </w:r>
+      <w:r>
+        <w:t xml:space="preserve"> </w:t>
+      </w:r>
+      <w:r>
+        <w:t xml:space="preserve">связанных не столько с численностью площадок, сколько с устройством источниковой</w:t>
+      </w:r>
+      <w:r>
+        <w:t xml:space="preserve"> </w:t>
+      </w:r>
+      <w:r>
+        <w:t xml:space="preserve">видимости. Их статус различен: часть уже проверяется текущими таблицами, часть</w:t>
+      </w:r>
+      <w:r>
+        <w:t xml:space="preserve"> </w:t>
+      </w:r>
+      <w:r>
+        <w:t xml:space="preserve">требует отдельного биографического слоя данных и поэтому ниже фиксируется как</w:t>
+      </w:r>
+      <w:r>
+        <w:t xml:space="preserve"> </w:t>
+      </w:r>
+      <w:r>
+        <w:t xml:space="preserve">проверяемая, но пока не доказанная исследовательская программа.</w:t>
+      </w:r>
+    </w:p>
+    <w:p>
+      <w:pPr>
+        <w:pStyle w:val="BodyText"/>
+      </w:pPr>
+      <w:r>
+        <w:rPr>
+          <w:b/>
+          <w:bCs/>
+        </w:rPr>
+        <w:t xml:space="preserve">Н11. «Город вместо учреждения» является эффектом формата программы, а не прямым</w:t>
+      </w:r>
+      <w:r>
+        <w:rPr>
+          <w:b/>
+          <w:bCs/>
+        </w:rPr>
+        <w:t xml:space="preserve"> </w:t>
+      </w:r>
+      <w:r>
+        <w:rPr>
+          <w:b/>
+          <w:bCs/>
+        </w:rPr>
+        <w:t xml:space="preserve">признаком внеинституционального статуса участника.</w:t>
+      </w:r>
+      <w:r>
+        <w:t xml:space="preserve"> </w:t>
+      </w:r>
+      <w:r>
+        <w:t xml:space="preserve">Эта гипотеза подтверждается</w:t>
+      </w:r>
+      <w:r>
+        <w:t xml:space="preserve"> </w:t>
+      </w:r>
+      <w:r>
+        <w:t xml:space="preserve">сильнее всего. В 899 авторских участиях доля записей, где вместо учреждения указан</w:t>
+      </w:r>
+      <w:r>
+        <w:t xml:space="preserve"> </w:t>
+      </w:r>
+      <w:r>
+        <w:t xml:space="preserve">только город, резко различается между площадками: 94.7% для Зографских чтений</w:t>
+      </w:r>
+      <w:r>
+        <w:t xml:space="preserve"> </w:t>
+      </w:r>
+      <w:r>
+        <w:t xml:space="preserve">против 13.0% для Рериховских. Стратифицированная по годам проверка (метод</w:t>
+      </w:r>
+      <w:r>
+        <w:t xml:space="preserve"> </w:t>
+      </w:r>
+      <w:r>
+        <w:t xml:space="preserve">Кохрана–Мантеля–Хензеля) дает отношение шансов около 157 при</w:t>
+      </w:r>
+      <w:r>
+        <w:t xml:space="preserve"> </w:t>
+      </w:r>
+      <m:oMath>
+        <m:r>
+          <m:t>p</m:t>
+        </m:r>
+        <m:r>
+          <m:rPr>
+            <m:sty m:val="p"/>
+          </m:rPr>
+          <m:t>≈</m:t>
+        </m:r>
+        <m:r>
+          <m:t>8</m:t>
+        </m:r>
+        <m:r>
+          <m:rPr>
+            <m:sty m:val="p"/>
+          </m:rPr>
+          <m:t>×</m:t>
+        </m:r>
+        <m:sSup>
+          <m:e>
+            <m:r>
+              <m:t>10</m:t>
+            </m:r>
+          </m:e>
+          <m:sup>
+            <m:r>
+              <m:rPr>
+                <m:sty m:val="p"/>
+              </m:rPr>
+              <m:t>−</m:t>
+            </m:r>
+            <m:r>
+              <m:t>85</m:t>
+            </m:r>
+          </m:sup>
+        </m:sSup>
+      </m:oMath>
+      <w:r>
+        <w:t xml:space="preserve"> </w:t>
+      </w:r>
+      <w:r>
+        <w:t xml:space="preserve">(см. приложение Г.4). Поэтому городская метка в программе не должна</w:t>
+      </w:r>
+      <w:r>
+        <w:t xml:space="preserve"> </w:t>
+      </w:r>
+      <w:r>
+        <w:t xml:space="preserve">автоматически читаться как место работы, тип учреждения или отсутствие институции:</w:t>
+      </w:r>
+      <w:r>
+        <w:t xml:space="preserve"> </w:t>
+      </w:r>
+      <w:r>
+        <w:t xml:space="preserve">прежде всего это редакционный стандарт публикации программы.</w:t>
+      </w:r>
+    </w:p>
+    <w:p>
+      <w:pPr>
+        <w:pStyle w:val="BodyText"/>
+      </w:pPr>
+      <w:r>
+        <w:rPr>
+          <w:b/>
+          <w:bCs/>
+        </w:rPr>
+        <w:t xml:space="preserve">Н12. Периферийное участие может быть чаще внеуниверситетским или</w:t>
+      </w:r>
+      <w:r>
+        <w:rPr>
+          <w:b/>
+          <w:bCs/>
+        </w:rPr>
+        <w:t xml:space="preserve"> </w:t>
+      </w:r>
+      <w:r>
+        <w:rPr>
+          <w:b/>
+          <w:bCs/>
+        </w:rPr>
+        <w:t xml:space="preserve">внеинституциональным, но текущий корпус сам по себе этого не доказывает.</w:t>
+      </w:r>
+      <w:r>
+        <w:t xml:space="preserve"> </w:t>
+      </w:r>
+      <w:r>
+        <w:t xml:space="preserve">Данные</w:t>
+      </w:r>
+      <w:r>
+        <w:t xml:space="preserve"> </w:t>
+      </w:r>
+      <w:r>
+        <w:t xml:space="preserve">уверенно показывают более низкую возвращаемость региональных участников: 36.1%</w:t>
+      </w:r>
+      <w:r>
+        <w:t xml:space="preserve"> </w:t>
+      </w:r>
+      <w:r>
+        <w:t xml:space="preserve">против примерно 59% у столичных групп. Однако из строки «Казань», «Калининград»,</w:t>
+      </w:r>
+      <w:r>
+        <w:t xml:space="preserve"> </w:t>
+      </w:r>
+      <w:r>
+        <w:t xml:space="preserve">«Пенза» или «Екатеринбург» нельзя вывести, работает ли участник в университете,</w:t>
+      </w:r>
+      <w:r>
+        <w:t xml:space="preserve"> </w:t>
+      </w:r>
+      <w:r>
+        <w:t xml:space="preserve">академическом институте, музее, школе, независимом исследовательском статусе или</w:t>
+      </w:r>
+      <w:r>
+        <w:t xml:space="preserve"> </w:t>
+      </w:r>
+      <w:r>
+        <w:t xml:space="preserve">иной организации. Следовательно, корректная формулировка Н12 такова: региональная</w:t>
+      </w:r>
+      <w:r>
+        <w:t xml:space="preserve"> </w:t>
+      </w:r>
+      <w:r>
+        <w:t xml:space="preserve">периферия демонстрирует более слабую когортную устойчивость, а гипотеза о ее</w:t>
+      </w:r>
+      <w:r>
+        <w:t xml:space="preserve"> </w:t>
+      </w:r>
+      <w:r>
+        <w:t xml:space="preserve">внеуниверситетском характере требует отдельного authority-слоя с ручной или внешней</w:t>
+      </w:r>
+      <w:r>
+        <w:t xml:space="preserve"> </w:t>
+      </w:r>
+      <w:r>
+        <w:t xml:space="preserve">верификацией занятости. Пенза в этом смысле должна рассматриваться как возможное</w:t>
+      </w:r>
+      <w:r>
+        <w:t xml:space="preserve"> </w:t>
+      </w:r>
+      <w:r>
+        <w:t xml:space="preserve">исключение и контрольный кейс, а не как вывод из одной городской метки.</w:t>
+      </w:r>
+    </w:p>
+    <w:p>
+      <w:pPr>
+        <w:pStyle w:val="BodyText"/>
+      </w:pPr>
+      <w:r>
+        <w:rPr>
+          <w:b/>
+          <w:bCs/>
+        </w:rPr>
+        <w:t xml:space="preserve">Н13. YouTube-покрытие является не нейтральным зеркалом корпуса, а смещенным слоем</w:t>
+      </w:r>
+      <w:r>
+        <w:rPr>
+          <w:b/>
+          <w:bCs/>
+        </w:rPr>
+        <w:t xml:space="preserve"> </w:t>
+      </w:r>
+      <w:r>
+        <w:rPr>
+          <w:b/>
+          <w:bCs/>
+        </w:rPr>
+        <w:t xml:space="preserve">публичной видимости.</w:t>
+      </w:r>
+      <w:r>
+        <w:t xml:space="preserve"> </w:t>
+      </w:r>
+      <w:r>
+        <w:t xml:space="preserve">В собранных плейлистах насчитывается 178 видеозаписей, из</w:t>
+      </w:r>
+      <w:r>
+        <w:t xml:space="preserve"> </w:t>
+      </w:r>
+      <w:r>
+        <w:t xml:space="preserve">которых 89 автоматически сопоставлены с докладами, 65 требуют ручной проверки и</w:t>
+      </w:r>
+      <w:r>
+        <w:t xml:space="preserve"> </w:t>
+      </w:r>
+      <w:r>
+        <w:t xml:space="preserve">24 относятся к пропускам или сессионным записям. На уровне базы прямые ссылки на</w:t>
+      </w:r>
+      <w:r>
+        <w:t xml:space="preserve"> </w:t>
+      </w:r>
+      <w:r>
+        <w:t xml:space="preserve">видео привязаны к 82 уникальным докладам (84 авторским карточкам). Это покрытие</w:t>
+      </w:r>
+      <w:r>
+        <w:t xml:space="preserve"> </w:t>
+      </w:r>
+      <w:r>
+        <w:t xml:space="preserve">сильно неравномерно: оно относится почти исключительно к Зографским чтениям,</w:t>
+      </w:r>
+      <w:r>
+        <w:t xml:space="preserve"> </w:t>
+      </w:r>
+      <w:r>
+        <w:t xml:space="preserve">концентрируется в отдельных годах (особенно 2020 и 2025 гг.) и заметно различается</w:t>
+      </w:r>
+      <w:r>
+        <w:t xml:space="preserve"> </w:t>
+      </w:r>
+      <w:r>
+        <w:t xml:space="preserve">по тематическим группам. Поэтому видеослой полезен для анализа открытости и</w:t>
+      </w:r>
+      <w:r>
+        <w:t xml:space="preserve"> </w:t>
+      </w:r>
+      <w:r>
+        <w:t xml:space="preserve">видимости, но не должен использоваться как репрезентативная выборка всего корпуса</w:t>
+      </w:r>
+      <w:r>
+        <w:t xml:space="preserve"> </w:t>
+      </w:r>
+      <w:r>
+        <w:t xml:space="preserve">без поправки на смещение публикации.</w:t>
+      </w:r>
+    </w:p>
+    <w:p>
+      <w:pPr>
+        <w:pStyle w:val="BodyText"/>
+      </w:pPr>
+      <w:r>
+        <w:rPr>
+          <w:b/>
+          <w:bCs/>
+        </w:rPr>
+        <w:t xml:space="preserve">Н14. Шкала Гумилева фиксирует преобладание микрокейсового уровня обобщения.</w:t>
+      </w:r>
+      <w:r>
+        <w:t xml:space="preserve"> </w:t>
+      </w:r>
+      <w:r>
+        <w:t xml:space="preserve">Для навигации по докладам введена отдельная шкала уровня обобщения: G1 – отдельный</w:t>
+      </w:r>
+      <w:r>
+        <w:t xml:space="preserve"> </w:t>
+      </w:r>
+      <w:r>
+        <w:t xml:space="preserve">текст, автор, источник, термин или локальный сюжет; G2 – региональная традиция,</w:t>
+      </w:r>
+      <w:r>
+        <w:t xml:space="preserve"> </w:t>
+      </w:r>
+      <w:r>
+        <w:t xml:space="preserve">школа, жанр или длительная историко-культурная линия; G3 – широкий</w:t>
+      </w:r>
+      <w:r>
+        <w:t xml:space="preserve"> </w:t>
+      </w:r>
+      <w:r>
+        <w:t xml:space="preserve">сравнительный, цивилизационный или методологический уровень. В интерфейсе</w:t>
+      </w:r>
+      <w:r>
+        <w:t xml:space="preserve"> </w:t>
+      </w:r>
+      <w:r>
+        <w:t xml:space="preserve">микросайта эти уровни показаны как L1–L3, но в статье они обозначаются G1–G3,</w:t>
+      </w:r>
+      <w:r>
+        <w:t xml:space="preserve"> </w:t>
+      </w:r>
+      <w:r>
+        <w:t xml:space="preserve">чтобы не смешивать их с тематическими кодами L1/L2/L4. По 895 уникальным докладам</w:t>
+      </w:r>
+      <w:r>
+        <w:t xml:space="preserve"> </w:t>
+      </w:r>
+      <w:r>
+        <w:t xml:space="preserve">распределение резко асимметрично: G1 – 852 доклада, G2 – 37, G3 – 6. Тем самым</w:t>
+      </w:r>
+      <w:r>
+        <w:t xml:space="preserve"> </w:t>
+      </w:r>
+      <w:r>
+        <w:t xml:space="preserve">корпус в целом устроен как поле конкретных источниковедческих и текстологических</w:t>
+      </w:r>
+      <w:r>
+        <w:t xml:space="preserve"> </w:t>
+      </w:r>
+      <w:r>
+        <w:t xml:space="preserve">кейсов, а не как пространство регулярных макросравнительных обобщений.</w:t>
+      </w:r>
+    </w:p>
+    <w:p>
+      <w:pPr>
+        <w:pStyle w:val="BodyText"/>
+      </w:pPr>
+      <w:r>
+        <w:rPr>
+          <w:b/>
+          <w:bCs/>
+        </w:rPr>
+        <w:t xml:space="preserve">Н15. Классификация по заголовку в большинстве случаев устойчива, но видеоконтекст</w:t>
+      </w:r>
+      <w:r>
+        <w:rPr>
+          <w:b/>
+          <w:bCs/>
+        </w:rPr>
+        <w:t xml:space="preserve"> </w:t>
+      </w:r>
+      <w:r>
+        <w:rPr>
+          <w:b/>
+          <w:bCs/>
+        </w:rPr>
+        <w:t xml:space="preserve">обнаруживает границы автоматической разметки.</w:t>
+      </w:r>
+      <w:r>
+        <w:t xml:space="preserve"> </w:t>
+      </w:r>
+      <w:r>
+        <w:t xml:space="preserve">Для 89 сопоставленных видеозаписей</w:t>
+      </w:r>
+      <w:r>
+        <w:t xml:space="preserve"> </w:t>
+      </w:r>
+      <w:r>
+        <w:t xml:space="preserve">сравнение уровня Гумилева, назначенного только по названию доклада, с уровнем,</w:t>
+      </w:r>
+      <w:r>
+        <w:t xml:space="preserve"> </w:t>
+      </w:r>
+      <w:r>
+        <w:t xml:space="preserve">полученным с учетом названия видео, дает 76 совпадений и 13 расхождений, то есть</w:t>
+      </w:r>
+      <w:r>
+        <w:t xml:space="preserve"> </w:t>
+      </w:r>
+      <w:r>
+        <w:t xml:space="preserve">согласие около 85%. Это достаточный уровень для навигационной классификации и</w:t>
+      </w:r>
+      <w:r>
+        <w:t xml:space="preserve"> </w:t>
+      </w:r>
+      <w:r>
+        <w:t xml:space="preserve">первичной статистики, но не для жестких выводов о научном стиле отдельного автора</w:t>
+      </w:r>
+      <w:r>
+        <w:t xml:space="preserve"> </w:t>
+      </w:r>
+      <w:r>
+        <w:t xml:space="preserve">без просмотра записи и ручной верификации спорных случаев.</w:t>
+      </w:r>
+    </w:p>
+    <w:p>
+      <w:pPr>
+        <w:pStyle w:val="BodyText"/>
+      </w:pPr>
+      <w:r>
+        <w:t xml:space="preserve">Таким образом, Н11–Н15 расширяют основную аргументацию статьи в сторону критики</w:t>
+      </w:r>
+      <w:r>
+        <w:t xml:space="preserve"> </w:t>
+      </w:r>
+      <w:r>
+        <w:t xml:space="preserve">источника. Они показывают, что корпус содержит не только данные о людях и темах,</w:t>
+      </w:r>
+      <w:r>
+        <w:t xml:space="preserve"> </w:t>
+      </w:r>
+      <w:r>
+        <w:t xml:space="preserve">но и следы разных режимов публичной репрезентации: программы по-разному показывают</w:t>
+      </w:r>
+      <w:r>
+        <w:t xml:space="preserve"> </w:t>
+      </w:r>
+      <w:r>
+        <w:t xml:space="preserve">аффилиации, видеозаписи неравномерно распределяют видимость, а масштаб обобщения</w:t>
+      </w:r>
+      <w:r>
+        <w:t xml:space="preserve"> </w:t>
+      </w:r>
+      <w:r>
+        <w:t xml:space="preserve">доклада зависит от того, читаем ли мы только заголовок или сопоставляем его с</w:t>
+      </w:r>
+      <w:r>
+        <w:t xml:space="preserve"> </w:t>
+      </w:r>
+      <w:r>
+        <w:t xml:space="preserve">медиаконтекстом.</w:t>
+      </w:r>
+    </w:p>
+    <w:bookmarkEnd w:id="59"/>
+    <w:bookmarkStart w:id="60" w:name="заключение"/>
+    <w:p>
+      <w:pPr>
+        <w:pStyle w:val="Heading2"/>
+      </w:pPr>
+      <w:r>
+        <w:t xml:space="preserve">11. Заключение</w:t>
+      </w:r>
+    </w:p>
+    <w:p>
+      <w:pPr>
+        <w:pStyle w:val="FirstParagraph"/>
+      </w:pPr>
+      <w:r>
+        <w:t xml:space="preserve">Главные выводы настоящего исследования можно резюмировать в шестнадцати пунктах.</w:t>
       </w:r>
     </w:p>
     <w:p>
@@ -11007,46 +11557,168 @@
     </w:p>
     <w:p>
       <w:pPr>
+        <w:pStyle w:val="Compact"/>
+        <w:numPr>
+          <w:ilvl w:val="0"/>
+          <w:numId w:val="1007"/>
+        </w:numPr>
+      </w:pPr>
+      <w:r>
+        <w:rPr>
+          <w:b/>
+          <w:bCs/>
+        </w:rPr>
+        <w:t xml:space="preserve">«Город вместо учреждения» является прежде всего источниковедческим эффектом.</w:t>
+      </w:r>
+      <w:r>
+        <w:t xml:space="preserve"> </w:t>
+      </w:r>
+      <w:r>
+        <w:t xml:space="preserve">Различие между Зографскими и Рериховскими чтениями по доле записей только с городом слишком велико и устойчиво, чтобы читать его как прямое свидетельство биографической внеинституциональности участников. Оно отражает разные стандарты публикации программ.</w:t>
+      </w:r>
+    </w:p>
+    <w:p>
+      <w:pPr>
+        <w:pStyle w:val="Compact"/>
+        <w:numPr>
+          <w:ilvl w:val="0"/>
+          <w:numId w:val="1007"/>
+        </w:numPr>
+      </w:pPr>
+      <w:r>
+        <w:rPr>
+          <w:b/>
+          <w:bCs/>
+        </w:rPr>
+        <w:t xml:space="preserve">Гипотеза о внеуниверситетском характере периферии требует отдельной проверки.</w:t>
+      </w:r>
+      <w:r>
+        <w:t xml:space="preserve"> </w:t>
+      </w:r>
+      <w:r>
+        <w:t xml:space="preserve">Корпус подтверждает более низкую возвращаемость региональных участников, но не позволяет автоматически установить тип их занятости. Поэтому тезис о периферийных неуниверситетских траекториях должен проверяться через authority-слой; Пенза выступает здесь не доказательством, а важным контрольным случаем.</w:t>
+      </w:r>
+    </w:p>
+    <w:p>
+      <w:pPr>
+        <w:pStyle w:val="Compact"/>
+        <w:numPr>
+          <w:ilvl w:val="0"/>
+          <w:numId w:val="1007"/>
+        </w:numPr>
+      </w:pPr>
+      <w:r>
+        <w:rPr>
+          <w:b/>
+          <w:bCs/>
+        </w:rPr>
+        <w:t xml:space="preserve">YouTube-слой расширяет публичную проверяемость, но вносит смещение видимости.</w:t>
+      </w:r>
+      <w:r>
+        <w:t xml:space="preserve"> </w:t>
+      </w:r>
+      <w:r>
+        <w:t xml:space="preserve">178 собранных видеозаписей и 82 напрямую привязанных к базе доклада полезны для проверки отдельных случаев, однако их распределение по годам, площадкам и темам не репрезентативно для всего корпуса.</w:t>
+      </w:r>
+    </w:p>
+    <w:p>
+      <w:pPr>
+        <w:pStyle w:val="Compact"/>
+        <w:numPr>
+          <w:ilvl w:val="0"/>
+          <w:numId w:val="1007"/>
+        </w:numPr>
+      </w:pPr>
+      <w:r>
+        <w:rPr>
+          <w:b/>
+          <w:bCs/>
+        </w:rPr>
+        <w:t xml:space="preserve">Шкала Гумилева показывает преобладание микрокейсового уровня.</w:t>
+      </w:r>
+      <w:r>
+        <w:t xml:space="preserve"> </w:t>
+      </w:r>
+      <w:r>
+        <w:t xml:space="preserve">Из 895 уникальных докладов 852 отнесены к уровню конкретного текста, автора, источника или локального сюжета; только 37 выходят на региональный уровень и 6 – на широкий сравнительный или методологический уровень. Это подтверждает текстоцентричный и кейсоцентричный характер поля.</w:t>
+      </w:r>
+    </w:p>
+    <w:p>
+      <w:pPr>
+        <w:pStyle w:val="Compact"/>
+        <w:numPr>
+          <w:ilvl w:val="0"/>
+          <w:numId w:val="1007"/>
+        </w:numPr>
+      </w:pPr>
+      <w:r>
+        <w:rPr>
+          <w:b/>
+          <w:bCs/>
+        </w:rPr>
+        <w:t xml:space="preserve">Сопоставление заголовков с видеоконтекстом задает границу автоматической классификации.</w:t>
+      </w:r>
+      <w:r>
+        <w:t xml:space="preserve"> </w:t>
+      </w:r>
+      <w:r>
+        <w:t xml:space="preserve">В 76 из 89 сопоставленных видеослучаев уровень обобщения совпадает, но 13 расхождений показывают, что навигационная разметка не должна подменять ручную экспертную интерпретацию спорных докладов.</w:t>
+      </w:r>
+    </w:p>
+    <w:p>
+      <w:pPr>
         <w:pStyle w:val="FirstParagraph"/>
       </w:pPr>
       <w:r>
-        <w:t xml:space="preserve">Демографически на обеих площадках видимое ядро стареет, хотя возрастной ряд не</w:t>
-      </w:r>
-      <w:r>
-        <w:t xml:space="preserve"> </w:t>
-      </w:r>
-      <w:r>
-        <w:t xml:space="preserve">монотонен и сильно зависит от неполноты биографических сведений. Для участников с</w:t>
-      </w:r>
-      <w:r>
-        <w:t xml:space="preserve"> </w:t>
-      </w:r>
-      <w:r>
-        <w:t xml:space="preserve">подтвержденным годом рождения медиана в 2012–2025 гг. выросла с 42 до 55 лет в</w:t>
-      </w:r>
-      <w:r>
-        <w:t xml:space="preserve"> </w:t>
-      </w:r>
-      <w:r>
-        <w:t xml:space="preserve">Зографских чтениях и с 46 до 53 лет в Рериховских. В обозримой перспективе обе</w:t>
-      </w:r>
-      <w:r>
-        <w:t xml:space="preserve"> </w:t>
-      </w:r>
-      <w:r>
-        <w:t xml:space="preserve">площадки столкнутся с задачей воспроизводства состава, и обе сегодняшние модели</w:t>
-      </w:r>
-      <w:r>
-        <w:t xml:space="preserve"> </w:t>
-      </w:r>
-      <w:r>
-        <w:t xml:space="preserve">институционализации (плотное ядро ИВ РАН в Москве и более диффузная межинституциональная</w:t>
-      </w:r>
-      <w:r>
-        <w:t xml:space="preserve"> </w:t>
-      </w:r>
-      <w:r>
-        <w:t xml:space="preserve">сеть в Петербурге) будут испытаны на прочность задачей привлечения новых поколений.</w:t>
+        <w:t xml:space="preserve">Демографически обе площадки демонстрируют не простое монотонное старение, а более</w:t>
+      </w:r>
+      <w:r>
+        <w:t xml:space="preserve"> </w:t>
+      </w:r>
+      <w:r>
+        <w:t xml:space="preserve">сложную задачу воспроизводства состава. Сплошная биографическая верификация показывает,</w:t>
+      </w:r>
+      <w:r>
+        <w:t xml:space="preserve"> </w:t>
+      </w:r>
+      <w:r>
+        <w:t xml:space="preserve">что возраст первого наблюдаемого выступления снижается по сравнению с ранним периодом,</w:t>
+      </w:r>
+      <w:r>
+        <w:t xml:space="preserve"> </w:t>
+      </w:r>
+      <w:r>
+        <w:t xml:space="preserve">а в 2025 г. обе площадки сходятся на медианном возрасте участников 47.5 лет. Поэтому</w:t>
+      </w:r>
+      <w:r>
+        <w:t xml:space="preserve"> </w:t>
+      </w:r>
+      <w:r>
+        <w:t xml:space="preserve">главное напряжение состоит не в механическом отсутствии молодых кадров, а в том, что</w:t>
+      </w:r>
+      <w:r>
+        <w:t xml:space="preserve"> </w:t>
+      </w:r>
+      <w:r>
+        <w:t xml:space="preserve">новые участники и региональная периферия слабее закрепляются в устойчивой когорте.</w:t>
+      </w:r>
+      <w:r>
+        <w:t xml:space="preserve"> </w:t>
+      </w:r>
+      <w:r>
+        <w:t xml:space="preserve">В обозримой перспективе обе сегодняшние модели институционализации (плотное ядро</w:t>
+      </w:r>
+      <w:r>
+        <w:t xml:space="preserve"> </w:t>
+      </w:r>
+      <w:r>
+        <w:t xml:space="preserve">ИВ РАН в Москве и более диффузная межинституциональная сеть в Петербурге) будут</w:t>
+      </w:r>
+      <w:r>
+        <w:t xml:space="preserve"> </w:t>
+      </w:r>
+      <w:r>
+        <w:t xml:space="preserve">испытаны на прочность задачей привлечения и удержания новых поколений.</w:t>
       </w:r>
     </w:p>
     <w:p>
@@ -11100,13 +11772,13 @@
           <w:b/>
           <w:bCs/>
         </w:rPr>
-        <w:t xml:space="preserve">Монотематическая сериализация как укрытие в нишах (Н10).</w:t>
-      </w:r>
-      <w:r>
-        <w:t xml:space="preserve"> </w:t>
-      </w:r>
-      <w:r>
-        <w:t xml:space="preserve">Обнаруженная склонность к многолетнему последовательному чтению докладов по одной узкой теме (сериализации) отражает стратегию консервации символических микродоменов. Вместо горизонтального обмена и динамической смены тем участники предпочитают годами воспроизводить замкнутые персональные нарративы, что минимизирует точки соприкосновения (и, как следствие, потенциальные зоны критики) между коллегами.</w:t>
+        <w:t xml:space="preserve">Монотематическая сериализация как индивидуальный стиль, а не массовая стратегия (Н10).</w:t>
+      </w:r>
+      <w:r>
+        <w:t xml:space="preserve"> </w:t>
+      </w:r>
+      <w:r>
+        <w:t xml:space="preserve">Проверка не выявила статистически значимого различия между ядром и периферией и показала низкую общую долю сериализованных докладов. Поэтому этот признак не следует трактовать как доминирующий механизм закрытости сообщества; скорее он указывает на отдельные долговременные исследовательские траектории, где авторы годами разворачивают один узкий сюжет.</w:t>
       </w:r>
     </w:p>
     <w:p>
@@ -11166,13 +11838,13 @@
           <w:b/>
           <w:bCs/>
         </w:rPr>
-        <w:t xml:space="preserve">Ресурсно-демографическое сжатие как катализатор антагонизма.</w:t>
-      </w:r>
-      <w:r>
-        <w:t xml:space="preserve"> </w:t>
-      </w:r>
-      <w:r>
-        <w:t xml:space="preserve">На фоне неуклонного старения ядра (рост медианного возраста до 53–55 лет) и дефицита молодых кадров борьба за выживание институтов обостряется. В условиях сжимающегося поля символические ресурсы (статус «профильного индолога», право вето на конференциях, монополия на экспертное знание) становятся объектом жесткой конкуренции. В результате академические «островки» превращаются в оборонительные крепости, где закрытость от внешнего мира и подозрительность к соседним школам рассматриваются как гарантия сохранения групповой идентичности.</w:t>
+        <w:t xml:space="preserve">Ресурсно-демографическое напряжение как задача воспроизводства.</w:t>
+      </w:r>
+      <w:r>
+        <w:t xml:space="preserve"> </w:t>
+      </w:r>
+      <w:r>
+        <w:t xml:space="preserve">Сплошная биографическая верификация не подтверждает прежний образ резкого старения корпуса: в 2025 г. обе площадки сходятся на медианном возрасте 47.5 лет, а возраст дебюта снижается по сравнению с ранним периодом. Напряжение состоит не в простом отсутствии молодых кадров, а в том, что новые участники и региональная периферия слабее удерживаются в устойчивой когорте; поэтому борьба за символические ресурсы (статус «профильного индолога», право отбора, экспертная монополия) остается связанной с задачей воспроизводства ядра.</w:t>
       </w:r>
     </w:p>
     <w:p>
@@ -11190,8 +11862,8 @@
         </w:pict>
       </w:r>
     </w:p>
-    <w:bookmarkEnd w:id="59"/>
-    <w:bookmarkStart w:id="60" w:name="сноски"/>
+    <w:bookmarkEnd w:id="60"/>
+    <w:bookmarkStart w:id="61" w:name="сноски"/>
     <w:p>
       <w:pPr>
         <w:pStyle w:val="Heading2"/>
@@ -11234,8 +11906,8 @@
         <w:t xml:space="preserve">Мы провели сплошную архивную и просопографическую верификацию биографических данных для всей когорты из 220 ученых. Использование оценочных прокси-метрик по внешним базам вроде OpenAlex не потребовалось, что позволило полностью исключить селективное смещение выборки.</w:t>
       </w:r>
     </w:p>
-    <w:bookmarkEnd w:id="60"/>
-    <w:bookmarkStart w:id="61" w:name="литература"/>
+    <w:bookmarkEnd w:id="61"/>
+    <w:bookmarkStart w:id="62" w:name="литература"/>
     <w:p>
       <w:pPr>
         <w:pStyle w:val="Heading2"/>
@@ -11471,8 +12143,8 @@
         </w:pict>
       </w:r>
     </w:p>
-    <w:bookmarkEnd w:id="61"/>
-    <w:bookmarkStart w:id="62" w:name="X9869427767835cb95d2b14937be998a537aee4b"/>
+    <w:bookmarkEnd w:id="62"/>
+    <w:bookmarkStart w:id="63" w:name="X9869427767835cb95d2b14937be998a537aee4b"/>
     <w:p>
       <w:pPr>
         <w:pStyle w:val="Heading2"/>
@@ -11793,8 +12465,8 @@
         <w:t xml:space="preserve">перекрестной когорты как публично видимого межплощадочного слоя российской индологии.</w:t>
       </w:r>
     </w:p>
-    <w:bookmarkEnd w:id="62"/>
-    <w:bookmarkStart w:id="63" w:name="X1dd321cbee9b012b9841ef190851adae90796c2"/>
+    <w:bookmarkEnd w:id="63"/>
+    <w:bookmarkStart w:id="64" w:name="X1dd321cbee9b012b9841ef190851adae90796c2"/>
     <w:p>
       <w:pPr>
         <w:pStyle w:val="Heading2"/>
@@ -13139,8 +13811,8 @@
         <w:t xml:space="preserve">Анализ таблицы выявляет несколько важных тенденций. Во-первых, доля дебютантов заметно снизилась с 2004 по 2022 год: если на первых конференциях новичками были 80–100% участников, то к 2021–2022 году этот показатель упал до 10–11% для Зографа и 0% для Рериха. Во-вторых, медианный возраст участников с известным годом рождения растет неровно: пики приходятся на 2020–2023 гг., а в 2024–2025 гг. новые участники частично снижают медиану. В-третьих, заметен скачок дебютантов в 2025 году для Рериха (38.9%) и в предварительной программе 2026 года для Зографа (31.7%), что может отражать изменение состава или расширение охвата. Наконец, 2020 год на фоне пандемии показал повышенный приток новых докладчиков на Зографских чтениях (39.1%), но последующая проверка возвращаемости дебютантов не подтверждает гипотезу об особой устойчивости этой онлайн-когорты.</w:t>
       </w:r>
     </w:p>
-    <w:bookmarkEnd w:id="63"/>
-    <w:bookmarkStart w:id="68" w:name="X340b389af2c8d46814a9bb5656ecba74d6345e6"/>
+    <w:bookmarkEnd w:id="64"/>
+    <w:bookmarkStart w:id="69" w:name="X340b389af2c8d46814a9bb5656ecba74d6345e6"/>
     <w:p>
       <w:pPr>
         <w:pStyle w:val="Heading2"/>
@@ -13157,7 +13829,7 @@
         <w:t xml:space="preserve">В таблицах, представленных ниже, суммированы результаты четырёхуровневой классификации всех 895 докладов, включенных в корпус (837 состоявшихся по 2025 г. и 58 заявленных в предварительной программе Зографских чтений 2026 г.). Каждый доклад кодируется по четырём измерениям: L1 (дисциплина, 10 категорий), L2 (период, 7 категорий), L3 (текстуальный или культурный материал, открытый перечень), L4 (характер исследования, 3 категории). Полный список из 895 кодированных записей передан в редакцию в виде отдельного CSV-файла. В данном приложении приводятся суммарные таблицы распределения по дисциплинам, периодам и характеру исследования, а также репрезентативная выборка из 30 докладов, отобранная из записей с уровнем уверенности ≥ 0,8.</w:t>
       </w:r>
     </w:p>
-    <w:bookmarkStart w:id="64" w:name="в.1.-распределение-по-дисциплинам-l1"/>
+    <w:bookmarkStart w:id="65" w:name="в.1.-распределение-по-дисциплинам-l1"/>
     <w:p>
       <w:pPr>
         <w:pStyle w:val="Heading3"/>
@@ -13943,8 +14615,8 @@
         </w:tc>
       </w:tr>
     </w:tbl>
-    <w:bookmarkEnd w:id="64"/>
-    <w:bookmarkStart w:id="65" w:name="в.2.-распределение-по-периодам-l2"/>
+    <w:bookmarkEnd w:id="65"/>
+    <w:bookmarkStart w:id="66" w:name="в.2.-распределение-по-периодам-l2"/>
     <w:p>
       <w:pPr>
         <w:pStyle w:val="Heading3"/>
@@ -14547,8 +15219,8 @@
         </w:tc>
       </w:tr>
     </w:tbl>
-    <w:bookmarkEnd w:id="65"/>
-    <w:bookmarkStart w:id="66" w:name="X1da2e1f68f201645ca8822c86bd39359260e469"/>
+    <w:bookmarkEnd w:id="66"/>
+    <w:bookmarkStart w:id="67" w:name="X1da2e1f68f201645ca8822c86bd39359260e469"/>
     <w:p>
       <w:pPr>
         <w:pStyle w:val="Heading3"/>
@@ -14907,8 +15579,8 @@
         </w:tc>
       </w:tr>
     </w:tbl>
-    <w:bookmarkEnd w:id="66"/>
-    <w:bookmarkStart w:id="67" w:name="X7bde812e283544149c493a34d333c09dffd92bb"/>
+    <w:bookmarkEnd w:id="67"/>
+    <w:bookmarkStart w:id="68" w:name="X7bde812e283544149c493a34d333c09dffd92bb"/>
     <w:p>
       <w:pPr>
         <w:pStyle w:val="Heading3"/>
@@ -17806,9 +18478,9 @@
         <w:t xml:space="preserve">Как видно из выборки, фундаментальный характер исследований преобладает во всех дисциплинах (29 из 30 примеров). Классический период также доминирует, хотя представлены все основные периоды: ведийский, классический, средневековый, колониальный и новое время. Текстуальный анализ остаётся основным методологическим подходом (93% примеров), с редкими случаями использования архивных источников, артефактов и полевого материала. Полный список из 895 кодированных докладов передан в редакцию как supplementary_theme_codes.csv.</w:t>
       </w:r>
     </w:p>
-    <w:bookmarkEnd w:id="67"/>
     <w:bookmarkEnd w:id="68"/>
-    <w:bookmarkStart w:id="80" w:name="приложение-г.-статистическая-проверка"/>
+    <w:bookmarkEnd w:id="69"/>
+    <w:bookmarkStart w:id="81" w:name="приложение-г.-статистическая-проверка"/>
     <w:p>
       <w:pPr>
         <w:pStyle w:val="Heading2"/>
@@ -17882,7 +18554,7 @@
         <w:t xml:space="preserve">при отсутствии реального эффекта; значения p &lt; 0,05 принято считать значимыми.</w:t>
       </w:r>
     </w:p>
-    <w:bookmarkStart w:id="72" w:name="X9c73641c6671d978a2af600253df0230cf8c6e8"/>
+    <w:bookmarkStart w:id="73" w:name="X9c73641c6671d978a2af600253df0230cf8c6e8"/>
     <w:p>
       <w:pPr>
         <w:pStyle w:val="Heading3"/>
@@ -18028,20 +18700,20 @@
       <w:r>
         <w:drawing>
           <wp:inline>
-            <wp:extent cx="5334000" cy="3164840"/>
+            <wp:extent cx="5334000" cy="3163062"/>
             <wp:effectExtent b="0" l="0" r="0" t="0"/>
-            <wp:docPr descr="Рис. Г1. Нулевое распределение числа учёных на обеих площадках" title="" id="70" name="Picture"/>
+            <wp:docPr descr="Рис. Г1. Нулевое распределение числа учёных на обеих площадках" title="" id="71" name="Picture"/>
             <a:graphic>
               <a:graphicData uri="http://schemas.openxmlformats.org/drawingml/2006/picture">
                 <pic:pic>
                   <pic:nvPicPr>
-                    <pic:cNvPr descr="hypothesis_output/null_model_overlap.png" id="71" name="Picture"/>
+                    <pic:cNvPr descr="hypothesis_output/null_model_overlap.png" id="72" name="Picture"/>
                     <pic:cNvPicPr>
                       <a:picLocks noChangeArrowheads="1" noChangeAspect="1"/>
                     </pic:cNvPicPr>
                   </pic:nvPicPr>
                   <pic:blipFill>
-                    <a:blip r:embed="rId69"/>
+                    <a:blip r:embed="rId70"/>
                     <a:stretch>
                       <a:fillRect/>
                     </a:stretch>
@@ -18049,7 +18721,7 @@
                   <pic:spPr bwMode="auto">
                     <a:xfrm>
                       <a:off x="0" y="0"/>
-                      <a:ext cx="5334000" cy="3164840"/>
+                      <a:ext cx="5334000" cy="3163062"/>
                     </a:xfrm>
                     <a:prstGeom prst="rect">
                       <a:avLst/>
@@ -18121,8 +18793,8 @@
         <w:t xml:space="preserve">одной на другую происходит заметно реже случайного ожидания.</w:t>
       </w:r>
     </w:p>
-    <w:bookmarkEnd w:id="72"/>
-    <w:bookmarkStart w:id="73" w:name="X999cca4bd3cea19d12708d6486e247fa5afecf8"/>
+    <w:bookmarkEnd w:id="73"/>
+    <w:bookmarkStart w:id="74" w:name="X999cca4bd3cea19d12708d6486e247fa5afecf8"/>
     <w:p>
       <w:pPr>
         <w:pStyle w:val="Heading3"/>
@@ -18717,8 +19389,8 @@
         <w:t xml:space="preserve">достигается в группах разного размера.</w:t>
       </w:r>
     </w:p>
-    <w:bookmarkEnd w:id="73"/>
-    <w:bookmarkStart w:id="77" w:name="г.3.-длительность-участия-анализ-дожития"/>
+    <w:bookmarkEnd w:id="74"/>
+    <w:bookmarkStart w:id="78" w:name="г.3.-длительность-участия-анализ-дожития"/>
     <w:p>
       <w:pPr>
         <w:pStyle w:val="Heading3"/>
@@ -18945,18 +19617,18 @@
           <wp:inline>
             <wp:extent cx="5334000" cy="3333750"/>
             <wp:effectExtent b="0" l="0" r="0" t="0"/>
-            <wp:docPr descr="Рис. Г2. Кривые дожития: доля учёных, ещё активных через N лет после дебюта" title="" id="75" name="Picture"/>
+            <wp:docPr descr="Рис. Г2. Кривые дожития: доля учёных, ещё активных через N лет после дебюта" title="" id="76" name="Picture"/>
             <a:graphic>
               <a:graphicData uri="http://schemas.openxmlformats.org/drawingml/2006/picture">
                 <pic:pic>
                   <pic:nvPicPr>
-                    <pic:cNvPr descr="hypothesis_output/km_retention.png" id="76" name="Picture"/>
+                    <pic:cNvPr descr="hypothesis_output/km_retention.png" id="77" name="Picture"/>
                     <pic:cNvPicPr>
                       <a:picLocks noChangeArrowheads="1" noChangeAspect="1"/>
                     </pic:cNvPicPr>
                   </pic:nvPicPr>
                   <pic:blipFill>
-                    <a:blip r:embed="rId74"/>
+                    <a:blip r:embed="rId75"/>
                     <a:stretch>
                       <a:fillRect/>
                     </a:stretch>
@@ -19086,8 +19758,8 @@
         <w:t xml:space="preserve">изложен соответственно осторожно.</w:t>
       </w:r>
     </w:p>
-    <w:bookmarkEnd w:id="77"/>
-    <w:bookmarkStart w:id="78" w:name="Xa6a56e999a3454fdd3573dd4a63a1464363f1e9"/>
+    <w:bookmarkEnd w:id="78"/>
+    <w:bookmarkStart w:id="79" w:name="Xa6a56e999a3454fdd3573dd4a63a1464363f1e9"/>
     <w:p>
       <w:pPr>
         <w:pStyle w:val="Heading3"/>
@@ -19331,8 +20003,8 @@
         <w:t xml:space="preserve">аффилиации) поэтому требует внешних, биографических источников, а не самой программы.</w:t>
       </w:r>
     </w:p>
-    <w:bookmarkEnd w:id="78"/>
-    <w:bookmarkStart w:id="79" w:name="замечание-о-воспроизводимости"/>
+    <w:bookmarkEnd w:id="79"/>
+    <w:bookmarkStart w:id="80" w:name="замечание-о-воспроизводимости"/>
     <w:p>
       <w:pPr>
         <w:pStyle w:val="Heading3"/>
@@ -19445,9 +20117,9 @@
         <w:t xml:space="preserve">).</w:t>
       </w:r>
     </w:p>
-    <w:bookmarkEnd w:id="79"/>
     <w:bookmarkEnd w:id="80"/>
     <w:bookmarkEnd w:id="81"/>
+    <w:bookmarkEnd w:id="82"/>
     <w:sectPr>
       <w:footnotePr>
         <w:numRestart w:val="eachSect"/>

--- a/article/ppv_draft.docx
+++ b/article/ppv_draft.docx
@@ -36,7 +36,7 @@
         <w:t xml:space="preserve">УДК 061.3:001.32(470:540)</w:t>
       </w:r>
     </w:p>
-    <w:bookmarkStart w:id="82" w:name="X5255a80af6f15ace933f04c3f50effef4c1a446"/>
+    <w:bookmarkStart w:id="85" w:name="X5255a80af6f15ace933f04c3f50effef4c1a446"/>
     <w:p>
       <w:pPr>
         <w:pStyle w:val="Heading1"/>
@@ -147,7 +147,7 @@
         <w:t xml:space="preserve"> </w:t>
       </w:r>
       <w:r>
-        <w:t xml:space="preserve">дополнительные гипотезы Н11–Н15.</w:t>
+        <w:t xml:space="preserve">дополнительные гипотезы Н11–Н35.</w:t>
       </w:r>
     </w:p>
     <w:p>
@@ -10483,7 +10483,7 @@
       </w:r>
     </w:p>
     <w:bookmarkEnd w:id="58"/>
-    <w:bookmarkStart w:id="59" w:name="X4f170e5e280334d08f9d70bdc0189b7a99d7fa7"/>
+    <w:bookmarkStart w:id="62" w:name="X4f170e5e280334d08f9d70bdc0189b7a99d7fa7"/>
     <w:p>
       <w:pPr>
         <w:pStyle w:val="Heading2"/>
@@ -10497,36 +10497,63 @@
         <w:pStyle w:val="FirstParagraph"/>
       </w:pPr>
       <w:r>
-        <w:t xml:space="preserve">После основной проверки Н1–Н10 корпус позволяет поставить еще пять гипотез,</w:t>
-      </w:r>
-      <w:r>
-        <w:t xml:space="preserve"> </w:t>
-      </w:r>
-      <w:r>
-        <w:t xml:space="preserve">связанных не столько с численностью площадок, сколько с устройством источниковой</w:t>
-      </w:r>
-      <w:r>
-        <w:t xml:space="preserve"> </w:t>
-      </w:r>
-      <w:r>
-        <w:t xml:space="preserve">видимости. Их статус различен: часть уже проверяется текущими таблицами, часть</w:t>
-      </w:r>
-      <w:r>
-        <w:t xml:space="preserve"> </w:t>
-      </w:r>
-      <w:r>
-        <w:t xml:space="preserve">требует отдельного биографического слоя данных и поэтому ниже фиксируется как</w:t>
-      </w:r>
-      <w:r>
-        <w:t xml:space="preserve"> </w:t>
-      </w:r>
-      <w:r>
-        <w:t xml:space="preserve">проверяемая, но пока не доказанная исследовательская программа.</w:t>
-      </w:r>
-    </w:p>
-    <w:p>
-      <w:pPr>
-        <w:pStyle w:val="BodyText"/>
+        <w:t xml:space="preserve">После основной проверки Н1–Н10 корпус позволяет поставить еще несколько групп</w:t>
+      </w:r>
+      <w:r>
+        <w:t xml:space="preserve"> </w:t>
+      </w:r>
+      <w:r>
+        <w:t xml:space="preserve">гипотез, связанных не столько с численностью площадок, сколько с устройством</w:t>
+      </w:r>
+      <w:r>
+        <w:t xml:space="preserve"> </w:t>
+      </w:r>
+      <w:r>
+        <w:t xml:space="preserve">источниковой видимости, жанром доклада и масштабом научного обобщения. Их статус</w:t>
+      </w:r>
+      <w:r>
+        <w:t xml:space="preserve"> </w:t>
+      </w:r>
+      <w:r>
+        <w:t xml:space="preserve">различен: часть уже проверяется текущими таблицами, часть требует отдельного</w:t>
+      </w:r>
+      <w:r>
+        <w:t xml:space="preserve"> </w:t>
+      </w:r>
+      <w:r>
+        <w:t xml:space="preserve">биографического или институционального слоя данных и поэтому ниже фиксируется как</w:t>
+      </w:r>
+      <w:r>
+        <w:t xml:space="preserve"> </w:t>
+      </w:r>
+      <w:r>
+        <w:t xml:space="preserve">проверяемая, но пока не доказанная исследовательская программа. Сильные результаты</w:t>
+      </w:r>
+      <w:r>
+        <w:t xml:space="preserve"> </w:t>
+      </w:r>
+      <w:r>
+        <w:t xml:space="preserve">выделены как подтвержденные или предварительно подтвержденные; слабые оставлены как</w:t>
+      </w:r>
+      <w:r>
+        <w:t xml:space="preserve"> </w:t>
+      </w:r>
+      <w:r>
+        <w:t xml:space="preserve">направления дальнейшей проверки, чтобы не подменять статистику интерпретацией.</w:t>
+      </w:r>
+    </w:p>
+    <w:bookmarkStart w:id="59" w:name="источниковая-видимость-и-медиаслой"/>
+    <w:p>
+      <w:pPr>
+        <w:pStyle w:val="Heading3"/>
+      </w:pPr>
+      <w:r>
+        <w:t xml:space="preserve">10.1. Источниковая видимость и медиаслой</w:t>
+      </w:r>
+    </w:p>
+    <w:p>
+      <w:pPr>
+        <w:pStyle w:val="FirstParagraph"/>
       </w:pPr>
       <w:r>
         <w:rPr>
@@ -10933,46 +10960,1205 @@
         <w:t xml:space="preserve">без просмотра записи и ручной верификации спорных случаев.</w:t>
       </w:r>
     </w:p>
+    <w:bookmarkEnd w:id="59"/>
+    <w:bookmarkStart w:id="60" w:name="X3d7cc22571022004121cca708e6e900a893a416"/>
+    <w:p>
+      <w:pPr>
+        <w:pStyle w:val="Heading3"/>
+      </w:pPr>
+      <w:r>
+        <w:t xml:space="preserve">10.2. Дополнительные социальные и жанровые гипотезы</w:t>
+      </w:r>
+    </w:p>
+    <w:p>
+      <w:pPr>
+        <w:pStyle w:val="FirstParagraph"/>
+      </w:pPr>
+      <w:r>
+        <w:rPr>
+          <w:b/>
+          <w:bCs/>
+        </w:rPr>
+        <w:t xml:space="preserve">Н16. Онлайн-формат 2020 г. расширил вход, но не создал устойчивую новую когорту.</w:t>
+      </w:r>
+      <w:r>
+        <w:t xml:space="preserve"> </w:t>
+      </w:r>
+      <w:r>
+        <w:t xml:space="preserve">В 2020 г. в корпус вошли 16 дебютантов; к последующим годам вернулись 8 из них</w:t>
+      </w:r>
+      <w:r>
+        <w:t xml:space="preserve"> </w:t>
+      </w:r>
+      <w:r>
+        <w:t xml:space="preserve">(50.0%). Для дебютантов соседнего периода 2018–2019 и 2021–2022 гг. возвращаемость</w:t>
+      </w:r>
+      <w:r>
+        <w:t xml:space="preserve"> </w:t>
+      </w:r>
+      <w:r>
+        <w:t xml:space="preserve">составляет 20 из 35 (57.1%); различие незначимо (</w:t>
+      </w:r>
+      <m:oMath>
+        <m:r>
+          <m:t>p</m:t>
+        </m:r>
+        <m:r>
+          <m:rPr>
+            <m:sty m:val="p"/>
+          </m:rPr>
+          <m:t>≈</m:t>
+        </m:r>
+        <m:r>
+          <m:t>0.764</m:t>
+        </m:r>
+      </m:oMath>
+      <w:r>
+        <w:t xml:space="preserve">). Следовательно,</w:t>
+      </w:r>
+      <w:r>
+        <w:t xml:space="preserve"> </w:t>
+      </w:r>
+      <w:r>
+        <w:t xml:space="preserve">пандемийный и онлайн-контекст мог облегчить вход, но пока не выглядит механизмом</w:t>
+      </w:r>
+      <w:r>
+        <w:t xml:space="preserve"> </w:t>
+      </w:r>
+      <w:r>
+        <w:t xml:space="preserve">долговременного закрепления новых участников.</w:t>
+      </w:r>
+    </w:p>
     <w:p>
       <w:pPr>
         <w:pStyle w:val="BodyText"/>
       </w:pPr>
       <w:r>
-        <w:t xml:space="preserve">Таким образом, Н11–Н15 расширяют основную аргументацию статьи в сторону критики</w:t>
-      </w:r>
-      <w:r>
-        <w:t xml:space="preserve"> </w:t>
-      </w:r>
-      <w:r>
-        <w:t xml:space="preserve">источника. Они показывают, что корпус содержит не только данные о людях и темах,</w:t>
-      </w:r>
-      <w:r>
-        <w:t xml:space="preserve"> </w:t>
-      </w:r>
-      <w:r>
-        <w:t xml:space="preserve">но и следы разных режимов публичной репрезентации: программы по-разному показывают</w:t>
-      </w:r>
-      <w:r>
-        <w:t xml:space="preserve"> </w:t>
-      </w:r>
-      <w:r>
-        <w:t xml:space="preserve">аффилиации, видеозаписи неравномерно распределяют видимость, а масштаб обобщения</w:t>
-      </w:r>
-      <w:r>
-        <w:t xml:space="preserve"> </w:t>
-      </w:r>
-      <w:r>
-        <w:t xml:space="preserve">доклада зависит от того, читаем ли мы только заголовок или сопоставляем его с</w:t>
-      </w:r>
-      <w:r>
-        <w:t xml:space="preserve"> </w:t>
-      </w:r>
-      <w:r>
-        <w:t xml:space="preserve">медиаконтекстом.</w:t>
-      </w:r>
-    </w:p>
-    <w:bookmarkEnd w:id="59"/>
-    <w:bookmarkStart w:id="60" w:name="заключение"/>
+        <w:rPr>
+          <w:b/>
+          <w:bCs/>
+        </w:rPr>
+        <w:t xml:space="preserve">Н17. Тематическая специализация сама по себе не повышает удержание участника.</w:t>
+      </w:r>
+      <w:r>
+        <w:t xml:space="preserve"> </w:t>
+      </w:r>
+      <w:r>
+        <w:t xml:space="preserve">Первоначальная формулировка предполагала, что возвращаются прежде всего авторы с</w:t>
+      </w:r>
+      <w:r>
+        <w:t xml:space="preserve"> </w:t>
+      </w:r>
+      <w:r>
+        <w:t xml:space="preserve">устойчивой темой. Текущий срез скорее усложняет этот тезис: участники ядра имеют</w:t>
+      </w:r>
+      <w:r>
+        <w:t xml:space="preserve"> </w:t>
+      </w:r>
+      <w:r>
+        <w:t xml:space="preserve">больше тематических рубрик в абсолютном выражении (медиана 3 против 1 у не-ядра),</w:t>
+      </w:r>
+      <w:r>
+        <w:t xml:space="preserve"> </w:t>
+      </w:r>
+      <w:r>
+        <w:t xml:space="preserve">что частично связано с большим числом докладов, а среди повторных участников ядро</w:t>
+      </w:r>
+      <w:r>
+        <w:t xml:space="preserve"> </w:t>
+      </w:r>
+      <w:r>
+        <w:t xml:space="preserve">сохраняет более выраженный профиль доминирующей темы, но не становится тематически</w:t>
+      </w:r>
+      <w:r>
+        <w:t xml:space="preserve"> </w:t>
+      </w:r>
+      <w:r>
+        <w:t xml:space="preserve">однообразным. Поэтому Н17 следует считать не подтвержденной в простой форме: удержание</w:t>
+      </w:r>
+      <w:r>
+        <w:t xml:space="preserve"> </w:t>
+      </w:r>
+      <w:r>
+        <w:t xml:space="preserve">связано не с одной темой, а с сочетанием долговременной специализации и способности</w:t>
+      </w:r>
+      <w:r>
+        <w:t xml:space="preserve"> </w:t>
+      </w:r>
+      <w:r>
+        <w:t xml:space="preserve">переходить между близкими сюжетами.</w:t>
+      </w:r>
+    </w:p>
+    <w:p>
+      <w:pPr>
+        <w:pStyle w:val="BodyText"/>
+      </w:pPr>
+      <w:r>
+        <w:rPr>
+          <w:b/>
+          <w:bCs/>
+        </w:rPr>
+        <w:t xml:space="preserve">Н18. Перекрестные участники не являются универсалами, а переносят между площадками</w:t>
+      </w:r>
+      <w:r>
+        <w:rPr>
+          <w:b/>
+          <w:bCs/>
+        </w:rPr>
+        <w:t xml:space="preserve"> </w:t>
+      </w:r>
+      <w:r>
+        <w:rPr>
+          <w:b/>
+          <w:bCs/>
+        </w:rPr>
+        <w:t xml:space="preserve">собственные тематические траектории.</w:t>
+      </w:r>
+      <w:r>
+        <w:t xml:space="preserve"> </w:t>
+      </w:r>
+      <w:r>
+        <w:t xml:space="preserve">Для 38 участников обеих площадок медианная</w:t>
+      </w:r>
+      <w:r>
+        <w:t xml:space="preserve"> </w:t>
+      </w:r>
+      <w:r>
+        <w:t xml:space="preserve">косинусная близость тематических профилей между Зографом и Рерихом составляет около</w:t>
+      </w:r>
+      <w:r>
+        <w:t xml:space="preserve"> </w:t>
+      </w:r>
+      <w:r>
+        <w:t xml:space="preserve">0.79. При этом совпадение доминирующей крупной рубрики наблюдается не у всех, поскольку</w:t>
+      </w:r>
+      <w:r>
+        <w:t xml:space="preserve"> </w:t>
+      </w:r>
+      <w:r>
+        <w:t xml:space="preserve">часть ранних и зографских докладов попадает в широкую категорию «не классифицировано».</w:t>
+      </w:r>
+      <w:r>
+        <w:t xml:space="preserve"> </w:t>
+      </w:r>
+      <w:r>
+        <w:t xml:space="preserve">Гипотеза поэтому предварительно поддержана на уровне близости профилей, но нуждается</w:t>
+      </w:r>
+      <w:r>
+        <w:t xml:space="preserve"> </w:t>
+      </w:r>
+      <w:r>
+        <w:t xml:space="preserve">в проверке на более детальной тематической сетке.</w:t>
+      </w:r>
+    </w:p>
+    <w:p>
+      <w:pPr>
+        <w:pStyle w:val="BodyText"/>
+      </w:pPr>
+      <w:r>
+        <w:rPr>
+          <w:b/>
+          <w:bCs/>
+        </w:rPr>
+        <w:t xml:space="preserve">Н19. Рериховские чтения сильнее завязаны на институциональную преемственность,</w:t>
+      </w:r>
+      <w:r>
+        <w:rPr>
+          <w:b/>
+          <w:bCs/>
+        </w:rPr>
+        <w:t xml:space="preserve"> </w:t>
+      </w:r>
+      <w:r>
+        <w:rPr>
+          <w:b/>
+          <w:bCs/>
+        </w:rPr>
+        <w:t xml:space="preserve">а Зографские – на персональную и городскую видимость.</w:t>
+      </w:r>
+      <w:r>
+        <w:t xml:space="preserve"> </w:t>
+      </w:r>
+      <w:r>
+        <w:t xml:space="preserve">Эта гипотеза объединяет</w:t>
+      </w:r>
+      <w:r>
+        <w:t xml:space="preserve"> </w:t>
+      </w:r>
+      <w:r>
+        <w:t xml:space="preserve">результаты Н11 и институционального раздела: Рериховские программы чаще показывают</w:t>
+      </w:r>
+      <w:r>
+        <w:t xml:space="preserve"> </w:t>
+      </w:r>
+      <w:r>
+        <w:t xml:space="preserve">организации, тогда как Зографские почти всегда публикуют город. Следовательно,</w:t>
+      </w:r>
+      <w:r>
+        <w:t xml:space="preserve"> </w:t>
+      </w:r>
+      <w:r>
+        <w:t xml:space="preserve">сравниваются не только две конференции, но и два режима публичного представления</w:t>
+      </w:r>
+      <w:r>
+        <w:t xml:space="preserve"> </w:t>
+      </w:r>
+      <w:r>
+        <w:t xml:space="preserve">академической принадлежности: институциональный и персонально-городской.</w:t>
+      </w:r>
+    </w:p>
+    <w:p>
+      <w:pPr>
+        <w:pStyle w:val="BodyText"/>
+      </w:pPr>
+      <w:r>
+        <w:rPr>
+          <w:b/>
+          <w:bCs/>
+        </w:rPr>
+        <w:t xml:space="preserve">Н20. Высокая доля микрокейсового уровня связана с низкой межавторской интеграцией</w:t>
+      </w:r>
+      <w:r>
+        <w:rPr>
+          <w:b/>
+          <w:bCs/>
+        </w:rPr>
+        <w:t xml:space="preserve"> </w:t>
+      </w:r>
+      <w:r>
+        <w:rPr>
+          <w:b/>
+          <w:bCs/>
+        </w:rPr>
+        <w:t xml:space="preserve">поля.</w:t>
+      </w:r>
+      <w:r>
+        <w:t xml:space="preserve"> </w:t>
+      </w:r>
+      <w:r>
+        <w:t xml:space="preserve">Более 99% докладов остаются индивидуальными, а 95.2% уникальных докладов</w:t>
+      </w:r>
+      <w:r>
+        <w:t xml:space="preserve"> </w:t>
+      </w:r>
+      <w:r>
+        <w:t xml:space="preserve">относятся к уровню G1. Прямая причинная связь между этими признаками не доказана:</w:t>
+      </w:r>
+      <w:r>
+        <w:t xml:space="preserve"> </w:t>
+      </w:r>
+      <w:r>
+        <w:t xml:space="preserve">и микрокейсовость, и индивидуальное авторство могут быть независимыми следствиями</w:t>
+      </w:r>
+      <w:r>
+        <w:t xml:space="preserve"> </w:t>
+      </w:r>
+      <w:r>
+        <w:t xml:space="preserve">гуманитарного жанра. Но вместе они задают проверяемую модель поля как совокупности</w:t>
+      </w:r>
+      <w:r>
+        <w:t xml:space="preserve"> </w:t>
+      </w:r>
+      <w:r>
+        <w:t xml:space="preserve">индивидуальных источниковедческих траекторий, а не коллективных исследовательских</w:t>
+      </w:r>
+      <w:r>
+        <w:t xml:space="preserve"> </w:t>
+      </w:r>
+      <w:r>
+        <w:t xml:space="preserve">программ.</w:t>
+      </w:r>
+    </w:p>
+    <w:p>
+      <w:pPr>
+        <w:pStyle w:val="BodyText"/>
+      </w:pPr>
+      <w:r>
+        <w:rPr>
+          <w:b/>
+          <w:bCs/>
+        </w:rPr>
+        <w:t xml:space="preserve">Н21. Ядро не обязательно более тематически закрыто, чем периферия.</w:t>
+      </w:r>
+      <w:r>
+        <w:t xml:space="preserve"> </w:t>
+      </w:r>
+      <w:r>
+        <w:t xml:space="preserve">На грубом</w:t>
+      </w:r>
+      <w:r>
+        <w:t xml:space="preserve"> </w:t>
+      </w:r>
+      <w:r>
+        <w:t xml:space="preserve">уровне ядро имеет больше тематических рубрик, потому что чаще выступает. При сравнении</w:t>
+      </w:r>
+      <w:r>
+        <w:t xml:space="preserve"> </w:t>
+      </w:r>
+      <w:r>
+        <w:t xml:space="preserve">только повторных участников ядро показывает не полную монотематичность, а устойчивое</w:t>
+      </w:r>
+      <w:r>
+        <w:t xml:space="preserve"> </w:t>
+      </w:r>
+      <w:r>
+        <w:t xml:space="preserve">возвращение к нескольким близким направлениям. Поэтому Н21 важна как корректирующая:</w:t>
+      </w:r>
+      <w:r>
+        <w:t xml:space="preserve"> </w:t>
+      </w:r>
+      <w:r>
+        <w:t xml:space="preserve">«ядро» нельзя автоматически отождествлять с тематической закрытостью; оно скорее</w:t>
+      </w:r>
+      <w:r>
+        <w:t xml:space="preserve"> </w:t>
+      </w:r>
+      <w:r>
+        <w:t xml:space="preserve">обладает большей емкостью и более длинной траекторией.</w:t>
+      </w:r>
+    </w:p>
+    <w:p>
+      <w:pPr>
+        <w:pStyle w:val="BodyText"/>
+      </w:pPr>
+      <w:r>
+        <w:rPr>
+          <w:b/>
+          <w:bCs/>
+        </w:rPr>
+        <w:t xml:space="preserve">Н22. Новички чаще входят через современные или колониальные сюжеты, но не через</w:t>
+      </w:r>
+      <w:r>
+        <w:rPr>
+          <w:b/>
+          <w:bCs/>
+        </w:rPr>
+        <w:t xml:space="preserve"> </w:t>
+      </w:r>
+      <w:r>
+        <w:rPr>
+          <w:b/>
+          <w:bCs/>
+        </w:rPr>
+        <w:t xml:space="preserve">прикладные темы.</w:t>
+      </w:r>
+      <w:r>
+        <w:t xml:space="preserve"> </w:t>
+      </w:r>
+      <w:r>
+        <w:t xml:space="preserve">На уровне авторских участий современные/колониальные темы</w:t>
+      </w:r>
+      <w:r>
+        <w:t xml:space="preserve"> </w:t>
+      </w:r>
+      <w:r>
+        <w:t xml:space="preserve">составляют 21.8% дебютных докладов против 15.8% повторных (</w:t>
+      </w:r>
+      <m:oMath>
+        <m:r>
+          <m:t>p</m:t>
+        </m:r>
+        <m:r>
+          <m:rPr>
+            <m:sty m:val="p"/>
+          </m:rPr>
+          <m:t>≈</m:t>
+        </m:r>
+        <m:r>
+          <m:t>0.0505</m:t>
+        </m:r>
+      </m:oMath>
+      <w:r>
+        <w:t xml:space="preserve">),</w:t>
+      </w:r>
+      <w:r>
+        <w:t xml:space="preserve"> </w:t>
+      </w:r>
+      <w:r>
+        <w:t xml:space="preserve">то есть эффект находится на границе значимости. Прикладные и методологические</w:t>
+      </w:r>
+      <w:r>
+        <w:t xml:space="preserve"> </w:t>
+      </w:r>
+      <w:r>
+        <w:t xml:space="preserve">доклады, напротив, не чаще встречаются у дебютантов (5.0% против 7.5%,</w:t>
+      </w:r>
+      <w:r>
+        <w:t xml:space="preserve"> </w:t>
+      </w:r>
+      <m:oMath>
+        <m:r>
+          <m:t>p</m:t>
+        </m:r>
+        <m:r>
+          <m:rPr>
+            <m:sty m:val="p"/>
+          </m:rPr>
+          <m:t>≈</m:t>
+        </m:r>
+        <m:r>
+          <m:t>0.222</m:t>
+        </m:r>
+      </m:oMath>
+      <w:r>
+        <w:t xml:space="preserve">). Поэтому Н22 подтверждается только в части современно-колониального входа,</w:t>
+      </w:r>
+      <w:r>
+        <w:t xml:space="preserve"> </w:t>
+      </w:r>
+      <w:r>
+        <w:t xml:space="preserve">но не как общий «прикладной» канал.</w:t>
+      </w:r>
+    </w:p>
+    <w:p>
+      <w:pPr>
+        <w:pStyle w:val="BodyText"/>
+      </w:pPr>
+      <w:r>
+        <w:rPr>
+          <w:b/>
+          <w:bCs/>
+        </w:rPr>
+        <w:t xml:space="preserve">Н23. Возможные гендерные различия в удержании и тематических нишах пока не</w:t>
+      </w:r>
+      <w:r>
+        <w:rPr>
+          <w:b/>
+          <w:bCs/>
+        </w:rPr>
+        <w:t xml:space="preserve"> </w:t>
+      </w:r>
+      <w:r>
+        <w:rPr>
+          <w:b/>
+          <w:bCs/>
+        </w:rPr>
+        <w:t xml:space="preserve">проверяются корректно.</w:t>
+      </w:r>
+      <w:r>
+        <w:t xml:space="preserve"> </w:t>
+      </w:r>
+      <w:r>
+        <w:t xml:space="preserve">В текущей базе нет надежного верифицированного поля пола</w:t>
+      </w:r>
+      <w:r>
+        <w:t xml:space="preserve"> </w:t>
+      </w:r>
+      <w:r>
+        <w:t xml:space="preserve">или гендера участника. Следовательно, эта гипотеза сохраняется как потенциально</w:t>
+      </w:r>
+      <w:r>
+        <w:t xml:space="preserve"> </w:t>
+      </w:r>
+      <w:r>
+        <w:t xml:space="preserve">важная для будущего исследования, но не включается в доказательную часть без</w:t>
+      </w:r>
+      <w:r>
+        <w:t xml:space="preserve"> </w:t>
+      </w:r>
+      <w:r>
+        <w:t xml:space="preserve">отдельного этически и источниковедчески аккуратного слоя разметки.</w:t>
+      </w:r>
+    </w:p>
+    <w:p>
+      <w:pPr>
+        <w:pStyle w:val="BodyText"/>
+      </w:pPr>
+      <w:r>
+        <w:rPr>
+          <w:b/>
+          <w:bCs/>
+        </w:rPr>
+        <w:t xml:space="preserve">Н24. Жанр заголовка меняется после 2020 г., но не как простой линейный рост длины.</w:t>
+      </w:r>
+      <w:r>
+        <w:t xml:space="preserve"> </w:t>
+      </w:r>
+      <w:r>
+        <w:t xml:space="preserve">Медиана длины названия остается около 8 слов, однако после 2023 г. растет средняя</w:t>
+      </w:r>
+      <w:r>
+        <w:t xml:space="preserve"> </w:t>
+      </w:r>
+      <w:r>
+        <w:t xml:space="preserve">длина (до 10.3 слова) и доля названий с двоеточием (25.5%). При этом общий</w:t>
+      </w:r>
+      <w:r>
+        <w:t xml:space="preserve"> </w:t>
+      </w:r>
+      <w:r>
+        <w:t xml:space="preserve">монотонный тренд по годам неоднозначен. Поэтому корректная формулировка Н24: в</w:t>
+      </w:r>
+      <w:r>
+        <w:t xml:space="preserve"> </w:t>
+      </w:r>
+      <w:r>
+        <w:t xml:space="preserve">новейшем слое заметно усиливается объяснительный и подзаголовочный жанр названия,</w:t>
+      </w:r>
+      <w:r>
+        <w:t xml:space="preserve"> </w:t>
+      </w:r>
+      <w:r>
+        <w:t xml:space="preserve">но это не сводится к простому ежегодному удлинению всех заголовков.</w:t>
+      </w:r>
+    </w:p>
+    <w:p>
+      <w:pPr>
+        <w:pStyle w:val="BodyText"/>
+      </w:pPr>
+      <w:r>
+        <w:rPr>
+          <w:b/>
+          <w:bCs/>
+        </w:rPr>
+        <w:t xml:space="preserve">Н25. Видеоархив усиливает видимость технически доступных годов и слабо связан с</w:t>
+      </w:r>
+      <w:r>
+        <w:rPr>
+          <w:b/>
+          <w:bCs/>
+        </w:rPr>
+        <w:t xml:space="preserve"> </w:t>
+      </w:r>
+      <w:r>
+        <w:rPr>
+          <w:b/>
+          <w:bCs/>
+        </w:rPr>
+        <w:t xml:space="preserve">центральностью участника.</w:t>
+      </w:r>
+      <w:r>
+        <w:t xml:space="preserve"> </w:t>
+      </w:r>
+      <w:r>
+        <w:t xml:space="preserve">Прямые видеоссылки есть у 82 докладов; доля видео у</w:t>
+      </w:r>
+      <w:r>
+        <w:t xml:space="preserve"> </w:t>
+      </w:r>
+      <w:r>
+        <w:t xml:space="preserve">докладов ядра (9.0%) почти не отличается от не-ядра (9.5%), а у перекрестных</w:t>
+      </w:r>
+      <w:r>
+        <w:t xml:space="preserve"> </w:t>
+      </w:r>
+      <w:r>
+        <w:t xml:space="preserve">участников (8.2%) – от одноплощадочных (9.8%). Значит YouTube-покрытие отражает</w:t>
+      </w:r>
+      <w:r>
+        <w:t xml:space="preserve"> </w:t>
+      </w:r>
+      <w:r>
+        <w:t xml:space="preserve">не столько статус автора, сколько год, режим записи и последующую публикацию</w:t>
+      </w:r>
+      <w:r>
+        <w:t xml:space="preserve"> </w:t>
+      </w:r>
+      <w:r>
+        <w:t xml:space="preserve">материалов.</w:t>
+      </w:r>
+    </w:p>
+    <w:bookmarkEnd w:id="60"/>
+    <w:bookmarkStart w:id="61" w:name="X520e2aba90629ba133a201935eafe38e2634f9f"/>
+    <w:p>
+      <w:pPr>
+        <w:pStyle w:val="Heading3"/>
+      </w:pPr>
+      <w:r>
+        <w:t xml:space="preserve">10.3. Гумилевская шкала как ось масштаба обобщения</w:t>
+      </w:r>
+    </w:p>
+    <w:p>
+      <w:pPr>
+        <w:pStyle w:val="FirstParagraph"/>
+      </w:pPr>
+      <w:r>
+        <w:rPr>
+          <w:b/>
+          <w:bCs/>
+        </w:rPr>
+        <w:t xml:space="preserve">Н26. Российская конференционная индология устроена как культура микрокейса.</w:t>
+      </w:r>
+      <w:r>
+        <w:t xml:space="preserve"> </w:t>
+      </w:r>
+      <w:r>
+        <w:t xml:space="preserve">Это самый сильный результат гумилевской шкалы: из 895 уникальных докладов 852</w:t>
+      </w:r>
+      <w:r>
+        <w:t xml:space="preserve"> </w:t>
+      </w:r>
+      <w:r>
+        <w:t xml:space="preserve">(95.2%) относятся к G1, то есть к уровню отдельного текста, автора, источника,</w:t>
+      </w:r>
+      <w:r>
+        <w:t xml:space="preserve"> </w:t>
+      </w:r>
+      <w:r>
+        <w:t xml:space="preserve">термина или локального сюжета. G2 включает 37 докладов, G3 – только 6. Поэтому</w:t>
+      </w:r>
+      <w:r>
+        <w:t xml:space="preserve"> </w:t>
+      </w:r>
+      <w:r>
+        <w:t xml:space="preserve">микрокейс в данном корпусе не маргинален, а является нормой жанра.</w:t>
+      </w:r>
+    </w:p>
+    <w:p>
+      <w:pPr>
+        <w:pStyle w:val="BodyText"/>
+      </w:pPr>
+      <w:r>
+        <w:rPr>
+          <w:b/>
+          <w:bCs/>
+        </w:rPr>
+        <w:t xml:space="preserve">Н27. «Мостовые» участники не являются макрообобщающими синтетиками.</w:t>
+      </w:r>
+      <w:r>
+        <w:t xml:space="preserve"> </w:t>
+      </w:r>
+      <w:r>
+        <w:t xml:space="preserve">У авторов</w:t>
+      </w:r>
+      <w:r>
+        <w:t xml:space="preserve"> </w:t>
+      </w:r>
+      <w:r>
+        <w:t xml:space="preserve">перекрестной когорты доля G2/G3 составляет лишь 2.3%, тогда как у участников,</w:t>
+      </w:r>
+      <w:r>
+        <w:t xml:space="preserve"> </w:t>
+      </w:r>
+      <w:r>
+        <w:t xml:space="preserve">видимых только на одной площадке, – 6.5%; различие предварительно значимо</w:t>
+      </w:r>
+      <w:r>
+        <w:t xml:space="preserve"> </w:t>
+      </w:r>
+      <w:r>
+        <w:t xml:space="preserve">(</w:t>
+      </w:r>
+      <m:oMath>
+        <m:r>
+          <m:t>p</m:t>
+        </m:r>
+        <m:r>
+          <m:rPr>
+            <m:sty m:val="p"/>
+          </m:rPr>
+          <m:t>≈</m:t>
+        </m:r>
+        <m:r>
+          <m:t>0.0037</m:t>
+        </m:r>
+      </m:oMath>
+      <w:r>
+        <w:t xml:space="preserve">). Это важный результат: посредники между площадками связывают</w:t>
+      </w:r>
+      <w:r>
+        <w:t xml:space="preserve"> </w:t>
+      </w:r>
+      <w:r>
+        <w:t xml:space="preserve">поле не за счет больших цивилизационных синтезов, а за счет устойчивых частных</w:t>
+      </w:r>
+      <w:r>
+        <w:t xml:space="preserve"> </w:t>
+      </w:r>
+      <w:r>
+        <w:t xml:space="preserve">специализаций.</w:t>
+      </w:r>
+    </w:p>
+    <w:p>
+      <w:pPr>
+        <w:pStyle w:val="BodyText"/>
+      </w:pPr>
+      <w:r>
+        <w:rPr>
+          <w:b/>
+          <w:bCs/>
+        </w:rPr>
+        <w:t xml:space="preserve">Н28. Зографские чтения чуть терпимее к обобщающим докладам, чем Рериховские,</w:t>
+      </w:r>
+      <w:r>
+        <w:rPr>
+          <w:b/>
+          <w:bCs/>
+        </w:rPr>
+        <w:t xml:space="preserve"> </w:t>
+      </w:r>
+      <w:r>
+        <w:rPr>
+          <w:b/>
+          <w:bCs/>
+        </w:rPr>
+        <w:t xml:space="preserve">но эффект слабый.</w:t>
+      </w:r>
+      <w:r>
+        <w:t xml:space="preserve"> </w:t>
+      </w:r>
+      <w:r>
+        <w:t xml:space="preserve">Доля G2/G3 на Зографе составляет 31 из 540 докладов (5.7%),</w:t>
+      </w:r>
+      <w:r>
+        <w:t xml:space="preserve"> </w:t>
+      </w:r>
+      <w:r>
+        <w:t xml:space="preserve">на Рериховских – 12 из 355 (3.4%); точный тест дает</w:t>
+      </w:r>
+      <w:r>
+        <w:t xml:space="preserve"> </w:t>
+      </w:r>
+      <m:oMath>
+        <m:r>
+          <m:t>p</m:t>
+        </m:r>
+        <m:r>
+          <m:rPr>
+            <m:sty m:val="p"/>
+          </m:rPr>
+          <m:t>≈</m:t>
+        </m:r>
+        <m:r>
+          <m:t>0.113</m:t>
+        </m:r>
+      </m:oMath>
+      <w:r>
+        <w:t xml:space="preserve">. Это</w:t>
+      </w:r>
+      <w:r>
+        <w:t xml:space="preserve"> </w:t>
+      </w:r>
+      <w:r>
+        <w:t xml:space="preserve">направление различия согласуется с образом Зографа как более широкой площадки, но</w:t>
+      </w:r>
+      <w:r>
+        <w:t xml:space="preserve"> </w:t>
+      </w:r>
+      <w:r>
+        <w:t xml:space="preserve">пока не должно трактоваться как доказанный институциональный фильтр.</w:t>
+      </w:r>
+    </w:p>
+    <w:p>
+      <w:pPr>
+        <w:pStyle w:val="BodyText"/>
+      </w:pPr>
+      <w:r>
+        <w:rPr>
+          <w:b/>
+          <w:bCs/>
+        </w:rPr>
+        <w:t xml:space="preserve">Н29. Рост обобщающих докладов не является линейным историческим трендом.</w:t>
+      </w:r>
+      <w:r>
+        <w:t xml:space="preserve"> </w:t>
+      </w:r>
+      <w:r>
+        <w:t xml:space="preserve">Доля</w:t>
+      </w:r>
+      <w:r>
+        <w:t xml:space="preserve"> </w:t>
+      </w:r>
+      <w:r>
+        <w:t xml:space="preserve">G2/G3 по периодам меняется от 2.8% в 2004–2010 гг. до 4.0% в 2011–2017 гг.,</w:t>
+      </w:r>
+      <w:r>
+        <w:t xml:space="preserve"> </w:t>
+      </w:r>
+      <w:r>
+        <w:t xml:space="preserve">5.7% в 2018–2022 гг. и 4.7% в 2023–2026 гг. Есть умеренный всплеск в среднем</w:t>
+      </w:r>
+      <w:r>
+        <w:t xml:space="preserve"> </w:t>
+      </w:r>
+      <w:r>
+        <w:t xml:space="preserve">периоде, но нет устойчивого движения от микрокейсов к макросинтезу.</w:t>
+      </w:r>
+    </w:p>
+    <w:p>
+      <w:pPr>
+        <w:pStyle w:val="BodyText"/>
+      </w:pPr>
+      <w:r>
+        <w:rPr>
+          <w:b/>
+          <w:bCs/>
+        </w:rPr>
+        <w:t xml:space="preserve">Н30. Видеоархив усиливает видимость микрокейсов, а не синтетических докладов.</w:t>
+      </w:r>
+      <w:r>
+        <w:t xml:space="preserve"> </w:t>
+      </w:r>
+      <w:r>
+        <w:t xml:space="preserve">Среди 82 докладов с прямыми видеоссылками 81 относится к G1, один – к G2 и ни</w:t>
+      </w:r>
+      <w:r>
+        <w:t xml:space="preserve"> </w:t>
+      </w:r>
+      <w:r>
+        <w:t xml:space="preserve">один – к G3. Это не доказывает, что синтетические доклады не записываются, но</w:t>
+      </w:r>
+      <w:r>
+        <w:t xml:space="preserve"> </w:t>
+      </w:r>
+      <w:r>
+        <w:t xml:space="preserve">показывает: доступный медиаслой почти полностью микрокейсовый и потому не является</w:t>
+      </w:r>
+      <w:r>
+        <w:t xml:space="preserve"> </w:t>
+      </w:r>
+      <w:r>
+        <w:t xml:space="preserve">хорошим источником для изучения макрообобщающих жанров.</w:t>
+      </w:r>
+    </w:p>
+    <w:p>
+      <w:pPr>
+        <w:pStyle w:val="BodyText"/>
+      </w:pPr>
+      <w:r>
+        <w:rPr>
+          <w:b/>
+          <w:bCs/>
+        </w:rPr>
+        <w:t xml:space="preserve">Н31. G3-доклады образуют редкий жанр программного или цивилизационного</w:t>
+      </w:r>
+      <w:r>
+        <w:rPr>
+          <w:b/>
+          <w:bCs/>
+        </w:rPr>
+        <w:t xml:space="preserve"> </w:t>
+      </w:r>
+      <w:r>
+        <w:rPr>
+          <w:b/>
+          <w:bCs/>
+        </w:rPr>
+        <w:t xml:space="preserve">высказывания.</w:t>
+      </w:r>
+      <w:r>
+        <w:t xml:space="preserve"> </w:t>
+      </w:r>
+      <w:r>
+        <w:t xml:space="preserve">В корпусе всего шесть G3-докладов: о моделях христианского и</w:t>
+      </w:r>
+      <w:r>
+        <w:t xml:space="preserve"> </w:t>
+      </w:r>
+      <w:r>
+        <w:t xml:space="preserve">индо-буддийского времени, мифологиях северных мунда, южноазиатско-африканских</w:t>
+      </w:r>
+      <w:r>
+        <w:t xml:space="preserve"> </w:t>
+      </w:r>
+      <w:r>
+        <w:t xml:space="preserve">связях, индийской эпистемической культуре и Западе, «фейковой индологии» и</w:t>
+      </w:r>
+      <w:r>
+        <w:t xml:space="preserve"> </w:t>
+      </w:r>
+      <w:r>
+        <w:t xml:space="preserve">цивилизационной демаркации Восток–Запад. Их следует анализировать качественно</w:t>
+      </w:r>
+      <w:r>
+        <w:t xml:space="preserve"> </w:t>
+      </w:r>
+      <w:r>
+        <w:t xml:space="preserve">как особый жанр «большой рамки», а не как статистически массовое явление.</w:t>
+      </w:r>
+    </w:p>
+    <w:p>
+      <w:pPr>
+        <w:pStyle w:val="BodyText"/>
+      </w:pPr>
+      <w:r>
+        <w:rPr>
+          <w:b/>
+          <w:bCs/>
+        </w:rPr>
+        <w:t xml:space="preserve">Н32. Ядро не производит больше макрообобщений, чем периферия.</w:t>
+      </w:r>
+      <w:r>
+        <w:t xml:space="preserve"> </w:t>
+      </w:r>
+      <w:r>
+        <w:t xml:space="preserve">У докладов,</w:t>
+      </w:r>
+      <w:r>
+        <w:t xml:space="preserve"> </w:t>
+      </w:r>
+      <w:r>
+        <w:t xml:space="preserve">связанных с авторами ядра, G2/G3 составляет 28 из 653 (4.3%), у периферии – 15</w:t>
+      </w:r>
+      <w:r>
+        <w:t xml:space="preserve"> </w:t>
+      </w:r>
+      <w:r>
+        <w:t xml:space="preserve">из 242 (6.2%); различие незначимо (</w:t>
+      </w:r>
+      <m:oMath>
+        <m:r>
+          <m:t>p</m:t>
+        </m:r>
+        <m:r>
+          <m:rPr>
+            <m:sty m:val="p"/>
+          </m:rPr>
+          <m:t>≈</m:t>
+        </m:r>
+        <m:r>
+          <m:t>0.290</m:t>
+        </m:r>
+      </m:oMath>
+      <w:r>
+        <w:t xml:space="preserve">). Это не поддерживает</w:t>
+      </w:r>
+      <w:r>
+        <w:t xml:space="preserve"> </w:t>
+      </w:r>
+      <w:r>
+        <w:t xml:space="preserve">интуицию, что накопленный статус автоматически ведет к более широкому масштабу</w:t>
+      </w:r>
+      <w:r>
+        <w:t xml:space="preserve"> </w:t>
+      </w:r>
+      <w:r>
+        <w:t xml:space="preserve">обобщения.</w:t>
+      </w:r>
+    </w:p>
+    <w:p>
+      <w:pPr>
+        <w:pStyle w:val="BodyText"/>
+      </w:pPr>
+      <w:r>
+        <w:rPr>
+          <w:b/>
+          <w:bCs/>
+        </w:rPr>
+        <w:t xml:space="preserve">Н33. Дебютанты не входят через более узкие темы, чем повторные участники.</w:t>
+      </w:r>
+      <w:r>
+        <w:t xml:space="preserve"> </w:t>
+      </w:r>
+      <w:r>
+        <w:t xml:space="preserve">Среди</w:t>
+      </w:r>
+      <w:r>
+        <w:t xml:space="preserve"> </w:t>
+      </w:r>
+      <w:r>
+        <w:t xml:space="preserve">дебютных докладов G2/G3 составляет 10 из 174 (5.7%), среди повторных – 33 из 721</w:t>
+      </w:r>
+      <w:r>
+        <w:t xml:space="preserve"> </w:t>
+      </w:r>
+      <w:r>
+        <w:t xml:space="preserve">(4.6%); различие незначимо (</w:t>
+      </w:r>
+      <m:oMath>
+        <m:r>
+          <m:t>p</m:t>
+        </m:r>
+        <m:r>
+          <m:rPr>
+            <m:sty m:val="p"/>
+          </m:rPr>
+          <m:t>≈</m:t>
+        </m:r>
+        <m:r>
+          <m:t>0.553</m:t>
+        </m:r>
+      </m:oMath>
+      <w:r>
+        <w:t xml:space="preserve">). Следовательно, микрокейсовость не</w:t>
+      </w:r>
+      <w:r>
+        <w:t xml:space="preserve"> </w:t>
+      </w:r>
+      <w:r>
+        <w:t xml:space="preserve">является особым входным барьером для новичков: она задает общий стиль поля.</w:t>
+      </w:r>
+    </w:p>
+    <w:p>
+      <w:pPr>
+        <w:pStyle w:val="BodyText"/>
+      </w:pPr>
+      <w:r>
+        <w:rPr>
+          <w:b/>
+          <w:bCs/>
+        </w:rPr>
+        <w:t xml:space="preserve">Н34. Дисциплины различаются по допустимому масштабу обобщения.</w:t>
+      </w:r>
+      <w:r>
+        <w:t xml:space="preserve"> </w:t>
+      </w:r>
+      <w:r>
+        <w:t xml:space="preserve">На текущей</w:t>
+      </w:r>
+      <w:r>
+        <w:t xml:space="preserve"> </w:t>
+      </w:r>
+      <w:r>
+        <w:t xml:space="preserve">крупной тематической сетке лингвистика/филология почти полностью микрокейсова</w:t>
+      </w:r>
+      <w:r>
+        <w:t xml:space="preserve"> </w:t>
+      </w:r>
+      <w:r>
+        <w:t xml:space="preserve">(G1 – 124 из 125 докладов), тогда как история культуры и неклассифицированные</w:t>
+      </w:r>
+      <w:r>
+        <w:t xml:space="preserve"> </w:t>
+      </w:r>
+      <w:r>
+        <w:t xml:space="preserve">междисциплинарные сюжеты чаще дают G2. Литература содержит три из шести G3-докладов.</w:t>
+      </w:r>
+      <w:r>
+        <w:t xml:space="preserve"> </w:t>
+      </w:r>
+      <w:r>
+        <w:t xml:space="preserve">Эта гипотеза требует дальнейшей проверки на более детальных подрубриках, но уже</w:t>
+      </w:r>
+      <w:r>
+        <w:t xml:space="preserve"> </w:t>
+      </w:r>
+      <w:r>
+        <w:t xml:space="preserve">показывает, что масштаб обобщения зависит от дисциплинарного жанра.</w:t>
+      </w:r>
+    </w:p>
+    <w:p>
+      <w:pPr>
+        <w:pStyle w:val="BodyText"/>
+      </w:pPr>
+      <w:r>
+        <w:rPr>
+          <w:b/>
+          <w:bCs/>
+        </w:rPr>
+        <w:t xml:space="preserve">Н35. Обобщающие доклады допускаются прежде всего как голос старшего поколения,</w:t>
+      </w:r>
+      <w:r>
+        <w:rPr>
+          <w:b/>
+          <w:bCs/>
+        </w:rPr>
+        <w:t xml:space="preserve"> </w:t>
+      </w:r>
+      <w:r>
+        <w:rPr>
+          <w:b/>
+          <w:bCs/>
+        </w:rPr>
+        <w:t xml:space="preserve">особенно на уровне G3.</w:t>
+      </w:r>
+      <w:r>
+        <w:t xml:space="preserve"> </w:t>
+      </w:r>
+      <w:r>
+        <w:t xml:space="preserve">Для всех G2/G3 вместе возрастной эффект умеренный: медиана</w:t>
+      </w:r>
+      <w:r>
+        <w:t xml:space="preserve"> </w:t>
+      </w:r>
+      <w:r>
+        <w:t xml:space="preserve">возраста авторского участия составляет 50 лет против 45 лет у G1, а тест Манна–Уитни</w:t>
+      </w:r>
+      <w:r>
+        <w:t xml:space="preserve"> </w:t>
+      </w:r>
+      <w:r>
+        <w:t xml:space="preserve">дает лишь тенденцию (</w:t>
+      </w:r>
+      <m:oMath>
+        <m:r>
+          <m:t>p</m:t>
+        </m:r>
+        <m:r>
+          <m:rPr>
+            <m:sty m:val="p"/>
+          </m:rPr>
+          <m:t>≈</m:t>
+        </m:r>
+        <m:r>
+          <m:t>0.066</m:t>
+        </m:r>
+      </m:oMath>
+      <w:r>
+        <w:t xml:space="preserve">). Но для редкого уровня G3 картина сильнее:</w:t>
+      </w:r>
+      <w:r>
+        <w:t xml:space="preserve"> </w:t>
+      </w:r>
+      <w:r>
+        <w:t xml:space="preserve">медианный возраст автора – 66 лет, 4 из 6 G3-докладов сделаны участниками старше</w:t>
+      </w:r>
+      <w:r>
+        <w:t xml:space="preserve"> </w:t>
+      </w:r>
+      <w:r>
+        <w:t xml:space="preserve">60 лет. Поэтому гипотеза формулируется так: широкое цивилизационное обобщение не</w:t>
+      </w:r>
+      <w:r>
+        <w:t xml:space="preserve"> </w:t>
+      </w:r>
+      <w:r>
+        <w:t xml:space="preserve">запрещено полностью, но в наблюдаемом корпусе оно появляется главным образом как</w:t>
+      </w:r>
+      <w:r>
+        <w:t xml:space="preserve"> </w:t>
+      </w:r>
+      <w:r>
+        <w:t xml:space="preserve">жанр признанного старшего или уже авторитетного голоса, тогда как базовой нормой</w:t>
+      </w:r>
+      <w:r>
+        <w:t xml:space="preserve"> </w:t>
+      </w:r>
+      <w:r>
+        <w:t xml:space="preserve">для поля остается микрокейс.</w:t>
+      </w:r>
+    </w:p>
+    <w:p>
+      <w:pPr>
+        <w:pStyle w:val="BodyText"/>
+      </w:pPr>
+      <w:r>
+        <w:t xml:space="preserve">Таким образом, Н11–Н35 расширяют основную аргументацию статьи в сторону критики</w:t>
+      </w:r>
+      <w:r>
+        <w:t xml:space="preserve"> </w:t>
+      </w:r>
+      <w:r>
+        <w:t xml:space="preserve">источника и жанра. Они показывают, что корпус содержит не только данные о людях и</w:t>
+      </w:r>
+      <w:r>
+        <w:t xml:space="preserve"> </w:t>
+      </w:r>
+      <w:r>
+        <w:t xml:space="preserve">темах, но и следы разных режимов публичной репрезентации: программы по-разному</w:t>
+      </w:r>
+      <w:r>
+        <w:t xml:space="preserve"> </w:t>
+      </w:r>
+      <w:r>
+        <w:t xml:space="preserve">показывают аффилиации, видеозаписи неравномерно распределяют видимость, микрокейсы</w:t>
+      </w:r>
+      <w:r>
+        <w:t xml:space="preserve"> </w:t>
+      </w:r>
+      <w:r>
+        <w:t xml:space="preserve">являются нормативным форматом доклада, а редкие обобщения чаще связаны с особым</w:t>
+      </w:r>
+      <w:r>
+        <w:t xml:space="preserve"> </w:t>
+      </w:r>
+      <w:r>
+        <w:t xml:space="preserve">статусом, дисциплиной и поколенческой позицией автора.</w:t>
+      </w:r>
+    </w:p>
+    <w:bookmarkEnd w:id="61"/>
+    <w:bookmarkEnd w:id="62"/>
+    <w:bookmarkStart w:id="63" w:name="заключение"/>
     <w:p>
       <w:pPr>
         <w:pStyle w:val="Heading2"/>
@@ -10986,7 +12172,7 @@
         <w:pStyle w:val="FirstParagraph"/>
       </w:pPr>
       <w:r>
-        <w:t xml:space="preserve">Главные выводы настоящего исследования можно резюмировать в шестнадцати пунктах.</w:t>
+        <w:t xml:space="preserve">Главные выводы настоящего исследования можно резюмировать в двадцати пунктах.</w:t>
       </w:r>
     </w:p>
     <w:p>
@@ -11667,6 +12853,94 @@
     </w:p>
     <w:p>
       <w:pPr>
+        <w:pStyle w:val="Compact"/>
+        <w:numPr>
+          <w:ilvl w:val="0"/>
+          <w:numId w:val="1007"/>
+        </w:numPr>
+      </w:pPr>
+      <w:r>
+        <w:rPr>
+          <w:b/>
+          <w:bCs/>
+        </w:rPr>
+        <w:t xml:space="preserve">Онлайн-эпизод 2020 г. не создал отдельной устойчивой когорты.</w:t>
+      </w:r>
+      <w:r>
+        <w:t xml:space="preserve"> </w:t>
+      </w:r>
+      <w:r>
+        <w:t xml:space="preserve">Возвращаемость дебютантов 2020 г. не выше, чем у соседних лет; это поддерживает вывод о том, что долговременное включение в поле определяется не только технической доступностью участия.</w:t>
+      </w:r>
+    </w:p>
+    <w:p>
+      <w:pPr>
+        <w:pStyle w:val="Compact"/>
+        <w:numPr>
+          <w:ilvl w:val="0"/>
+          <w:numId w:val="1007"/>
+        </w:numPr>
+      </w:pPr>
+      <w:r>
+        <w:rPr>
+          <w:b/>
+          <w:bCs/>
+        </w:rPr>
+        <w:t xml:space="preserve">Ядро и перекрестная когорта не являются автоматическими носителями макрообобщения.</w:t>
+      </w:r>
+      <w:r>
+        <w:t xml:space="preserve"> </w:t>
+      </w:r>
+      <w:r>
+        <w:t xml:space="preserve">Наоборот, перекрестные участники чаще удерживают частные специализации, а доля G2/G3 у них ниже, чем у одноплощадочных участников. Мостовая функция поля обеспечивается не большими синтезами, а устойчивостью личных исследовательских траекторий.</w:t>
+      </w:r>
+    </w:p>
+    <w:p>
+      <w:pPr>
+        <w:pStyle w:val="Compact"/>
+        <w:numPr>
+          <w:ilvl w:val="0"/>
+          <w:numId w:val="1007"/>
+        </w:numPr>
+      </w:pPr>
+      <w:r>
+        <w:rPr>
+          <w:b/>
+          <w:bCs/>
+        </w:rPr>
+        <w:t xml:space="preserve">Гумилевская шкала задает отдельную ось анализа, не сводимую к тематическим кодам.</w:t>
+      </w:r>
+      <w:r>
+        <w:t xml:space="preserve"> </w:t>
+      </w:r>
+      <w:r>
+        <w:t xml:space="preserve">Она показывает не «о чем» доклад, а на каком масштабе он говорит: микрокейс, региональная традиция или широкое сравнение. В этом смысле она выявляет жанровую норму поля лучше, чем обычная дисциплинарная рубрика.</w:t>
+      </w:r>
+    </w:p>
+    <w:p>
+      <w:pPr>
+        <w:pStyle w:val="Compact"/>
+        <w:numPr>
+          <w:ilvl w:val="0"/>
+          <w:numId w:val="1007"/>
+        </w:numPr>
+      </w:pPr>
+      <w:r>
+        <w:rPr>
+          <w:b/>
+          <w:bCs/>
+        </w:rPr>
+        <w:t xml:space="preserve">Широкое обобщение остается редким и поколенчески маркированным жанром.</w:t>
+      </w:r>
+      <w:r>
+        <w:t xml:space="preserve"> </w:t>
+      </w:r>
+      <w:r>
+        <w:t xml:space="preserve">G3 почти не встречается и чаще принадлежит старшим или уже авторитетным участникам. Поэтому микрокейс не просто допустим, а фактически приветствуется как нормальный формат выступления, тогда как большое обобщение оказывается исключительным правом особого голоса.</w:t>
+      </w:r>
+    </w:p>
+    <w:p>
+      <w:pPr>
         <w:pStyle w:val="FirstParagraph"/>
       </w:pPr>
       <w:r>
@@ -11862,8 +13136,8 @@
         </w:pict>
       </w:r>
     </w:p>
-    <w:bookmarkEnd w:id="60"/>
-    <w:bookmarkStart w:id="61" w:name="сноски"/>
+    <w:bookmarkEnd w:id="63"/>
+    <w:bookmarkStart w:id="64" w:name="сноски"/>
     <w:p>
       <w:pPr>
         <w:pStyle w:val="Heading2"/>
@@ -11906,8 +13180,8 @@
         <w:t xml:space="preserve">Мы провели сплошную архивную и просопографическую верификацию биографических данных для всей когорты из 220 ученых. Использование оценочных прокси-метрик по внешним базам вроде OpenAlex не потребовалось, что позволило полностью исключить селективное смещение выборки.</w:t>
       </w:r>
     </w:p>
-    <w:bookmarkEnd w:id="61"/>
-    <w:bookmarkStart w:id="62" w:name="литература"/>
+    <w:bookmarkEnd w:id="64"/>
+    <w:bookmarkStart w:id="65" w:name="литература"/>
     <w:p>
       <w:pPr>
         <w:pStyle w:val="Heading2"/>
@@ -12143,8 +13417,8 @@
         </w:pict>
       </w:r>
     </w:p>
-    <w:bookmarkEnd w:id="62"/>
-    <w:bookmarkStart w:id="63" w:name="X9869427767835cb95d2b14937be998a537aee4b"/>
+    <w:bookmarkEnd w:id="65"/>
+    <w:bookmarkStart w:id="66" w:name="X9869427767835cb95d2b14937be998a537aee4b"/>
     <w:p>
       <w:pPr>
         <w:pStyle w:val="Heading2"/>
@@ -12465,8 +13739,8 @@
         <w:t xml:space="preserve">перекрестной когорты как публично видимого межплощадочного слоя российской индологии.</w:t>
       </w:r>
     </w:p>
-    <w:bookmarkEnd w:id="63"/>
-    <w:bookmarkStart w:id="64" w:name="X1dd321cbee9b012b9841ef190851adae90796c2"/>
+    <w:bookmarkEnd w:id="66"/>
+    <w:bookmarkStart w:id="67" w:name="X1dd321cbee9b012b9841ef190851adae90796c2"/>
     <w:p>
       <w:pPr>
         <w:pStyle w:val="Heading2"/>
@@ -13811,8 +15085,8 @@
         <w:t xml:space="preserve">Анализ таблицы выявляет несколько важных тенденций. Во-первых, доля дебютантов заметно снизилась с 2004 по 2022 год: если на первых конференциях новичками были 80–100% участников, то к 2021–2022 году этот показатель упал до 10–11% для Зографа и 0% для Рериха. Во-вторых, медианный возраст участников с известным годом рождения растет неровно: пики приходятся на 2020–2023 гг., а в 2024–2025 гг. новые участники частично снижают медиану. В-третьих, заметен скачок дебютантов в 2025 году для Рериха (38.9%) и в предварительной программе 2026 года для Зографа (31.7%), что может отражать изменение состава или расширение охвата. Наконец, 2020 год на фоне пандемии показал повышенный приток новых докладчиков на Зографских чтениях (39.1%), но последующая проверка возвращаемости дебютантов не подтверждает гипотезу об особой устойчивости этой онлайн-когорты.</w:t>
       </w:r>
     </w:p>
-    <w:bookmarkEnd w:id="64"/>
-    <w:bookmarkStart w:id="69" w:name="X340b389af2c8d46814a9bb5656ecba74d6345e6"/>
+    <w:bookmarkEnd w:id="67"/>
+    <w:bookmarkStart w:id="72" w:name="X340b389af2c8d46814a9bb5656ecba74d6345e6"/>
     <w:p>
       <w:pPr>
         <w:pStyle w:val="Heading2"/>
@@ -13829,7 +15103,7 @@
         <w:t xml:space="preserve">В таблицах, представленных ниже, суммированы результаты четырёхуровневой классификации всех 895 докладов, включенных в корпус (837 состоявшихся по 2025 г. и 58 заявленных в предварительной программе Зографских чтений 2026 г.). Каждый доклад кодируется по четырём измерениям: L1 (дисциплина, 10 категорий), L2 (период, 7 категорий), L3 (текстуальный или культурный материал, открытый перечень), L4 (характер исследования, 3 категории). Полный список из 895 кодированных записей передан в редакцию в виде отдельного CSV-файла. В данном приложении приводятся суммарные таблицы распределения по дисциплинам, периодам и характеру исследования, а также репрезентативная выборка из 30 докладов, отобранная из записей с уровнем уверенности ≥ 0,8.</w:t>
       </w:r>
     </w:p>
-    <w:bookmarkStart w:id="65" w:name="в.1.-распределение-по-дисциплинам-l1"/>
+    <w:bookmarkStart w:id="68" w:name="в.1.-распределение-по-дисциплинам-l1"/>
     <w:p>
       <w:pPr>
         <w:pStyle w:val="Heading3"/>
@@ -14615,8 +15889,8 @@
         </w:tc>
       </w:tr>
     </w:tbl>
-    <w:bookmarkEnd w:id="65"/>
-    <w:bookmarkStart w:id="66" w:name="в.2.-распределение-по-периодам-l2"/>
+    <w:bookmarkEnd w:id="68"/>
+    <w:bookmarkStart w:id="69" w:name="в.2.-распределение-по-периодам-l2"/>
     <w:p>
       <w:pPr>
         <w:pStyle w:val="Heading3"/>
@@ -15219,8 +16493,8 @@
         </w:tc>
       </w:tr>
     </w:tbl>
-    <w:bookmarkEnd w:id="66"/>
-    <w:bookmarkStart w:id="67" w:name="X1da2e1f68f201645ca8822c86bd39359260e469"/>
+    <w:bookmarkEnd w:id="69"/>
+    <w:bookmarkStart w:id="70" w:name="X1da2e1f68f201645ca8822c86bd39359260e469"/>
     <w:p>
       <w:pPr>
         <w:pStyle w:val="Heading3"/>
@@ -15579,8 +16853,8 @@
         </w:tc>
       </w:tr>
     </w:tbl>
-    <w:bookmarkEnd w:id="67"/>
-    <w:bookmarkStart w:id="68" w:name="X7bde812e283544149c493a34d333c09dffd92bb"/>
+    <w:bookmarkEnd w:id="70"/>
+    <w:bookmarkStart w:id="71" w:name="X7bde812e283544149c493a34d333c09dffd92bb"/>
     <w:p>
       <w:pPr>
         <w:pStyle w:val="Heading3"/>
@@ -18478,9 +19752,9 @@
         <w:t xml:space="preserve">Как видно из выборки, фундаментальный характер исследований преобладает во всех дисциплинах (29 из 30 примеров). Классический период также доминирует, хотя представлены все основные периоды: ведийский, классический, средневековый, колониальный и новое время. Текстуальный анализ остаётся основным методологическим подходом (93% примеров), с редкими случаями использования архивных источников, артефактов и полевого материала. Полный список из 895 кодированных докладов передан в редакцию как supplementary_theme_codes.csv.</w:t>
       </w:r>
     </w:p>
-    <w:bookmarkEnd w:id="68"/>
-    <w:bookmarkEnd w:id="69"/>
-    <w:bookmarkStart w:id="81" w:name="приложение-г.-статистическая-проверка"/>
+    <w:bookmarkEnd w:id="71"/>
+    <w:bookmarkEnd w:id="72"/>
+    <w:bookmarkStart w:id="84" w:name="приложение-г.-статистическая-проверка"/>
     <w:p>
       <w:pPr>
         <w:pStyle w:val="Heading2"/>
@@ -18554,7 +19828,7 @@
         <w:t xml:space="preserve">при отсутствии реального эффекта; значения p &lt; 0,05 принято считать значимыми.</w:t>
       </w:r>
     </w:p>
-    <w:bookmarkStart w:id="73" w:name="X9c73641c6671d978a2af600253df0230cf8c6e8"/>
+    <w:bookmarkStart w:id="76" w:name="X9c73641c6671d978a2af600253df0230cf8c6e8"/>
     <w:p>
       <w:pPr>
         <w:pStyle w:val="Heading3"/>
@@ -18702,18 +19976,18 @@
           <wp:inline>
             <wp:extent cx="5334000" cy="3163062"/>
             <wp:effectExtent b="0" l="0" r="0" t="0"/>
-            <wp:docPr descr="Рис. Г1. Нулевое распределение числа учёных на обеих площадках" title="" id="71" name="Picture"/>
+            <wp:docPr descr="Рис. Г1. Нулевое распределение числа учёных на обеих площадках" title="" id="74" name="Picture"/>
             <a:graphic>
               <a:graphicData uri="http://schemas.openxmlformats.org/drawingml/2006/picture">
                 <pic:pic>
                   <pic:nvPicPr>
-                    <pic:cNvPr descr="hypothesis_output/null_model_overlap.png" id="72" name="Picture"/>
+                    <pic:cNvPr descr="hypothesis_output/null_model_overlap.png" id="75" name="Picture"/>
                     <pic:cNvPicPr>
                       <a:picLocks noChangeArrowheads="1" noChangeAspect="1"/>
                     </pic:cNvPicPr>
                   </pic:nvPicPr>
                   <pic:blipFill>
-                    <a:blip r:embed="rId70"/>
+                    <a:blip r:embed="rId73"/>
                     <a:stretch>
                       <a:fillRect/>
                     </a:stretch>
@@ -18793,8 +20067,8 @@
         <w:t xml:space="preserve">одной на другую происходит заметно реже случайного ожидания.</w:t>
       </w:r>
     </w:p>
-    <w:bookmarkEnd w:id="73"/>
-    <w:bookmarkStart w:id="74" w:name="X999cca4bd3cea19d12708d6486e247fa5afecf8"/>
+    <w:bookmarkEnd w:id="76"/>
+    <w:bookmarkStart w:id="77" w:name="X999cca4bd3cea19d12708d6486e247fa5afecf8"/>
     <w:p>
       <w:pPr>
         <w:pStyle w:val="Heading3"/>
@@ -19389,8 +20663,8 @@
         <w:t xml:space="preserve">достигается в группах разного размера.</w:t>
       </w:r>
     </w:p>
-    <w:bookmarkEnd w:id="74"/>
-    <w:bookmarkStart w:id="78" w:name="г.3.-длительность-участия-анализ-дожития"/>
+    <w:bookmarkEnd w:id="77"/>
+    <w:bookmarkStart w:id="81" w:name="г.3.-длительность-участия-анализ-дожития"/>
     <w:p>
       <w:pPr>
         <w:pStyle w:val="Heading3"/>
@@ -19617,18 +20891,18 @@
           <wp:inline>
             <wp:extent cx="5334000" cy="3333750"/>
             <wp:effectExtent b="0" l="0" r="0" t="0"/>
-            <wp:docPr descr="Рис. Г2. Кривые дожития: доля учёных, ещё активных через N лет после дебюта" title="" id="76" name="Picture"/>
+            <wp:docPr descr="Рис. Г2. Кривые дожития: доля учёных, ещё активных через N лет после дебюта" title="" id="79" name="Picture"/>
             <a:graphic>
               <a:graphicData uri="http://schemas.openxmlformats.org/drawingml/2006/picture">
                 <pic:pic>
                   <pic:nvPicPr>
-                    <pic:cNvPr descr="hypothesis_output/km_retention.png" id="77" name="Picture"/>
+                    <pic:cNvPr descr="hypothesis_output/km_retention.png" id="80" name="Picture"/>
                     <pic:cNvPicPr>
                       <a:picLocks noChangeArrowheads="1" noChangeAspect="1"/>
                     </pic:cNvPicPr>
                   </pic:nvPicPr>
                   <pic:blipFill>
-                    <a:blip r:embed="rId75"/>
+                    <a:blip r:embed="rId78"/>
                     <a:stretch>
                       <a:fillRect/>
                     </a:stretch>
@@ -19758,8 +21032,8 @@
         <w:t xml:space="preserve">изложен соответственно осторожно.</w:t>
       </w:r>
     </w:p>
-    <w:bookmarkEnd w:id="78"/>
-    <w:bookmarkStart w:id="79" w:name="Xa6a56e999a3454fdd3573dd4a63a1464363f1e9"/>
+    <w:bookmarkEnd w:id="81"/>
+    <w:bookmarkStart w:id="82" w:name="Xa6a56e999a3454fdd3573dd4a63a1464363f1e9"/>
     <w:p>
       <w:pPr>
         <w:pStyle w:val="Heading3"/>
@@ -20003,8 +21277,8 @@
         <w:t xml:space="preserve">аффилиации) поэтому требует внешних, биографических источников, а не самой программы.</w:t>
       </w:r>
     </w:p>
-    <w:bookmarkEnd w:id="79"/>
-    <w:bookmarkStart w:id="80" w:name="замечание-о-воспроизводимости"/>
+    <w:bookmarkEnd w:id="82"/>
+    <w:bookmarkStart w:id="83" w:name="замечание-о-воспроизводимости"/>
     <w:p>
       <w:pPr>
         <w:pStyle w:val="Heading3"/>
@@ -20117,9 +21391,9 @@
         <w:t xml:space="preserve">).</w:t>
       </w:r>
     </w:p>
-    <w:bookmarkEnd w:id="80"/>
-    <w:bookmarkEnd w:id="81"/>
-    <w:bookmarkEnd w:id="82"/>
+    <w:bookmarkEnd w:id="83"/>
+    <w:bookmarkEnd w:id="84"/>
+    <w:bookmarkEnd w:id="85"/>
     <w:sectPr>
       <w:footnotePr>
         <w:numRestart w:val="eachSect"/>

--- a/article/ppv_draft.docx
+++ b/article/ppv_draft.docx
@@ -28,6 +28,85 @@
         </w:p>
       </w:sdtContent>
     </w:sdt>
+    <w:p>
+      <w:pPr>
+        <w:pStyle w:val="BlockText"/>
+      </w:pPr>
+      <w:r>
+        <w:rPr>
+          <w:b/>
+          <w:bCs/>
+        </w:rPr>
+        <w:t xml:space="preserve">Редакционная пауза, 24.05.2026.</w:t>
+      </w:r>
+      <w:r>
+        <w:t xml:space="preserve"> </w:t>
+      </w:r>
+      <w:r>
+        <w:t xml:space="preserve">После восстановления ранее пропущенных</w:t>
+      </w:r>
+      <w:r>
+        <w:t xml:space="preserve"> </w:t>
+      </w:r>
+      <w:r>
+        <w:t xml:space="preserve">строк официальных программ текущая база содержит</w:t>
+      </w:r>
+      <w:r>
+        <w:t xml:space="preserve"> </w:t>
+      </w:r>
+      <w:r>
+        <w:rPr>
+          <w:b/>
+          <w:bCs/>
+        </w:rPr>
+        <w:t xml:space="preserve">289 участников, 1350</w:t>
+      </w:r>
+      <w:r>
+        <w:rPr>
+          <w:b/>
+          <w:bCs/>
+        </w:rPr>
+        <w:t xml:space="preserve"> </w:t>
+      </w:r>
+      <w:r>
+        <w:rPr>
+          <w:b/>
+          <w:bCs/>
+        </w:rPr>
+        <w:t xml:space="preserve">уникальных докладов и 1377 авторских участий</w:t>
+      </w:r>
+      <w:r>
+        <w:t xml:space="preserve"> </w:t>
+      </w:r>
+      <w:r>
+        <w:t xml:space="preserve">за</w:t>
+      </w:r>
+      <w:r>
+        <w:t xml:space="preserve"> </w:t>
+      </w:r>
+      <w:r>
+        <w:rPr>
+          <w:b/>
+          <w:bCs/>
+        </w:rPr>
+        <w:t xml:space="preserve">22 программных года</w:t>
+      </w:r>
+      <w:r>
+        <w:t xml:space="preserve">.</w:t>
+      </w:r>
+      <w:r>
+        <w:t xml:space="preserve"> </w:t>
+      </w:r>
+      <w:r>
+        <w:t xml:space="preserve">Численные результаты этой расширенной рабочей версии требуют повторного</w:t>
+      </w:r>
+      <w:r>
+        <w:t xml:space="preserve"> </w:t>
+      </w:r>
+      <w:r>
+        <w:t xml:space="preserve">расчета перед использованием в публикации.</w:t>
+      </w:r>
+    </w:p>
     <w:p>
       <w:pPr>
         <w:pStyle w:val="FirstParagraph"/>

--- a/article/ppv_draft.docx
+++ b/article/ppv_draft.docx
@@ -59,7 +59,7 @@
           <w:b/>
           <w:bCs/>
         </w:rPr>
-        <w:t xml:space="preserve">289 участников, 1350</w:t>
+        <w:t xml:space="preserve">286 участников, 1350</w:t>
       </w:r>
       <w:r>
         <w:rPr>
@@ -105,6 +105,57 @@
       </w:r>
       <w:r>
         <w:t xml:space="preserve">расчета перед использованием в публикации.</w:t>
+      </w:r>
+      <w:r>
+        <w:t xml:space="preserve"> </w:t>
+      </w:r>
+      <w:r>
+        <w:t xml:space="preserve">Сверенные текущие показатели вынесены в</w:t>
+      </w:r>
+      <w:r>
+        <w:t xml:space="preserve"> </w:t>
+      </w:r>
+      <w:r>
+        <w:rPr>
+          <w:rStyle w:val="VerbatimChar"/>
+        </w:rPr>
+        <w:t xml:space="preserve">ppv_submission_article.md</w:t>
+      </w:r>
+      <w:r>
+        <w:t xml:space="preserve">,</w:t>
+      </w:r>
+      <w:r>
+        <w:t xml:space="preserve"> </w:t>
+      </w:r>
+      <w:r>
+        <w:rPr>
+          <w:rStyle w:val="VerbatimChar"/>
+        </w:rPr>
+        <w:t xml:space="preserve">article/hypothesis_output/</w:t>
+      </w:r>
+      <w:r>
+        <w:t xml:space="preserve"> </w:t>
+      </w:r>
+      <w:r>
+        <w:t xml:space="preserve">и на страницу</w:t>
+      </w:r>
+      <w:r>
+        <w:t xml:space="preserve"> </w:t>
+      </w:r>
+      <w:r>
+        <w:rPr>
+          <w:rStyle w:val="VerbatimChar"/>
+        </w:rPr>
+        <w:t xml:space="preserve">findings/</w:t>
+      </w:r>
+      <w:r>
+        <w:t xml:space="preserve">; ниже в рабочем</w:t>
+      </w:r>
+      <w:r>
+        <w:t xml:space="preserve"> </w:t>
+      </w:r>
+      <w:r>
+        <w:t xml:space="preserve">драфте сохраняются отдельные архивные разделы старого расчетного слоя.</w:t>
       </w:r>
     </w:p>
     <w:p>
@@ -5066,19 +5117,19 @@
         <w:t xml:space="preserve"> </w:t>
       </w:r>
       <w:r>
-        <w:t xml:space="preserve">раз за исследуемый период), доля сериализованных докладов составила 2.2% (14 докладов из 647).</w:t>
-      </w:r>
-      <w:r>
-        <w:t xml:space="preserve"> </w:t>
-      </w:r>
-      <w:r>
-        <w:t xml:space="preserve">* В группе «периферии» (менее 5 выступлений) доля таких докладов оказалась равна 4.0% (10 докладов из 252).</w:t>
-      </w:r>
-      <w:r>
-        <w:t xml:space="preserve"> </w:t>
-      </w:r>
-      <w:r>
-        <w:t xml:space="preserve">* Применение точного критерия Фишера указывает на отсутствие статистически значимых различий в частоте использования сериализации между этими группами участников (</w:t>
+        <w:t xml:space="preserve">раз за исследуемый период), доля сериализованных докладов составила 2.6% (28 докладов из 1077).</w:t>
+      </w:r>
+      <w:r>
+        <w:t xml:space="preserve"> </w:t>
+      </w:r>
+      <w:r>
+        <w:t xml:space="preserve">* В группе «периферии» (менее 5 выступлений) доля таких докладов оказалась равна 5.7% (17 докладов из 300).</w:t>
+      </w:r>
+      <w:r>
+        <w:t xml:space="preserve"> </w:t>
+      </w:r>
+      <w:r>
+        <w:t xml:space="preserve">* Применение точного критерия Фишера указывает на статистически значимое различие между группами (</w:t>
       </w:r>
       <m:oMath>
         <m:r>
@@ -5091,11 +5142,11 @@
           <m:t>=</m:t>
         </m:r>
         <m:r>
-          <m:t>0.1649</m:t>
+          <m:t>0.0153</m:t>
         </m:r>
       </m:oMath>
       <w:r>
-        <w:t xml:space="preserve">). Таким образом, гипотеза о том, что представители «ядра» более склонны к искусственному дроблению своих тем для удержания позиций на конференциях, не подтверждается.</w:t>
+        <w:t xml:space="preserve">), но направление различия противоположно сильной версии гипотезы: относительная доля сериализованных докладов выше не у ядра, а у периферии. Таким образом, гипотеза о том, что представители «ядра» более склонны к искусственному дроблению своих тем для удержания позиций на конференциях, не подтверждается.</w:t>
       </w:r>
     </w:p>
     <w:p>
@@ -5116,7 +5167,7 @@
           <m:t>=</m:t>
         </m:r>
         <m:r>
-          <m:t>0.223</m:t>
+          <m:t>0.276</m:t>
         </m:r>
       </m:oMath>
       <w:r>
@@ -5133,10 +5184,10 @@
           <m:rPr>
             <m:sty m:val="p"/>
           </m:rPr>
-          <m:t>=</m:t>
+          <m:t>&lt;</m:t>
         </m:r>
         <m:r>
-          <m:t>0.0007</m:t>
+          <m:t>0.0001</m:t>
         </m:r>
       </m:oMath>
       <w:r>
@@ -9489,7 +9540,7 @@
         <w:t xml:space="preserve"> </w:t>
       </w:r>
       <w:r>
-        <w:t xml:space="preserve">Доля докладчиков, впервые выступающих на Зографских чтениях, в эру Василькова составляла 32.9% (141 дебютант из 428 уникальных докладо-лет), а в эру Альбедиль — Иванова снизилась до 25.9% (30 из 116). Различие не является статистически значимым (критерий хи-квадрат,</w:t>
+        <w:t xml:space="preserve">Доля докладчиков, впервые выступающих на Зографских чтениях, в эру Василькова составляла 24.9% (194 дебютанта из 780 уникальных участнико-лет), а в эру Альбедиль — Иванова — 23.1% (27 из 117). Различие не является статистически значимым (критерий хи-квадрат,</w:t>
       </w:r>
       <w:r>
         <w:t xml:space="preserve"> </w:t>
@@ -9505,7 +9556,7 @@
           <m:t>=</m:t>
         </m:r>
         <m:r>
-          <m:t>0.1788</m:t>
+          <m:t>0.7603</m:t>
         </m:r>
       </m:oMath>
       <w:r>
@@ -9547,11 +9598,11 @@
           <m:t>=</m:t>
         </m:r>
         <m:r>
-          <m:t>0.3287</m:t>
+          <m:t>0.8463</m:t>
         </m:r>
       </m:oMath>
       <w:r>
-        <w:t xml:space="preserve">). Соотношение между доминирующими филологическими и историко-культурологическими блоками не претерпело резких изменений.</w:t>
+        <w:t xml:space="preserve">). Соотношение между доминирующими филологическими, философскими и религиоведческими блоками не претерпело резких изменений.</w:t>
       </w:r>
       <w:r>
         <w:t xml:space="preserve"> </w:t>
@@ -9573,7 +9624,7 @@
         <w:t xml:space="preserve"> </w:t>
       </w:r>
       <w:r>
-        <w:t xml:space="preserve">В отличие от дисциплин, распределение докладов по исследуемым эпохам претерпело статистически значимые изменения (критерий хи-квадрат,</w:t>
+        <w:t xml:space="preserve">Распределение докладов по исследуемым эпохам также не показывает статистически значимого перераспределения (критерий хи-квадрат,</w:t>
       </w:r>
       <w:r>
         <w:t xml:space="preserve"> </w:t>
@@ -9589,11 +9640,11 @@
           <m:t>=</m:t>
         </m:r>
         <m:r>
-          <m:t>0.0459</m:t>
+          <m:t>0.2619</m:t>
         </m:r>
       </m:oMath>
       <w:r>
-        <w:t xml:space="preserve">). Наблюдается заметное падение доли докладов по классическим периодам индийской истории и культуры (с 36.2% в эру Василькова до 26.3% в эру Альбедиль — Иванова) на фоне двукратного роста доли докладов с неопределенной или неуказанной хронологической привязкой (с 8.2% до 16.7%).</w:t>
+        <w:t xml:space="preserve">). Описательно заметно снижение доли классического периода (с 37.6% в эру Василькова до 26.3% в эру Альбедиль — Иванова) и рост доли тем модерного периода (с 9.9% до 15.8%), но при текущем объеме двух переходных программ этот сюжет должен оставаться наблюдаемой тенденцией, а не доказанным сдвигом.</w:t>
       </w:r>
     </w:p>
     <w:p>
@@ -9601,7 +9652,7 @@
         <w:pStyle w:val="BodyText"/>
       </w:pPr>
       <w:r>
-        <w:t xml:space="preserve">Таким образом, смена руководства конференцией не привела к радикальной смене кадровой политики или дисциплинарного фокуса, однако повлекла за собой регистрируемый тематический сдвиг — уход от строгой классической исторической хронологии в сторону более широких культурных и метатеоретических обобщений.</w:t>
+        <w:t xml:space="preserve">Таким образом, смена руководства конференцией не привела к регистрируемой смене кадровой политики, дисциплинарного фокуса или распределения хронологических периодов. Описательное снижение доли классического периода и рост модерна в двух переходных программах можно показывать как наблюдаемую тенденцию, но не как доказанный тематический сдвиг.</w:t>
       </w:r>
     </w:p>
     <w:bookmarkEnd w:id="50"/>
@@ -12683,13 +12734,13 @@
           <w:b/>
           <w:bCs/>
         </w:rPr>
-        <w:t xml:space="preserve">Смена оргкомитета Зографских чтений при переходе к периоду 2025–2026 гг. не изменила кадровую и дисциплинарную политику, но повлекла за собой хронологический сдвиг.</w:t>
-      </w:r>
-      <w:r>
-        <w:t xml:space="preserve"> </w:t>
-      </w:r>
-      <w:r>
-        <w:t xml:space="preserve">Статистически значимое перераспределение зафиксировано для исследуемых эпох (</w:t>
+        <w:t xml:space="preserve">Смена оргкомитета Зографских чтений при переходе к периоду 2025–2026 гг. пока не показывает статистически значимого изменения кадровой или тематической политики.</w:t>
+      </w:r>
+      <w:r>
+        <w:t xml:space="preserve"> </w:t>
+      </w:r>
+      <w:r>
+        <w:t xml:space="preserve">Приток новых авторов (</w:t>
       </w:r>
       <m:oMath>
         <m:r>
@@ -12702,11 +12753,11 @@
           <m:t>=</m:t>
         </m:r>
         <m:r>
-          <m:t>0.0459</m:t>
+          <m:t>0.7603</m:t>
         </m:r>
       </m:oMath>
       <w:r>
-        <w:t xml:space="preserve">): доля докладов по классическому периоду снизилась с 36.2% до 26.3% при одновременном росте доли тем без жесткой исторической привязки (с 8.2% до 16.7%). Приток новых авторов (</w:t>
+        <w:t xml:space="preserve">), дисциплинарная структура L1 (</w:t>
       </w:r>
       <m:oMath>
         <m:r>
@@ -12719,11 +12770,11 @@
           <m:t>=</m:t>
         </m:r>
         <m:r>
-          <m:t>0.1788</m:t>
+          <m:t>0.8463</m:t>
         </m:r>
       </m:oMath>
       <w:r>
-        <w:t xml:space="preserve">) и дисциплинарная структура L1 (</w:t>
+        <w:t xml:space="preserve">) и распределение периодов L2 (</w:t>
       </w:r>
       <m:oMath>
         <m:r>
@@ -12736,11 +12787,11 @@
           <m:t>=</m:t>
         </m:r>
         <m:r>
-          <m:t>0.3287</m:t>
+          <m:t>0.2619</m:t>
         </m:r>
       </m:oMath>
       <w:r>
-        <w:t xml:space="preserve">) значимых изменений не претерпели.</w:t>
+        <w:t xml:space="preserve">) значимых изменений не претерпели. Описательное снижение доли классического периода с 37.6% до 26.3% требует наблюдения на следующих программах, поскольку текущий переходный срез слишком короток.</w:t>
       </w:r>
     </w:p>
     <w:p>
@@ -12762,7 +12813,7 @@
         <w:t xml:space="preserve"> </w:t>
       </w:r>
       <w:r>
-        <w:t xml:space="preserve">Доля сериализованных докладов крайне низка и не различается значимо между ядром и периферией участников (2.2% против 4.0%,</w:t>
+        <w:t xml:space="preserve">Доля сериализованных докладов крайне низка; при этом относительная доля у периферии выше, чем у ядра (5.7% против 2.6%,</w:t>
       </w:r>
       <w:r>
         <w:t xml:space="preserve"> </w:t>
@@ -12778,11 +12829,11 @@
           <m:t>=</m:t>
         </m:r>
         <m:r>
-          <m:t>0.1649</m:t>
+          <m:t>0.0153</m:t>
         </m:r>
       </m:oMath>
       <w:r>
-        <w:t xml:space="preserve">). Обнаруженная слабая корреляция между числом выступлений автора и количеством его сериализованных работ (</w:t>
+        <w:t xml:space="preserve">), что опровергает сильную версию гипотезы о большей склонности ядра к дроблению тем. Обнаруженная слабая корреляция между числом выступлений автора и количеством его сериализованных работ (</w:t>
       </w:r>
       <m:oMath>
         <m:r>
@@ -12795,7 +12846,7 @@
           <m:t>=</m:t>
         </m:r>
         <m:r>
-          <m:t>0.223</m:t>
+          <m:t>0.276</m:t>
         </m:r>
         <m:r>
           <m:rPr>
@@ -12810,10 +12861,10 @@
           <m:rPr>
             <m:sty m:val="p"/>
           </m:rPr>
-          <m:t>=</m:t>
+          <m:t>&lt;</m:t>
         </m:r>
         <m:r>
-          <m:t>0.0007</m:t>
+          <m:t>0.0001</m:t>
         </m:r>
       </m:oMath>
       <w:r>
@@ -13131,7 +13182,7 @@
         <w:t xml:space="preserve"> </w:t>
       </w:r>
       <w:r>
-        <w:t xml:space="preserve">Проверка не выявила статистически значимого различия между ядром и периферией и показала низкую общую долю сериализованных докладов. Поэтому этот признак не следует трактовать как доминирующий механизм закрытости сообщества; скорее он указывает на отдельные долговременные исследовательские траектории, где авторы годами разворачивают один узкий сюжет.</w:t>
+        <w:t xml:space="preserve">Проверка показала низкую общую долю сериализованных докладов и не поддержала версию о повышенной склонности ядра к дроблению тем: относительная доля сериализации выше у периферии, тогда как абсолютное число таких случаев слабо связано с общим объемом выступлений автора. Поэтому этот признак не следует трактовать как доминирующий механизм закрытости сообщества; скорее он указывает на отдельные долговременные исследовательские траектории, где авторы годами разворачивают один узкий сюжет.</w:t>
       </w:r>
     </w:p>
     <w:p>
@@ -13169,13 +13220,13 @@
           <w:b/>
           <w:bCs/>
         </w:rPr>
-        <w:t xml:space="preserve">Административный протекционизм под маской стандартизации (Н8).</w:t>
-      </w:r>
-      <w:r>
-        <w:t xml:space="preserve"> </w:t>
-      </w:r>
-      <w:r>
-        <w:t xml:space="preserve">Попытки ужесточения отбора под лозунгом «академического индологического профиля» и смена руководства оргкомитетов на практике не приводят к качественному обновлению состава (приток новичков остается статистически неизменным). Вместо этого они служат инструментом символического контроля и легитимации «своих» сетей. Это подтверждается тем, что за декларациями о строгости скрывается размывание классического хронологического канона в пользу более свободных, не привязанных к источникам тем, удобных для доминирующих групп.</w:t>
+        <w:t xml:space="preserve">Смена оргкомитета как отрицательный контроль (Н8).</w:t>
+      </w:r>
+      <w:r>
+        <w:t xml:space="preserve"> </w:t>
+      </w:r>
+      <w:r>
+        <w:t xml:space="preserve">После пересчета смена руководства оргкомитета не показывает статистически значимого изменения притока новичков, дисциплинарного профиля L1 или распределения периодов L2. Поэтому этот сюжет лучше использовать как визуализацию осторожного вывода: административная смена заметна в описании программ, но текущие числа не доказывают ни кадрового обновления, ни тематического перелома.</w:t>
       </w:r>
     </w:p>
     <w:p>

--- a/article/ppv_draft.docx
+++ b/article/ppv_draft.docx
@@ -1441,6 +1441,74 @@
       </w:r>
       <w:r>
         <w:t xml:space="preserve">границу доли онлайн-участия.</w:t>
+      </w:r>
+    </w:p>
+    <w:p>
+      <w:pPr>
+        <w:pStyle w:val="BodyText"/>
+      </w:pPr>
+      <w:r>
+        <w:t xml:space="preserve">Отдельно следует различать опубликованную программу и фактически состоявшийся ход</w:t>
+      </w:r>
+      <w:r>
+        <w:t xml:space="preserve"> </w:t>
+      </w:r>
+      <w:r>
+        <w:t xml:space="preserve">заседания. Программа фиксирует заявленное административное состояние расписания на</w:t>
+      </w:r>
+      <w:r>
+        <w:t xml:space="preserve"> </w:t>
+      </w:r>
+      <w:r>
+        <w:t xml:space="preserve">момент публикации, но не гарантирует, что каждый доклад был прочитан именно в</w:t>
+      </w:r>
+      <w:r>
+        <w:t xml:space="preserve"> </w:t>
+      </w:r>
+      <w:r>
+        <w:t xml:space="preserve">указанном формате и порядке. На практике возможны переход очного доклада в</w:t>
+      </w:r>
+      <w:r>
+        <w:t xml:space="preserve"> </w:t>
+      </w:r>
+      <w:r>
+        <w:t xml:space="preserve">онлайн-режим, перестановка выступлений внутри секции, отмена доклада или неявка</w:t>
+      </w:r>
+      <w:r>
+        <w:t xml:space="preserve"> </w:t>
+      </w:r>
+      <w:r>
+        <w:t xml:space="preserve">докладчика; при этом публичная программа после события может не обновляться. Поэтому</w:t>
+      </w:r>
+      <w:r>
+        <w:t xml:space="preserve"> </w:t>
+      </w:r>
+      <w:r>
+        <w:t xml:space="preserve">записи корпуса в настоящей статье трактуются как данные о публичной программной</w:t>
+      </w:r>
+      <w:r>
+        <w:t xml:space="preserve"> </w:t>
+      </w:r>
+      <w:r>
+        <w:t xml:space="preserve">видимости, а не как самостоятельное доказательство фактического присутствия,</w:t>
+      </w:r>
+      <w:r>
+        <w:t xml:space="preserve"> </w:t>
+      </w:r>
+      <w:r>
+        <w:t xml:space="preserve">прослушивания или рецепции доклада. Такие утверждения требуют дополнительной</w:t>
+      </w:r>
+      <w:r>
+        <w:t xml:space="preserve"> </w:t>
+      </w:r>
+      <w:r>
+        <w:t xml:space="preserve">верификации по видеозаписям, расписаниям дня, свидетельствам участников или</w:t>
+      </w:r>
+      <w:r>
+        <w:t xml:space="preserve"> </w:t>
+      </w:r>
+      <w:r>
+        <w:t xml:space="preserve">протоколам заседаний.</w:t>
       </w:r>
     </w:p>
     <w:p>
